--- a/docs/report_v1/report.docx
+++ b/docs/report_v1/report.docx
@@ -72,21 +72,6 @@
     <w:p/>
     <w:p/>
     <w:p/>
-    <w:p/>
-    <w:p/>
-    <w:p/>
-    <w:p>
-      <w:pPr>
-        <w:ind w:left="426"/>
-      </w:pPr>
-    </w:p>
-    <w:p>
-      <w:pPr>
-        <w:ind w:left="426"/>
-        <w:jc w:val="center"/>
-      </w:pPr>
-    </w:p>
-    <w:p/>
     <w:p>
       <w:pPr>
         <w:ind w:left="426"/>
@@ -184,7 +169,6 @@
     <w:p>
       <w:pPr>
         <w:ind w:left="426"/>
-        <w:jc w:val="right"/>
         <w:rPr>
           <w:b/>
           <w:bCs/>
@@ -192,36 +176,38 @@
           <w:szCs w:val="52"/>
         </w:rPr>
       </w:pPr>
-      <w:r>
+    </w:p>
+    <w:p>
+      <w:pPr>
+        <w:ind w:left="426"/>
         <w:rPr>
           <w:b/>
           <w:bCs/>
           <w:sz w:val="32"/>
           <w:szCs w:val="52"/>
         </w:rPr>
-        <w:t>Student</w:t>
-      </w:r>
-      <w:r>
+      </w:pPr>
+    </w:p>
+    <w:p>
+      <w:pPr>
+        <w:ind w:left="426"/>
+        <w:jc w:val="right"/>
         <w:rPr>
           <w:b/>
           <w:bCs/>
           <w:sz w:val="32"/>
           <w:szCs w:val="52"/>
         </w:rPr>
-        <w:t>:</w:t>
-      </w:r>
-    </w:p>
-    <w:p>
-      <w:pPr>
-        <w:ind w:left="426"/>
-        <w:jc w:val="right"/>
+      </w:pPr>
+      <w:r>
         <w:rPr>
           <w:b/>
           <w:bCs/>
           <w:sz w:val="32"/>
           <w:szCs w:val="52"/>
         </w:rPr>
-      </w:pPr>
+        <w:t>Student</w:t>
+      </w:r>
       <w:r>
         <w:rPr>
           <w:b/>
@@ -229,7 +215,7 @@
           <w:sz w:val="32"/>
           <w:szCs w:val="52"/>
         </w:rPr>
-        <w:t>Iordache Sebastian-Ionuț</w:t>
+        <w:t>:</w:t>
       </w:r>
     </w:p>
     <w:p>
@@ -243,30 +229,15 @@
           <w:szCs w:val="52"/>
         </w:rPr>
       </w:pPr>
-    </w:p>
-    <w:p>
-      <w:pPr>
-        <w:ind w:left="426"/>
-        <w:jc w:val="right"/>
+      <w:r>
         <w:rPr>
           <w:b/>
           <w:bCs/>
           <w:sz w:val="32"/>
           <w:szCs w:val="52"/>
         </w:rPr>
-      </w:pPr>
-    </w:p>
-    <w:p>
-      <w:pPr>
-        <w:ind w:left="426"/>
-        <w:jc w:val="right"/>
-        <w:rPr>
-          <w:b/>
-          <w:bCs/>
-          <w:sz w:val="32"/>
-          <w:szCs w:val="52"/>
-        </w:rPr>
-      </w:pPr>
+        <w:t>Iordache Sebastian-Ionuț</w:t>
+      </w:r>
     </w:p>
     <w:p>
       <w:pPr>
@@ -464,7 +435,7 @@
             </w:rPr>
             <w:fldChar w:fldCharType="separate"/>
           </w:r>
-          <w:hyperlink w:anchor="_Toc223387034" w:history="1">
+          <w:hyperlink w:anchor="_Toc223690018" w:history="1">
             <w:r>
               <w:rPr>
                 <w:rStyle w:val="Hyperlink"/>
@@ -488,7 +459,7 @@
               <w:rPr>
                 <w:webHidden/>
               </w:rPr>
-              <w:instrText xml:space="preserve"> PAGEREF _Toc223387034 \h </w:instrText>
+              <w:instrText xml:space="preserve"> PAGEREF _Toc223690018 \h </w:instrText>
             </w:r>
             <w:r>
               <w:rPr>
@@ -505,7 +476,7 @@
               <w:rPr>
                 <w:webHidden/>
               </w:rPr>
-              <w:t>2</w:t>
+              <w:t>3</w:t>
             </w:r>
             <w:r>
               <w:rPr>
@@ -524,7 +495,7 @@
               <w14:ligatures w14:val="standardContextual"/>
             </w:rPr>
           </w:pPr>
-          <w:hyperlink w:anchor="_Toc223387035" w:history="1">
+          <w:hyperlink w:anchor="_Toc223690019" w:history="1">
             <w:r>
               <w:rPr>
                 <w:rStyle w:val="Hyperlink"/>
@@ -548,7 +519,7 @@
               <w:rPr>
                 <w:webHidden/>
               </w:rPr>
-              <w:instrText xml:space="preserve"> PAGEREF _Toc223387035 \h </w:instrText>
+              <w:instrText xml:space="preserve"> PAGEREF _Toc223690019 \h </w:instrText>
             </w:r>
             <w:r>
               <w:rPr>
@@ -565,7 +536,7 @@
               <w:rPr>
                 <w:webHidden/>
               </w:rPr>
-              <w:t>3</w:t>
+              <w:t>4</w:t>
             </w:r>
             <w:r>
               <w:rPr>
@@ -584,7 +555,7 @@
               <w14:ligatures w14:val="standardContextual"/>
             </w:rPr>
           </w:pPr>
-          <w:hyperlink w:anchor="_Toc223387036" w:history="1">
+          <w:hyperlink w:anchor="_Toc223690020" w:history="1">
             <w:r>
               <w:rPr>
                 <w:rStyle w:val="Hyperlink"/>
@@ -623,7 +594,7 @@
               <w:rPr>
                 <w:webHidden/>
               </w:rPr>
-              <w:instrText xml:space="preserve"> PAGEREF _Toc223387036 \h </w:instrText>
+              <w:instrText xml:space="preserve"> PAGEREF _Toc223690020 \h </w:instrText>
             </w:r>
             <w:r>
               <w:rPr>
@@ -640,7 +611,7 @@
               <w:rPr>
                 <w:webHidden/>
               </w:rPr>
-              <w:t>4</w:t>
+              <w:t>6</w:t>
             </w:r>
             <w:r>
               <w:rPr>
@@ -659,7 +630,7 @@
               <w14:ligatures w14:val="standardContextual"/>
             </w:rPr>
           </w:pPr>
-          <w:hyperlink w:anchor="_Toc223387037" w:history="1">
+          <w:hyperlink w:anchor="_Toc223690021" w:history="1">
             <w:r>
               <w:rPr>
                 <w:rStyle w:val="Hyperlink"/>
@@ -698,7 +669,7 @@
               <w:rPr>
                 <w:webHidden/>
               </w:rPr>
-              <w:instrText xml:space="preserve"> PAGEREF _Toc223387037 \h </w:instrText>
+              <w:instrText xml:space="preserve"> PAGEREF _Toc223690021 \h </w:instrText>
             </w:r>
             <w:r>
               <w:rPr>
@@ -715,7 +686,7 @@
               <w:rPr>
                 <w:webHidden/>
               </w:rPr>
-              <w:t>4</w:t>
+              <w:t>6</w:t>
             </w:r>
             <w:r>
               <w:rPr>
@@ -734,7 +705,7 @@
               <w14:ligatures w14:val="standardContextual"/>
             </w:rPr>
           </w:pPr>
-          <w:hyperlink w:anchor="_Toc223387038" w:history="1">
+          <w:hyperlink w:anchor="_Toc223690022" w:history="1">
             <w:r>
               <w:rPr>
                 <w:rStyle w:val="Hyperlink"/>
@@ -773,7 +744,7 @@
               <w:rPr>
                 <w:webHidden/>
               </w:rPr>
-              <w:instrText xml:space="preserve"> PAGEREF _Toc223387038 \h </w:instrText>
+              <w:instrText xml:space="preserve"> PAGEREF _Toc223690022 \h </w:instrText>
             </w:r>
             <w:r>
               <w:rPr>
@@ -790,7 +761,7 @@
               <w:rPr>
                 <w:webHidden/>
               </w:rPr>
-              <w:t>4</w:t>
+              <w:t>6</w:t>
             </w:r>
             <w:r>
               <w:rPr>
@@ -809,7 +780,7 @@
               <w14:ligatures w14:val="standardContextual"/>
             </w:rPr>
           </w:pPr>
-          <w:hyperlink w:anchor="_Toc223387039" w:history="1">
+          <w:hyperlink w:anchor="_Toc223690023" w:history="1">
             <w:r>
               <w:rPr>
                 <w:rStyle w:val="Hyperlink"/>
@@ -848,7 +819,7 @@
               <w:rPr>
                 <w:webHidden/>
               </w:rPr>
-              <w:instrText xml:space="preserve"> PAGEREF _Toc223387039 \h </w:instrText>
+              <w:instrText xml:space="preserve"> PAGEREF _Toc223690023 \h </w:instrText>
             </w:r>
             <w:r>
               <w:rPr>
@@ -865,7 +836,7 @@
               <w:rPr>
                 <w:webHidden/>
               </w:rPr>
-              <w:t>6</w:t>
+              <w:t>8</w:t>
             </w:r>
             <w:r>
               <w:rPr>
@@ -884,7 +855,7 @@
               <w14:ligatures w14:val="standardContextual"/>
             </w:rPr>
           </w:pPr>
-          <w:hyperlink w:anchor="_Toc223387040" w:history="1">
+          <w:hyperlink w:anchor="_Toc223690024" w:history="1">
             <w:r>
               <w:rPr>
                 <w:rStyle w:val="Hyperlink"/>
@@ -923,7 +894,7 @@
               <w:rPr>
                 <w:webHidden/>
               </w:rPr>
-              <w:instrText xml:space="preserve"> PAGEREF _Toc223387040 \h </w:instrText>
+              <w:instrText xml:space="preserve"> PAGEREF _Toc223690024 \h </w:instrText>
             </w:r>
             <w:r>
               <w:rPr>
@@ -940,7 +911,7 @@
               <w:rPr>
                 <w:webHidden/>
               </w:rPr>
-              <w:t>6</w:t>
+              <w:t>8</w:t>
             </w:r>
             <w:r>
               <w:rPr>
@@ -959,7 +930,7 @@
               <w14:ligatures w14:val="standardContextual"/>
             </w:rPr>
           </w:pPr>
-          <w:hyperlink w:anchor="_Toc223387041" w:history="1">
+          <w:hyperlink w:anchor="_Toc223690025" w:history="1">
             <w:r>
               <w:rPr>
                 <w:rStyle w:val="Hyperlink"/>
@@ -998,7 +969,7 @@
               <w:rPr>
                 <w:webHidden/>
               </w:rPr>
-              <w:instrText xml:space="preserve"> PAGEREF _Toc223387041 \h </w:instrText>
+              <w:instrText xml:space="preserve"> PAGEREF _Toc223690025 \h </w:instrText>
             </w:r>
             <w:r>
               <w:rPr>
@@ -1015,7 +986,7 @@
               <w:rPr>
                 <w:webHidden/>
               </w:rPr>
-              <w:t>6</w:t>
+              <w:t>8</w:t>
             </w:r>
             <w:r>
               <w:rPr>
@@ -1034,7 +1005,7 @@
               <w14:ligatures w14:val="standardContextual"/>
             </w:rPr>
           </w:pPr>
-          <w:hyperlink w:anchor="_Toc223387042" w:history="1">
+          <w:hyperlink w:anchor="_Toc223690026" w:history="1">
             <w:r>
               <w:rPr>
                 <w:rStyle w:val="Hyperlink"/>
@@ -1073,7 +1044,7 @@
               <w:rPr>
                 <w:webHidden/>
               </w:rPr>
-              <w:instrText xml:space="preserve"> PAGEREF _Toc223387042 \h </w:instrText>
+              <w:instrText xml:space="preserve"> PAGEREF _Toc223690026 \h </w:instrText>
             </w:r>
             <w:r>
               <w:rPr>
@@ -1090,7 +1061,7 @@
               <w:rPr>
                 <w:webHidden/>
               </w:rPr>
-              <w:t>7</w:t>
+              <w:t>9</w:t>
             </w:r>
             <w:r>
               <w:rPr>
@@ -1109,7 +1080,7 @@
               <w14:ligatures w14:val="standardContextual"/>
             </w:rPr>
           </w:pPr>
-          <w:hyperlink w:anchor="_Toc223387043" w:history="1">
+          <w:hyperlink w:anchor="_Toc223690027" w:history="1">
             <w:r>
               <w:rPr>
                 <w:rStyle w:val="Hyperlink"/>
@@ -1148,7 +1119,7 @@
               <w:rPr>
                 <w:webHidden/>
               </w:rPr>
-              <w:instrText xml:space="preserve"> PAGEREF _Toc223387043 \h </w:instrText>
+              <w:instrText xml:space="preserve"> PAGEREF _Toc223690027 \h </w:instrText>
             </w:r>
             <w:r>
               <w:rPr>
@@ -1165,7 +1136,7 @@
               <w:rPr>
                 <w:webHidden/>
               </w:rPr>
-              <w:t>8</w:t>
+              <w:t>10</w:t>
             </w:r>
             <w:r>
               <w:rPr>
@@ -1184,7 +1155,7 @@
               <w14:ligatures w14:val="standardContextual"/>
             </w:rPr>
           </w:pPr>
-          <w:hyperlink w:anchor="_Toc223387044" w:history="1">
+          <w:hyperlink w:anchor="_Toc223690028" w:history="1">
             <w:r>
               <w:rPr>
                 <w:rStyle w:val="Hyperlink"/>
@@ -1205,7 +1176,7 @@
                 <w:rStyle w:val="Hyperlink"/>
                 <w:rFonts w:eastAsia="Cambria"/>
               </w:rPr>
-              <w:t>Recomandări generale</w:t>
+              <w:t>Ecosistemul TP-Link și instalarea de tip Plug &amp; Play</w:t>
             </w:r>
             <w:r>
               <w:rPr>
@@ -1223,82 +1194,7 @@
               <w:rPr>
                 <w:webHidden/>
               </w:rPr>
-              <w:instrText xml:space="preserve"> PAGEREF _Toc223387044 \h </w:instrText>
-            </w:r>
-            <w:r>
-              <w:rPr>
-                <w:webHidden/>
-              </w:rPr>
-            </w:r>
-            <w:r>
-              <w:rPr>
-                <w:webHidden/>
-              </w:rPr>
-              <w:fldChar w:fldCharType="separate"/>
-            </w:r>
-            <w:r>
-              <w:rPr>
-                <w:webHidden/>
-              </w:rPr>
-              <w:t>10</w:t>
-            </w:r>
-            <w:r>
-              <w:rPr>
-                <w:webHidden/>
-              </w:rPr>
-              <w:fldChar w:fldCharType="end"/>
-            </w:r>
-          </w:hyperlink>
-        </w:p>
-        <w:p>
-          <w:pPr>
-            <w:pStyle w:val="TOC3"/>
-            <w:rPr>
-              <w:rFonts w:asciiTheme="minorHAnsi" w:eastAsiaTheme="minorEastAsia" w:hAnsiTheme="minorHAnsi" w:cstheme="minorBidi"/>
-              <w:kern w:val="2"/>
-              <w14:ligatures w14:val="standardContextual"/>
-            </w:rPr>
-          </w:pPr>
-          <w:hyperlink w:anchor="_Toc223387045" w:history="1">
-            <w:r>
-              <w:rPr>
-                <w:rStyle w:val="Hyperlink"/>
-                <w:rFonts w:eastAsia="Cambria"/>
-              </w:rPr>
-              <w:t>3.1.1</w:t>
-            </w:r>
-            <w:r>
-              <w:rPr>
-                <w:rFonts w:asciiTheme="minorHAnsi" w:eastAsiaTheme="minorEastAsia" w:hAnsiTheme="minorHAnsi" w:cstheme="minorBidi"/>
-                <w:kern w:val="2"/>
-                <w14:ligatures w14:val="standardContextual"/>
-              </w:rPr>
-              <w:tab/>
-            </w:r>
-            <w:r>
-              <w:rPr>
-                <w:rStyle w:val="Hyperlink"/>
-                <w:rFonts w:eastAsia="Cambria"/>
-              </w:rPr>
-              <w:t>Codul sursă</w:t>
-            </w:r>
-            <w:r>
-              <w:rPr>
-                <w:webHidden/>
-              </w:rPr>
-              <w:tab/>
-            </w:r>
-            <w:r>
-              <w:rPr>
-                <w:webHidden/>
-              </w:rPr>
-              <w:fldChar w:fldCharType="begin"/>
-            </w:r>
-            <w:r>
-              <w:rPr>
-                <w:webHidden/>
-              </w:rPr>
-              <w:instrText xml:space="preserve"> PAGEREF _Toc223387045 \h </w:instrText>
+              <w:instrText xml:space="preserve"> PAGEREF _Toc223690028 \h </w:instrText>
             </w:r>
             <w:r>
               <w:rPr>
@@ -1334,7 +1230,7 @@
               <w14:ligatures w14:val="standardContextual"/>
             </w:rPr>
           </w:pPr>
-          <w:hyperlink w:anchor="_Toc223387046" w:history="1">
+          <w:hyperlink w:anchor="_Toc223690029" w:history="1">
             <w:r>
               <w:rPr>
                 <w:rStyle w:val="Hyperlink"/>
@@ -1355,7 +1251,7 @@
                 <w:rStyle w:val="Hyperlink"/>
                 <w:rFonts w:eastAsia="Cambria"/>
               </w:rPr>
-              <w:t>Comenzi rapide</w:t>
+              <w:t>Modele Hibride și Tehnologia Passthrough</w:t>
             </w:r>
             <w:r>
               <w:rPr>
@@ -1373,7 +1269,7 @@
               <w:rPr>
                 <w:webHidden/>
               </w:rPr>
-              <w:instrText xml:space="preserve"> PAGEREF _Toc223387046 \h </w:instrText>
+              <w:instrText xml:space="preserve"> PAGEREF _Toc223690029 \h </w:instrText>
             </w:r>
             <w:r>
               <w:rPr>
@@ -1390,7 +1286,7 @@
               <w:rPr>
                 <w:webHidden/>
               </w:rPr>
-              <w:t>11</w:t>
+              <w:t>10</w:t>
             </w:r>
             <w:r>
               <w:rPr>
@@ -1409,7 +1305,7 @@
               <w14:ligatures w14:val="standardContextual"/>
             </w:rPr>
           </w:pPr>
-          <w:hyperlink w:anchor="_Toc223387047" w:history="1">
+          <w:hyperlink w:anchor="_Toc223690030" w:history="1">
             <w:r>
               <w:rPr>
                 <w:rStyle w:val="Hyperlink"/>
@@ -1430,7 +1326,7 @@
                 <w:rStyle w:val="Hyperlink"/>
                 <w:rFonts w:eastAsia="Cambria"/>
               </w:rPr>
-              <w:t>Citarea referințelor</w:t>
+              <w:t>Interfața de management și optimizarea performanței</w:t>
             </w:r>
             <w:r>
               <w:rPr>
@@ -1448,82 +1344,7 @@
               <w:rPr>
                 <w:webHidden/>
               </w:rPr>
-              <w:instrText xml:space="preserve"> PAGEREF _Toc223387047 \h </w:instrText>
-            </w:r>
-            <w:r>
-              <w:rPr>
-                <w:webHidden/>
-              </w:rPr>
-            </w:r>
-            <w:r>
-              <w:rPr>
-                <w:webHidden/>
-              </w:rPr>
-              <w:fldChar w:fldCharType="separate"/>
-            </w:r>
-            <w:r>
-              <w:rPr>
-                <w:webHidden/>
-              </w:rPr>
-              <w:t>11</w:t>
-            </w:r>
-            <w:r>
-              <w:rPr>
-                <w:webHidden/>
-              </w:rPr>
-              <w:fldChar w:fldCharType="end"/>
-            </w:r>
-          </w:hyperlink>
-        </w:p>
-        <w:p>
-          <w:pPr>
-            <w:pStyle w:val="TOC3"/>
-            <w:rPr>
-              <w:rFonts w:asciiTheme="minorHAnsi" w:eastAsiaTheme="minorEastAsia" w:hAnsiTheme="minorHAnsi" w:cstheme="minorBidi"/>
-              <w:kern w:val="2"/>
-              <w14:ligatures w14:val="standardContextual"/>
-            </w:rPr>
-          </w:pPr>
-          <w:hyperlink w:anchor="_Toc223387048" w:history="1">
-            <w:r>
-              <w:rPr>
-                <w:rStyle w:val="Hyperlink"/>
-                <w:rFonts w:eastAsia="Cambria"/>
-              </w:rPr>
-              <w:t>3.3.1</w:t>
-            </w:r>
-            <w:r>
-              <w:rPr>
-                <w:rFonts w:asciiTheme="minorHAnsi" w:eastAsiaTheme="minorEastAsia" w:hAnsiTheme="minorHAnsi" w:cstheme="minorBidi"/>
-                <w:kern w:val="2"/>
-                <w14:ligatures w14:val="standardContextual"/>
-              </w:rPr>
-              <w:tab/>
-            </w:r>
-            <w:r>
-              <w:rPr>
-                <w:rStyle w:val="Hyperlink"/>
-                <w:rFonts w:eastAsia="Cambria"/>
-              </w:rPr>
-              <w:t>Google</w:t>
-            </w:r>
-            <w:r>
-              <w:rPr>
-                <w:webHidden/>
-              </w:rPr>
-              <w:tab/>
-            </w:r>
-            <w:r>
-              <w:rPr>
-                <w:webHidden/>
-              </w:rPr>
-              <w:fldChar w:fldCharType="begin"/>
-            </w:r>
-            <w:r>
-              <w:rPr>
-                <w:webHidden/>
-              </w:rPr>
-              <w:instrText xml:space="preserve"> PAGEREF _Toc223387048 \h </w:instrText>
+              <w:instrText xml:space="preserve"> PAGEREF _Toc223690030 \h </w:instrText>
             </w:r>
             <w:r>
               <w:rPr>
@@ -1559,7 +1380,7 @@
               <w14:ligatures w14:val="standardContextual"/>
             </w:rPr>
           </w:pPr>
-          <w:hyperlink w:anchor="_Toc223387049" w:history="1">
+          <w:hyperlink w:anchor="_Toc223690031" w:history="1">
             <w:r>
               <w:rPr>
                 <w:rStyle w:val="Hyperlink"/>
@@ -1580,7 +1401,7 @@
                 <w:rStyle w:val="Hyperlink"/>
                 <w:rFonts w:eastAsia="Cambria"/>
               </w:rPr>
-              <w:t>Conținut</w:t>
+              <w:t>Provocări fizice, Interferențe și Soluții Inovatoare</w:t>
             </w:r>
             <w:r>
               <w:rPr>
@@ -1598,7 +1419,7 @@
               <w:rPr>
                 <w:webHidden/>
               </w:rPr>
-              <w:instrText xml:space="preserve"> PAGEREF _Toc223387049 \h </w:instrText>
+              <w:instrText xml:space="preserve"> PAGEREF _Toc223690031 \h </w:instrText>
             </w:r>
             <w:r>
               <w:rPr>
@@ -1615,7 +1436,7 @@
               <w:rPr>
                 <w:webHidden/>
               </w:rPr>
-              <w:t>14</w:t>
+              <w:t>13</w:t>
             </w:r>
             <w:r>
               <w:rPr>
@@ -1634,7 +1455,7 @@
               <w14:ligatures w14:val="standardContextual"/>
             </w:rPr>
           </w:pPr>
-          <w:hyperlink w:anchor="_Toc223387050" w:history="1">
+          <w:hyperlink w:anchor="_Toc223690032" w:history="1">
             <w:r>
               <w:rPr>
                 <w:rStyle w:val="Hyperlink"/>
@@ -1655,7 +1476,7 @@
                 <w:rStyle w:val="Hyperlink"/>
                 <w:rFonts w:eastAsia="Cambria"/>
               </w:rPr>
-              <w:t>Recomandări în ceea ce privește conținutul capitolelor</w:t>
+              <w:t>Factorii de degradare a semnalului</w:t>
             </w:r>
             <w:r>
               <w:rPr>
@@ -1673,7 +1494,7 @@
               <w:rPr>
                 <w:webHidden/>
               </w:rPr>
-              <w:instrText xml:space="preserve"> PAGEREF _Toc223387050 \h </w:instrText>
+              <w:instrText xml:space="preserve"> PAGEREF _Toc223690032 \h </w:instrText>
             </w:r>
             <w:r>
               <w:rPr>
@@ -1690,7 +1511,7 @@
               <w:rPr>
                 <w:webHidden/>
               </w:rPr>
-              <w:t>14</w:t>
+              <w:t>13</w:t>
             </w:r>
             <w:r>
               <w:rPr>
@@ -1709,7 +1530,7 @@
               <w14:ligatures w14:val="standardContextual"/>
             </w:rPr>
           </w:pPr>
-          <w:hyperlink w:anchor="_Toc223387051" w:history="1">
+          <w:hyperlink w:anchor="_Toc223690033" w:history="1">
             <w:r>
               <w:rPr>
                 <w:rStyle w:val="Hyperlink"/>
@@ -1730,7 +1551,7 @@
                 <w:rStyle w:val="Hyperlink"/>
                 <w:rFonts w:eastAsia="Cambria"/>
               </w:rPr>
-              <w:t>Prezentarea proiectului de diplomă</w:t>
+              <w:t>Neighboring Networks și Soluția NDIM</w:t>
             </w:r>
             <w:r>
               <w:rPr>
@@ -1748,7 +1569,7 @@
               <w:rPr>
                 <w:webHidden/>
               </w:rPr>
-              <w:instrText xml:space="preserve"> PAGEREF _Toc223387051 \h </w:instrText>
+              <w:instrText xml:space="preserve"> PAGEREF _Toc223690033 \h </w:instrText>
             </w:r>
             <w:r>
               <w:rPr>
@@ -1765,7 +1586,7 @@
               <w:rPr>
                 <w:webHidden/>
               </w:rPr>
-              <w:t>15</w:t>
+              <w:t>13</w:t>
             </w:r>
             <w:r>
               <w:rPr>
@@ -1784,7 +1605,7 @@
               <w14:ligatures w14:val="standardContextual"/>
             </w:rPr>
           </w:pPr>
-          <w:hyperlink w:anchor="_Toc223387052" w:history="1">
+          <w:hyperlink w:anchor="_Toc223690034" w:history="1">
             <w:r>
               <w:rPr>
                 <w:rStyle w:val="Hyperlink"/>
@@ -1805,6 +1626,756 @@
                 <w:rStyle w:val="Hyperlink"/>
                 <w:rFonts w:eastAsia="Cambria"/>
               </w:rPr>
+              <w:t>Powerline vs. Wi-Fi Mesh</w:t>
+            </w:r>
+            <w:r>
+              <w:rPr>
+                <w:webHidden/>
+              </w:rPr>
+              <w:tab/>
+            </w:r>
+            <w:r>
+              <w:rPr>
+                <w:webHidden/>
+              </w:rPr>
+              <w:fldChar w:fldCharType="begin"/>
+            </w:r>
+            <w:r>
+              <w:rPr>
+                <w:webHidden/>
+              </w:rPr>
+              <w:instrText xml:space="preserve"> PAGEREF _Toc223690034 \h </w:instrText>
+            </w:r>
+            <w:r>
+              <w:rPr>
+                <w:webHidden/>
+              </w:rPr>
+            </w:r>
+            <w:r>
+              <w:rPr>
+                <w:webHidden/>
+              </w:rPr>
+              <w:fldChar w:fldCharType="separate"/>
+            </w:r>
+            <w:r>
+              <w:rPr>
+                <w:webHidden/>
+              </w:rPr>
+              <w:t>14</w:t>
+            </w:r>
+            <w:r>
+              <w:rPr>
+                <w:webHidden/>
+              </w:rPr>
+              <w:fldChar w:fldCharType="end"/>
+            </w:r>
+          </w:hyperlink>
+        </w:p>
+        <w:p>
+          <w:pPr>
+            <w:pStyle w:val="TOC2"/>
+            <w:rPr>
+              <w:rFonts w:asciiTheme="minorHAnsi" w:eastAsiaTheme="minorEastAsia" w:hAnsiTheme="minorHAnsi" w:cstheme="minorBidi"/>
+              <w:kern w:val="2"/>
+              <w14:ligatures w14:val="standardContextual"/>
+            </w:rPr>
+          </w:pPr>
+          <w:hyperlink w:anchor="_Toc223690035" w:history="1">
+            <w:r>
+              <w:rPr>
+                <w:rStyle w:val="Hyperlink"/>
+                <w:rFonts w:eastAsia="Cambria"/>
+              </w:rPr>
+              <w:t>5.1</w:t>
+            </w:r>
+            <w:r>
+              <w:rPr>
+                <w:rFonts w:asciiTheme="minorHAnsi" w:eastAsiaTheme="minorEastAsia" w:hAnsiTheme="minorHAnsi" w:cstheme="minorBidi"/>
+                <w:kern w:val="2"/>
+                <w14:ligatures w14:val="standardContextual"/>
+              </w:rPr>
+              <w:tab/>
+            </w:r>
+            <w:r>
+              <w:rPr>
+                <w:rStyle w:val="Hyperlink"/>
+                <w:rFonts w:eastAsia="Cambria"/>
+              </w:rPr>
+              <w:t>Criterii de selecție</w:t>
+            </w:r>
+            <w:r>
+              <w:rPr>
+                <w:webHidden/>
+              </w:rPr>
+              <w:tab/>
+            </w:r>
+            <w:r>
+              <w:rPr>
+                <w:webHidden/>
+              </w:rPr>
+              <w:fldChar w:fldCharType="begin"/>
+            </w:r>
+            <w:r>
+              <w:rPr>
+                <w:webHidden/>
+              </w:rPr>
+              <w:instrText xml:space="preserve"> PAGEREF _Toc223690035 \h </w:instrText>
+            </w:r>
+            <w:r>
+              <w:rPr>
+                <w:webHidden/>
+              </w:rPr>
+            </w:r>
+            <w:r>
+              <w:rPr>
+                <w:webHidden/>
+              </w:rPr>
+              <w:fldChar w:fldCharType="separate"/>
+            </w:r>
+            <w:r>
+              <w:rPr>
+                <w:webHidden/>
+              </w:rPr>
+              <w:t>14</w:t>
+            </w:r>
+            <w:r>
+              <w:rPr>
+                <w:webHidden/>
+              </w:rPr>
+              <w:fldChar w:fldCharType="end"/>
+            </w:r>
+          </w:hyperlink>
+        </w:p>
+        <w:p>
+          <w:pPr>
+            <w:pStyle w:val="TOC2"/>
+            <w:rPr>
+              <w:rFonts w:asciiTheme="minorHAnsi" w:eastAsiaTheme="minorEastAsia" w:hAnsiTheme="minorHAnsi" w:cstheme="minorBidi"/>
+              <w:kern w:val="2"/>
+              <w14:ligatures w14:val="standardContextual"/>
+            </w:rPr>
+          </w:pPr>
+          <w:hyperlink w:anchor="_Toc223690036" w:history="1">
+            <w:r>
+              <w:rPr>
+                <w:rStyle w:val="Hyperlink"/>
+                <w:rFonts w:eastAsia="Cambria"/>
+              </w:rPr>
+              <w:t>5.2</w:t>
+            </w:r>
+            <w:r>
+              <w:rPr>
+                <w:rFonts w:asciiTheme="minorHAnsi" w:eastAsiaTheme="minorEastAsia" w:hAnsiTheme="minorHAnsi" w:cstheme="minorBidi"/>
+                <w:kern w:val="2"/>
+                <w14:ligatures w14:val="standardContextual"/>
+              </w:rPr>
+              <w:tab/>
+            </w:r>
+            <w:r>
+              <w:rPr>
+                <w:rStyle w:val="Hyperlink"/>
+                <w:rFonts w:eastAsia="Cambria"/>
+              </w:rPr>
+              <w:t>Convergența tehnologiilor: Ecosistemul TP-Link OneMesh</w:t>
+            </w:r>
+            <w:r>
+              <w:rPr>
+                <w:webHidden/>
+              </w:rPr>
+              <w:tab/>
+            </w:r>
+            <w:r>
+              <w:rPr>
+                <w:webHidden/>
+              </w:rPr>
+              <w:fldChar w:fldCharType="begin"/>
+            </w:r>
+            <w:r>
+              <w:rPr>
+                <w:webHidden/>
+              </w:rPr>
+              <w:instrText xml:space="preserve"> PAGEREF _Toc223690036 \h </w:instrText>
+            </w:r>
+            <w:r>
+              <w:rPr>
+                <w:webHidden/>
+              </w:rPr>
+            </w:r>
+            <w:r>
+              <w:rPr>
+                <w:webHidden/>
+              </w:rPr>
+              <w:fldChar w:fldCharType="separate"/>
+            </w:r>
+            <w:r>
+              <w:rPr>
+                <w:webHidden/>
+              </w:rPr>
+              <w:t>14</w:t>
+            </w:r>
+            <w:r>
+              <w:rPr>
+                <w:webHidden/>
+              </w:rPr>
+              <w:fldChar w:fldCharType="end"/>
+            </w:r>
+          </w:hyperlink>
+        </w:p>
+        <w:p>
+          <w:pPr>
+            <w:pStyle w:val="TOC1"/>
+            <w:rPr>
+              <w:rFonts w:asciiTheme="minorHAnsi" w:eastAsiaTheme="minorEastAsia" w:hAnsiTheme="minorHAnsi" w:cstheme="minorBidi"/>
+              <w:kern w:val="2"/>
+              <w14:ligatures w14:val="standardContextual"/>
+            </w:rPr>
+          </w:pPr>
+          <w:hyperlink w:anchor="_Toc223690037" w:history="1">
+            <w:r>
+              <w:rPr>
+                <w:rStyle w:val="Hyperlink"/>
+                <w:rFonts w:eastAsia="Cambria"/>
+              </w:rPr>
+              <w:t>6</w:t>
+            </w:r>
+            <w:r>
+              <w:rPr>
+                <w:rFonts w:asciiTheme="minorHAnsi" w:eastAsiaTheme="minorEastAsia" w:hAnsiTheme="minorHAnsi" w:cstheme="minorBidi"/>
+                <w:kern w:val="2"/>
+                <w14:ligatures w14:val="standardContextual"/>
+              </w:rPr>
+              <w:tab/>
+            </w:r>
+            <w:r>
+              <w:rPr>
+                <w:rStyle w:val="Hyperlink"/>
+                <w:rFonts w:eastAsia="Cambria"/>
+              </w:rPr>
+              <w:t>Aplicații industriale</w:t>
+            </w:r>
+            <w:r>
+              <w:rPr>
+                <w:webHidden/>
+              </w:rPr>
+              <w:tab/>
+            </w:r>
+            <w:r>
+              <w:rPr>
+                <w:webHidden/>
+              </w:rPr>
+              <w:fldChar w:fldCharType="begin"/>
+            </w:r>
+            <w:r>
+              <w:rPr>
+                <w:webHidden/>
+              </w:rPr>
+              <w:instrText xml:space="preserve"> PAGEREF _Toc223690037 \h </w:instrText>
+            </w:r>
+            <w:r>
+              <w:rPr>
+                <w:webHidden/>
+              </w:rPr>
+            </w:r>
+            <w:r>
+              <w:rPr>
+                <w:webHidden/>
+              </w:rPr>
+              <w:fldChar w:fldCharType="separate"/>
+            </w:r>
+            <w:r>
+              <w:rPr>
+                <w:webHidden/>
+              </w:rPr>
+              <w:t>16</w:t>
+            </w:r>
+            <w:r>
+              <w:rPr>
+                <w:webHidden/>
+              </w:rPr>
+              <w:fldChar w:fldCharType="end"/>
+            </w:r>
+          </w:hyperlink>
+        </w:p>
+        <w:p>
+          <w:pPr>
+            <w:pStyle w:val="TOC2"/>
+            <w:rPr>
+              <w:rFonts w:asciiTheme="minorHAnsi" w:eastAsiaTheme="minorEastAsia" w:hAnsiTheme="minorHAnsi" w:cstheme="minorBidi"/>
+              <w:kern w:val="2"/>
+              <w14:ligatures w14:val="standardContextual"/>
+            </w:rPr>
+          </w:pPr>
+          <w:hyperlink w:anchor="_Toc223690038" w:history="1">
+            <w:r>
+              <w:rPr>
+                <w:rStyle w:val="Hyperlink"/>
+                <w:rFonts w:eastAsia="Cambria"/>
+              </w:rPr>
+              <w:t>6.1</w:t>
+            </w:r>
+            <w:r>
+              <w:rPr>
+                <w:rFonts w:asciiTheme="minorHAnsi" w:eastAsiaTheme="minorEastAsia" w:hAnsiTheme="minorHAnsi" w:cstheme="minorBidi"/>
+                <w:kern w:val="2"/>
+                <w14:ligatures w14:val="standardContextual"/>
+              </w:rPr>
+              <w:tab/>
+            </w:r>
+            <w:r>
+              <w:rPr>
+                <w:rStyle w:val="Hyperlink"/>
+                <w:rFonts w:eastAsia="Cambria"/>
+              </w:rPr>
+              <w:t>Smart Grid: Monitorizare și Eficientizarea Rețelei prin G3-PLC</w:t>
+            </w:r>
+            <w:r>
+              <w:rPr>
+                <w:webHidden/>
+              </w:rPr>
+              <w:tab/>
+            </w:r>
+            <w:r>
+              <w:rPr>
+                <w:webHidden/>
+              </w:rPr>
+              <w:fldChar w:fldCharType="begin"/>
+            </w:r>
+            <w:r>
+              <w:rPr>
+                <w:webHidden/>
+              </w:rPr>
+              <w:instrText xml:space="preserve"> PAGEREF _Toc223690038 \h </w:instrText>
+            </w:r>
+            <w:r>
+              <w:rPr>
+                <w:webHidden/>
+              </w:rPr>
+            </w:r>
+            <w:r>
+              <w:rPr>
+                <w:webHidden/>
+              </w:rPr>
+              <w:fldChar w:fldCharType="separate"/>
+            </w:r>
+            <w:r>
+              <w:rPr>
+                <w:webHidden/>
+              </w:rPr>
+              <w:t>16</w:t>
+            </w:r>
+            <w:r>
+              <w:rPr>
+                <w:webHidden/>
+              </w:rPr>
+              <w:fldChar w:fldCharType="end"/>
+            </w:r>
+          </w:hyperlink>
+        </w:p>
+        <w:p>
+          <w:pPr>
+            <w:pStyle w:val="TOC2"/>
+            <w:rPr>
+              <w:rFonts w:asciiTheme="minorHAnsi" w:eastAsiaTheme="minorEastAsia" w:hAnsiTheme="minorHAnsi" w:cstheme="minorBidi"/>
+              <w:kern w:val="2"/>
+              <w14:ligatures w14:val="standardContextual"/>
+            </w:rPr>
+          </w:pPr>
+          <w:hyperlink w:anchor="_Toc223690039" w:history="1">
+            <w:r>
+              <w:rPr>
+                <w:rStyle w:val="Hyperlink"/>
+                <w:rFonts w:eastAsia="Cambria"/>
+              </w:rPr>
+              <w:t>6.2</w:t>
+            </w:r>
+            <w:r>
+              <w:rPr>
+                <w:rFonts w:asciiTheme="minorHAnsi" w:eastAsiaTheme="minorEastAsia" w:hAnsiTheme="minorHAnsi" w:cstheme="minorBidi"/>
+                <w:kern w:val="2"/>
+                <w14:ligatures w14:val="standardContextual"/>
+              </w:rPr>
+              <w:tab/>
+            </w:r>
+            <w:r>
+              <w:rPr>
+                <w:rStyle w:val="Hyperlink"/>
+                <w:rFonts w:eastAsia="Cambria"/>
+              </w:rPr>
+              <w:t>Ecosistemul V2G</w:t>
+            </w:r>
+            <w:r>
+              <w:rPr>
+                <w:webHidden/>
+              </w:rPr>
+              <w:tab/>
+            </w:r>
+            <w:r>
+              <w:rPr>
+                <w:webHidden/>
+              </w:rPr>
+              <w:fldChar w:fldCharType="begin"/>
+            </w:r>
+            <w:r>
+              <w:rPr>
+                <w:webHidden/>
+              </w:rPr>
+              <w:instrText xml:space="preserve"> PAGEREF _Toc223690039 \h </w:instrText>
+            </w:r>
+            <w:r>
+              <w:rPr>
+                <w:webHidden/>
+              </w:rPr>
+            </w:r>
+            <w:r>
+              <w:rPr>
+                <w:webHidden/>
+              </w:rPr>
+              <w:fldChar w:fldCharType="separate"/>
+            </w:r>
+            <w:r>
+              <w:rPr>
+                <w:webHidden/>
+              </w:rPr>
+              <w:t>16</w:t>
+            </w:r>
+            <w:r>
+              <w:rPr>
+                <w:webHidden/>
+              </w:rPr>
+              <w:fldChar w:fldCharType="end"/>
+            </w:r>
+          </w:hyperlink>
+        </w:p>
+        <w:p>
+          <w:pPr>
+            <w:pStyle w:val="TOC1"/>
+            <w:rPr>
+              <w:rFonts w:asciiTheme="minorHAnsi" w:eastAsiaTheme="minorEastAsia" w:hAnsiTheme="minorHAnsi" w:cstheme="minorBidi"/>
+              <w:kern w:val="2"/>
+              <w14:ligatures w14:val="standardContextual"/>
+            </w:rPr>
+          </w:pPr>
+          <w:hyperlink w:anchor="_Toc223690040" w:history="1">
+            <w:r>
+              <w:rPr>
+                <w:rStyle w:val="Hyperlink"/>
+                <w:rFonts w:eastAsia="Cambria"/>
+              </w:rPr>
+              <w:t>7</w:t>
+            </w:r>
+            <w:r>
+              <w:rPr>
+                <w:rFonts w:asciiTheme="minorHAnsi" w:eastAsiaTheme="minorEastAsia" w:hAnsiTheme="minorHAnsi" w:cstheme="minorBidi"/>
+                <w:kern w:val="2"/>
+                <w14:ligatures w14:val="standardContextual"/>
+              </w:rPr>
+              <w:tab/>
+            </w:r>
+            <w:r>
+              <w:rPr>
+                <w:rStyle w:val="Hyperlink"/>
+                <w:rFonts w:eastAsia="Cambria"/>
+              </w:rPr>
+              <w:t>Securitate Cibernetică în Rețelele PLC</w:t>
+            </w:r>
+            <w:r>
+              <w:rPr>
+                <w:webHidden/>
+              </w:rPr>
+              <w:tab/>
+            </w:r>
+            <w:r>
+              <w:rPr>
+                <w:webHidden/>
+              </w:rPr>
+              <w:fldChar w:fldCharType="begin"/>
+            </w:r>
+            <w:r>
+              <w:rPr>
+                <w:webHidden/>
+              </w:rPr>
+              <w:instrText xml:space="preserve"> PAGEREF _Toc223690040 \h </w:instrText>
+            </w:r>
+            <w:r>
+              <w:rPr>
+                <w:webHidden/>
+              </w:rPr>
+            </w:r>
+            <w:r>
+              <w:rPr>
+                <w:webHidden/>
+              </w:rPr>
+              <w:fldChar w:fldCharType="separate"/>
+            </w:r>
+            <w:r>
+              <w:rPr>
+                <w:webHidden/>
+              </w:rPr>
+              <w:t>17</w:t>
+            </w:r>
+            <w:r>
+              <w:rPr>
+                <w:webHidden/>
+              </w:rPr>
+              <w:fldChar w:fldCharType="end"/>
+            </w:r>
+          </w:hyperlink>
+        </w:p>
+        <w:p>
+          <w:pPr>
+            <w:pStyle w:val="TOC2"/>
+            <w:rPr>
+              <w:rFonts w:asciiTheme="minorHAnsi" w:eastAsiaTheme="minorEastAsia" w:hAnsiTheme="minorHAnsi" w:cstheme="minorBidi"/>
+              <w:kern w:val="2"/>
+              <w14:ligatures w14:val="standardContextual"/>
+            </w:rPr>
+          </w:pPr>
+          <w:hyperlink w:anchor="_Toc223690041" w:history="1">
+            <w:r>
+              <w:rPr>
+                <w:rStyle w:val="Hyperlink"/>
+                <w:rFonts w:eastAsia="Cambria"/>
+              </w:rPr>
+              <w:t>7.1</w:t>
+            </w:r>
+            <w:r>
+              <w:rPr>
+                <w:rFonts w:asciiTheme="minorHAnsi" w:eastAsiaTheme="minorEastAsia" w:hAnsiTheme="minorHAnsi" w:cstheme="minorBidi"/>
+                <w:kern w:val="2"/>
+                <w14:ligatures w14:val="standardContextual"/>
+              </w:rPr>
+              <w:tab/>
+            </w:r>
+            <w:r>
+              <w:rPr>
+                <w:rStyle w:val="Hyperlink"/>
+                <w:rFonts w:eastAsia="Cambria"/>
+              </w:rPr>
+              <w:t>Riscuri și vulnerabilități (FDI și Jamming)</w:t>
+            </w:r>
+            <w:r>
+              <w:rPr>
+                <w:webHidden/>
+              </w:rPr>
+              <w:tab/>
+            </w:r>
+            <w:r>
+              <w:rPr>
+                <w:webHidden/>
+              </w:rPr>
+              <w:fldChar w:fldCharType="begin"/>
+            </w:r>
+            <w:r>
+              <w:rPr>
+                <w:webHidden/>
+              </w:rPr>
+              <w:instrText xml:space="preserve"> PAGEREF _Toc223690041 \h </w:instrText>
+            </w:r>
+            <w:r>
+              <w:rPr>
+                <w:webHidden/>
+              </w:rPr>
+            </w:r>
+            <w:r>
+              <w:rPr>
+                <w:webHidden/>
+              </w:rPr>
+              <w:fldChar w:fldCharType="separate"/>
+            </w:r>
+            <w:r>
+              <w:rPr>
+                <w:webHidden/>
+              </w:rPr>
+              <w:t>17</w:t>
+            </w:r>
+            <w:r>
+              <w:rPr>
+                <w:webHidden/>
+              </w:rPr>
+              <w:fldChar w:fldCharType="end"/>
+            </w:r>
+          </w:hyperlink>
+        </w:p>
+        <w:p>
+          <w:pPr>
+            <w:pStyle w:val="TOC2"/>
+            <w:rPr>
+              <w:rFonts w:asciiTheme="minorHAnsi" w:eastAsiaTheme="minorEastAsia" w:hAnsiTheme="minorHAnsi" w:cstheme="minorBidi"/>
+              <w:kern w:val="2"/>
+              <w14:ligatures w14:val="standardContextual"/>
+            </w:rPr>
+          </w:pPr>
+          <w:hyperlink w:anchor="_Toc223690042" w:history="1">
+            <w:r>
+              <w:rPr>
+                <w:rStyle w:val="Hyperlink"/>
+                <w:rFonts w:eastAsia="Cambria"/>
+              </w:rPr>
+              <w:t>7.2</w:t>
+            </w:r>
+            <w:r>
+              <w:rPr>
+                <w:rFonts w:asciiTheme="minorHAnsi" w:eastAsiaTheme="minorEastAsia" w:hAnsiTheme="minorHAnsi" w:cstheme="minorBidi"/>
+                <w:kern w:val="2"/>
+                <w14:ligatures w14:val="standardContextual"/>
+              </w:rPr>
+              <w:tab/>
+            </w:r>
+            <w:r>
+              <w:rPr>
+                <w:rStyle w:val="Hyperlink"/>
+                <w:rFonts w:eastAsia="Cambria"/>
+              </w:rPr>
+              <w:t>Securizarea datelor: Criptare AES-128 și AI</w:t>
+            </w:r>
+            <w:r>
+              <w:rPr>
+                <w:webHidden/>
+              </w:rPr>
+              <w:tab/>
+            </w:r>
+            <w:r>
+              <w:rPr>
+                <w:webHidden/>
+              </w:rPr>
+              <w:fldChar w:fldCharType="begin"/>
+            </w:r>
+            <w:r>
+              <w:rPr>
+                <w:webHidden/>
+              </w:rPr>
+              <w:instrText xml:space="preserve"> PAGEREF _Toc223690042 \h </w:instrText>
+            </w:r>
+            <w:r>
+              <w:rPr>
+                <w:webHidden/>
+              </w:rPr>
+            </w:r>
+            <w:r>
+              <w:rPr>
+                <w:webHidden/>
+              </w:rPr>
+              <w:fldChar w:fldCharType="separate"/>
+            </w:r>
+            <w:r>
+              <w:rPr>
+                <w:webHidden/>
+              </w:rPr>
+              <w:t>17</w:t>
+            </w:r>
+            <w:r>
+              <w:rPr>
+                <w:webHidden/>
+              </w:rPr>
+              <w:fldChar w:fldCharType="end"/>
+            </w:r>
+          </w:hyperlink>
+        </w:p>
+        <w:p>
+          <w:pPr>
+            <w:pStyle w:val="TOC1"/>
+            <w:rPr>
+              <w:rFonts w:asciiTheme="minorHAnsi" w:eastAsiaTheme="minorEastAsia" w:hAnsiTheme="minorHAnsi" w:cstheme="minorBidi"/>
+              <w:kern w:val="2"/>
+              <w14:ligatures w14:val="standardContextual"/>
+            </w:rPr>
+          </w:pPr>
+          <w:hyperlink w:anchor="_Toc223690043" w:history="1">
+            <w:r>
+              <w:rPr>
+                <w:rStyle w:val="Hyperlink"/>
+                <w:rFonts w:eastAsia="Cambria"/>
+              </w:rPr>
+              <w:t>8</w:t>
+            </w:r>
+            <w:r>
+              <w:rPr>
+                <w:rFonts w:asciiTheme="minorHAnsi" w:eastAsiaTheme="minorEastAsia" w:hAnsiTheme="minorHAnsi" w:cstheme="minorBidi"/>
+                <w:kern w:val="2"/>
+                <w14:ligatures w14:val="standardContextual"/>
+              </w:rPr>
+              <w:tab/>
+            </w:r>
+            <w:r>
+              <w:rPr>
+                <w:rStyle w:val="Hyperlink"/>
+                <w:rFonts w:eastAsia="Cambria"/>
+              </w:rPr>
+              <w:t>Concluzii</w:t>
+            </w:r>
+            <w:r>
+              <w:rPr>
+                <w:webHidden/>
+              </w:rPr>
+              <w:tab/>
+            </w:r>
+            <w:r>
+              <w:rPr>
+                <w:webHidden/>
+              </w:rPr>
+              <w:fldChar w:fldCharType="begin"/>
+            </w:r>
+            <w:r>
+              <w:rPr>
+                <w:webHidden/>
+              </w:rPr>
+              <w:instrText xml:space="preserve"> PAGEREF _Toc223690043 \h </w:instrText>
+            </w:r>
+            <w:r>
+              <w:rPr>
+                <w:webHidden/>
+              </w:rPr>
+            </w:r>
+            <w:r>
+              <w:rPr>
+                <w:webHidden/>
+              </w:rPr>
+              <w:fldChar w:fldCharType="separate"/>
+            </w:r>
+            <w:r>
+              <w:rPr>
+                <w:webHidden/>
+              </w:rPr>
+              <w:t>18</w:t>
+            </w:r>
+            <w:r>
+              <w:rPr>
+                <w:webHidden/>
+              </w:rPr>
+              <w:fldChar w:fldCharType="end"/>
+            </w:r>
+          </w:hyperlink>
+        </w:p>
+        <w:p>
+          <w:pPr>
+            <w:pStyle w:val="TOC1"/>
+            <w:rPr>
+              <w:rFonts w:asciiTheme="minorHAnsi" w:eastAsiaTheme="minorEastAsia" w:hAnsiTheme="minorHAnsi" w:cstheme="minorBidi"/>
+              <w:kern w:val="2"/>
+              <w14:ligatures w14:val="standardContextual"/>
+            </w:rPr>
+          </w:pPr>
+          <w:hyperlink w:anchor="_Toc223690044" w:history="1">
+            <w:r>
+              <w:rPr>
+                <w:rStyle w:val="Hyperlink"/>
+                <w:rFonts w:eastAsia="Cambria"/>
+              </w:rPr>
+              <w:t>9</w:t>
+            </w:r>
+            <w:r>
+              <w:rPr>
+                <w:rFonts w:asciiTheme="minorHAnsi" w:eastAsiaTheme="minorEastAsia" w:hAnsiTheme="minorHAnsi" w:cstheme="minorBidi"/>
+                <w:kern w:val="2"/>
+                <w14:ligatures w14:val="standardContextual"/>
+              </w:rPr>
+              <w:tab/>
+            </w:r>
+            <w:r>
+              <w:rPr>
+                <w:rStyle w:val="Hyperlink"/>
+                <w:rFonts w:eastAsia="Cambria"/>
+              </w:rPr>
               <w:t>Bibliografie</w:t>
             </w:r>
             <w:r>
@@ -1823,7 +2394,7 @@
               <w:rPr>
                 <w:webHidden/>
               </w:rPr>
-              <w:instrText xml:space="preserve"> PAGEREF _Toc223387052 \h </w:instrText>
+              <w:instrText xml:space="preserve"> PAGEREF _Toc223690044 \h </w:instrText>
             </w:r>
             <w:r>
               <w:rPr>
@@ -1840,7 +2411,7 @@
               <w:rPr>
                 <w:webHidden/>
               </w:rPr>
-              <w:t>17</w:t>
+              <w:t>19</w:t>
             </w:r>
             <w:r>
               <w:rPr>
@@ -1924,7 +2495,7 @@
           <w:lang w:val="ro-RO"/>
         </w:rPr>
       </w:pPr>
-      <w:bookmarkStart w:id="1" w:name="_Toc223387034"/>
+      <w:bookmarkStart w:id="1" w:name="_Toc223690018"/>
       <w:r>
         <w:rPr>
           <w:color w:val="auto"/>
@@ -2001,6 +2572,24 @@
         </w:rPr>
         <w:fldChar w:fldCharType="separate"/>
       </w:r>
+      <w:r>
+        <w:rPr>
+          <w:sz w:val="18"/>
+        </w:rPr>
+        <w:fldChar w:fldCharType="end"/>
+      </w:r>
+      <w:r>
+        <w:tab/>
+      </w:r>
+      <w:r>
+        <w:fldChar w:fldCharType="begin"/>
+      </w:r>
+      <w:r>
+        <w:instrText xml:space="preserve"> TOC \h \z \c "Figura" </w:instrText>
+      </w:r>
+      <w:r>
+        <w:fldChar w:fldCharType="separate"/>
+      </w:r>
     </w:p>
     <w:p>
       <w:pPr>
@@ -2008,14 +2597,14 @@
         <w:tabs>
           <w:tab w:val="right" w:leader="dot" w:pos="9629"/>
         </w:tabs>
-        <w:ind w:firstLine="851"/>
+        <w:ind w:firstLine="709"/>
         <w:rPr>
           <w:rFonts w:asciiTheme="minorHAnsi" w:eastAsiaTheme="minorEastAsia" w:hAnsiTheme="minorHAnsi" w:cstheme="minorBidi"/>
           <w:kern w:val="2"/>
           <w14:ligatures w14:val="standardContextual"/>
         </w:rPr>
       </w:pPr>
-      <w:hyperlink w:anchor="_Toc223464040" w:history="1">
+      <w:hyperlink w:anchor="_Toc223689272" w:history="1">
         <w:r>
           <w:rPr>
             <w:rStyle w:val="Hyperlink"/>
@@ -2039,7 +2628,7 @@
           <w:rPr>
             <w:webHidden/>
           </w:rPr>
-          <w:instrText xml:space="preserve"> PAGEREF _Toc223464040 \h </w:instrText>
+          <w:instrText xml:space="preserve"> PAGEREF _Toc223689272 \h </w:instrText>
         </w:r>
         <w:r>
           <w:rPr>
@@ -2072,14 +2661,14 @@
         <w:tabs>
           <w:tab w:val="right" w:leader="dot" w:pos="9629"/>
         </w:tabs>
-        <w:ind w:firstLine="851"/>
+        <w:ind w:firstLine="709"/>
         <w:rPr>
           <w:rFonts w:asciiTheme="minorHAnsi" w:eastAsiaTheme="minorEastAsia" w:hAnsiTheme="minorHAnsi" w:cstheme="minorBidi"/>
           <w:kern w:val="2"/>
           <w14:ligatures w14:val="standardContextual"/>
         </w:rPr>
       </w:pPr>
-      <w:hyperlink w:anchor="_Toc223464041" w:history="1">
+      <w:hyperlink w:anchor="_Toc223689273" w:history="1">
         <w:r>
           <w:rPr>
             <w:rStyle w:val="Hyperlink"/>
@@ -2103,7 +2692,7 @@
           <w:rPr>
             <w:webHidden/>
           </w:rPr>
-          <w:instrText xml:space="preserve"> PAGEREF _Toc223464041 \h </w:instrText>
+          <w:instrText xml:space="preserve"> PAGEREF _Toc223689273 \h </w:instrText>
         </w:r>
         <w:r>
           <w:rPr>
@@ -2136,14 +2725,14 @@
         <w:tabs>
           <w:tab w:val="right" w:leader="dot" w:pos="9629"/>
         </w:tabs>
-        <w:ind w:firstLine="851"/>
+        <w:ind w:firstLine="709"/>
         <w:rPr>
           <w:rFonts w:asciiTheme="minorHAnsi" w:eastAsiaTheme="minorEastAsia" w:hAnsiTheme="minorHAnsi" w:cstheme="minorBidi"/>
           <w:kern w:val="2"/>
           <w14:ligatures w14:val="standardContextual"/>
         </w:rPr>
       </w:pPr>
-      <w:hyperlink w:anchor="_Toc223464042" w:history="1">
+      <w:hyperlink w:anchor="_Toc223689274" w:history="1">
         <w:r>
           <w:rPr>
             <w:rStyle w:val="Hyperlink"/>
@@ -2167,7 +2756,7 @@
           <w:rPr>
             <w:webHidden/>
           </w:rPr>
-          <w:instrText xml:space="preserve"> PAGEREF _Toc223464042 \h </w:instrText>
+          <w:instrText xml:space="preserve"> PAGEREF _Toc223689274 \h </w:instrText>
         </w:r>
         <w:r>
           <w:rPr>
@@ -2200,14 +2789,14 @@
         <w:tabs>
           <w:tab w:val="right" w:leader="dot" w:pos="9629"/>
         </w:tabs>
-        <w:ind w:firstLine="851"/>
+        <w:ind w:firstLine="709"/>
         <w:rPr>
           <w:rFonts w:asciiTheme="minorHAnsi" w:eastAsiaTheme="minorEastAsia" w:hAnsiTheme="minorHAnsi" w:cstheme="minorBidi"/>
           <w:kern w:val="2"/>
           <w14:ligatures w14:val="standardContextual"/>
         </w:rPr>
       </w:pPr>
-      <w:hyperlink w:anchor="_Toc223464043" w:history="1">
+      <w:hyperlink w:anchor="_Toc223689275" w:history="1">
         <w:r>
           <w:rPr>
             <w:rStyle w:val="Hyperlink"/>
@@ -2231,7 +2820,7 @@
           <w:rPr>
             <w:webHidden/>
           </w:rPr>
-          <w:instrText xml:space="preserve"> PAGEREF _Toc223464043 \h </w:instrText>
+          <w:instrText xml:space="preserve"> PAGEREF _Toc223689275 \h </w:instrText>
         </w:r>
         <w:r>
           <w:rPr>
@@ -2264,14 +2853,14 @@
         <w:tabs>
           <w:tab w:val="right" w:leader="dot" w:pos="9629"/>
         </w:tabs>
-        <w:ind w:firstLine="851"/>
+        <w:ind w:firstLine="709"/>
         <w:rPr>
           <w:rFonts w:asciiTheme="minorHAnsi" w:eastAsiaTheme="minorEastAsia" w:hAnsiTheme="minorHAnsi" w:cstheme="minorBidi"/>
           <w:kern w:val="2"/>
           <w14:ligatures w14:val="standardContextual"/>
         </w:rPr>
       </w:pPr>
-      <w:hyperlink w:anchor="_Toc223464044" w:history="1">
+      <w:hyperlink w:anchor="_Toc223689276" w:history="1">
         <w:r>
           <w:rPr>
             <w:rStyle w:val="Hyperlink"/>
@@ -2295,7 +2884,7 @@
           <w:rPr>
             <w:webHidden/>
           </w:rPr>
-          <w:instrText xml:space="preserve"> PAGEREF _Toc223464044 \h </w:instrText>
+          <w:instrText xml:space="preserve"> PAGEREF _Toc223689276 \h </w:instrText>
         </w:r>
         <w:r>
           <w:rPr>
@@ -2324,18 +2913,76 @@
     </w:p>
     <w:p>
       <w:pPr>
+        <w:pStyle w:val="TableofFigures"/>
+        <w:tabs>
+          <w:tab w:val="right" w:leader="dot" w:pos="9629"/>
+        </w:tabs>
+        <w:ind w:firstLine="709"/>
+        <w:rPr>
+          <w:rFonts w:asciiTheme="minorHAnsi" w:eastAsiaTheme="minorEastAsia" w:hAnsiTheme="minorHAnsi" w:cstheme="minorBidi"/>
+          <w:kern w:val="2"/>
+          <w14:ligatures w14:val="standardContextual"/>
+        </w:rPr>
+      </w:pPr>
+      <w:hyperlink w:anchor="_Toc223689277" w:history="1">
+        <w:r>
+          <w:rPr>
+            <w:rStyle w:val="Hyperlink"/>
+            <w:rFonts w:eastAsia="Calibri"/>
+          </w:rPr>
+          <w:t>Figura 6: Topologie logică integrată Mesh Powerline</w:t>
+        </w:r>
+        <w:r>
+          <w:rPr>
+            <w:webHidden/>
+          </w:rPr>
+          <w:tab/>
+        </w:r>
+        <w:r>
+          <w:rPr>
+            <w:webHidden/>
+          </w:rPr>
+          <w:fldChar w:fldCharType="begin"/>
+        </w:r>
+        <w:r>
+          <w:rPr>
+            <w:webHidden/>
+          </w:rPr>
+          <w:instrText xml:space="preserve"> PAGEREF _Toc223689277 \h </w:instrText>
+        </w:r>
+        <w:r>
+          <w:rPr>
+            <w:webHidden/>
+          </w:rPr>
+        </w:r>
+        <w:r>
+          <w:rPr>
+            <w:webHidden/>
+          </w:rPr>
+          <w:fldChar w:fldCharType="separate"/>
+        </w:r>
+        <w:r>
+          <w:rPr>
+            <w:webHidden/>
+          </w:rPr>
+          <w:t>13</w:t>
+        </w:r>
+        <w:r>
+          <w:rPr>
+            <w:webHidden/>
+          </w:rPr>
+          <w:fldChar w:fldCharType="end"/>
+        </w:r>
+      </w:hyperlink>
+    </w:p>
+    <w:p>
+      <w:pPr>
         <w:pStyle w:val="Caption"/>
         <w:spacing w:after="0" w:line="288" w:lineRule="auto"/>
         <w:jc w:val="left"/>
       </w:pPr>
       <w:r>
-        <w:rPr>
-          <w:sz w:val="18"/>
-        </w:rPr>
         <w:fldChar w:fldCharType="end"/>
-      </w:r>
-      <w:r>
-        <w:tab/>
       </w:r>
     </w:p>
     <w:p>
@@ -2536,13 +3183,6 @@
     <w:p/>
     <w:p/>
     <w:p/>
-    <w:p/>
-    <w:p/>
-    <w:p/>
-    <w:p/>
-    <w:p/>
-    <w:p/>
-    <w:p/>
     <w:p>
       <w:pPr>
         <w:pStyle w:val="Heading1"/>
@@ -2564,7 +3204,7 @@
           <w:lang w:val="ro-RO"/>
         </w:rPr>
       </w:pPr>
-      <w:bookmarkStart w:id="3" w:name="_Toc223387035"/>
+      <w:bookmarkStart w:id="3" w:name="_Toc223690019"/>
       <w:r>
         <w:rPr>
           <w:color w:val="auto"/>
@@ -2587,72 +3227,74 @@
           <w:sz w:val="22"/>
           <w:szCs w:val="22"/>
         </w:rPr>
-        <w:t xml:space="preserve">PLC </w:t>
-      </w:r>
-      <w:r>
+        <w:t>AES – Advanced Encryption Standard</w:t>
+      </w:r>
+    </w:p>
+    <w:p>
+      <w:pPr>
         <w:rPr>
           <w:sz w:val="22"/>
           <w:szCs w:val="22"/>
         </w:rPr>
-        <w:t>– Powerline Communication</w:t>
-      </w:r>
-    </w:p>
-    <w:p>
-      <w:pPr>
+      </w:pPr>
+      <w:r>
         <w:rPr>
           <w:sz w:val="22"/>
           <w:szCs w:val="22"/>
         </w:rPr>
-      </w:pPr>
+        <w:t xml:space="preserve">AMI </w:t>
+      </w:r>
       <w:r>
         <w:rPr>
           <w:sz w:val="22"/>
           <w:szCs w:val="22"/>
         </w:rPr>
-        <w:t xml:space="preserve">UTP </w:t>
-      </w:r>
-      <w:r>
+        <w:t>– Advanced Metering Infrastructure</w:t>
+      </w:r>
+    </w:p>
+    <w:p>
+      <w:pPr>
         <w:rPr>
           <w:sz w:val="22"/>
           <w:szCs w:val="22"/>
         </w:rPr>
-        <w:t>–</w:t>
-      </w:r>
+      </w:pPr>
       <w:r>
         <w:rPr>
           <w:sz w:val="22"/>
           <w:szCs w:val="22"/>
         </w:rPr>
-        <w:t xml:space="preserve"> </w:t>
-      </w:r>
-      <w:r>
+        <w:t>BB-PLC – Broadband Powerline Communication</w:t>
+      </w:r>
+    </w:p>
+    <w:p>
+      <w:pPr>
         <w:rPr>
           <w:sz w:val="22"/>
           <w:szCs w:val="22"/>
         </w:rPr>
-        <w:t>Unshielded Twister Pair</w:t>
-      </w:r>
-    </w:p>
-    <w:p>
-      <w:pPr>
+      </w:pPr>
+      <w:r>
         <w:rPr>
           <w:sz w:val="22"/>
           <w:szCs w:val="22"/>
         </w:rPr>
-      </w:pPr>
-      <w:r>
+        <w:t>bps – bits per second</w:t>
+      </w:r>
+    </w:p>
+    <w:p>
+      <w:pPr>
         <w:rPr>
           <w:sz w:val="22"/>
           <w:szCs w:val="22"/>
         </w:rPr>
-        <w:t xml:space="preserve">V – </w:t>
-      </w:r>
+      </w:pPr>
       <w:r>
         <w:rPr>
           <w:sz w:val="22"/>
           <w:szCs w:val="22"/>
         </w:rPr>
-        <w:t>Volt</w:t>
+        <w:t>CNN – Convolutional Neural Network</w:t>
       </w:r>
     </w:p>
     <w:p>
@@ -2667,50 +3309,52 @@
           <w:sz w:val="22"/>
           <w:szCs w:val="22"/>
         </w:rPr>
-        <w:t>MHz  -</w:t>
-      </w:r>
-      <w:r>
+        <w:t>DoS – Denial of Service</w:t>
+      </w:r>
+    </w:p>
+    <w:p>
+      <w:pPr>
         <w:rPr>
           <w:sz w:val="22"/>
           <w:szCs w:val="22"/>
         </w:rPr>
-        <w:t xml:space="preserve"> Megahertz</w:t>
-      </w:r>
-    </w:p>
-    <w:p>
-      <w:pPr>
+      </w:pPr>
+      <w:r>
         <w:rPr>
           <w:sz w:val="22"/>
           <w:szCs w:val="22"/>
         </w:rPr>
-      </w:pPr>
-      <w:r>
+        <w:t>EMI – Electromagnetic Interference</w:t>
+      </w:r>
+    </w:p>
+    <w:p>
+      <w:pPr>
         <w:rPr>
           <w:sz w:val="22"/>
           <w:szCs w:val="22"/>
         </w:rPr>
-        <w:t xml:space="preserve">Mbps </w:t>
-      </w:r>
+      </w:pPr>
       <w:r>
         <w:rPr>
           <w:sz w:val="22"/>
           <w:szCs w:val="22"/>
         </w:rPr>
-        <w:t>–</w:t>
-      </w:r>
-      <w:r>
+        <w:t>FDI – False Data Injection</w:t>
+      </w:r>
+    </w:p>
+    <w:p>
+      <w:pPr>
         <w:rPr>
           <w:sz w:val="22"/>
           <w:szCs w:val="22"/>
         </w:rPr>
-        <w:t xml:space="preserve"> </w:t>
-      </w:r>
+      </w:pPr>
       <w:r>
         <w:rPr>
           <w:sz w:val="22"/>
           <w:szCs w:val="22"/>
         </w:rPr>
-        <w:t>Megabits per second</w:t>
+        <w:t>G.hn – Gigabit Home Networking</w:t>
       </w:r>
     </w:p>
     <w:p>
@@ -2736,57 +3380,58 @@
           <w:sz w:val="22"/>
           <w:szCs w:val="22"/>
         </w:rPr>
-        <w:t xml:space="preserve">PC </w:t>
+        <w:t xml:space="preserve">IEEE – </w:t>
       </w:r>
       <w:r>
         <w:rPr>
           <w:sz w:val="22"/>
           <w:szCs w:val="22"/>
         </w:rPr>
-        <w:t>–</w:t>
+        <w:t>Institute</w:t>
       </w:r>
       <w:r>
         <w:rPr>
           <w:sz w:val="22"/>
           <w:szCs w:val="22"/>
         </w:rPr>
-        <w:t xml:space="preserve"> </w:t>
-      </w:r>
-      <w:r>
+        <w:t xml:space="preserve"> of Electrical and Electronics Engineers</w:t>
+      </w:r>
+    </w:p>
+    <w:p>
+      <w:pPr>
         <w:rPr>
           <w:sz w:val="22"/>
           <w:szCs w:val="22"/>
         </w:rPr>
-        <w:t xml:space="preserve"> Personal Computer</w:t>
-      </w:r>
-    </w:p>
-    <w:p>
-      <w:pPr>
+      </w:pPr>
+      <w:r>
         <w:rPr>
           <w:sz w:val="22"/>
           <w:szCs w:val="22"/>
         </w:rPr>
-      </w:pPr>
-      <w:r>
+        <w:t>IP – Internet Protocol</w:t>
+      </w:r>
+    </w:p>
+    <w:p>
+      <w:pPr>
         <w:rPr>
           <w:sz w:val="22"/>
           <w:szCs w:val="22"/>
         </w:rPr>
-        <w:t>b</w:t>
-      </w:r>
+      </w:pPr>
       <w:r>
         <w:rPr>
           <w:sz w:val="22"/>
           <w:szCs w:val="22"/>
         </w:rPr>
-        <w:t xml:space="preserve">ps – </w:t>
+        <w:t xml:space="preserve">ISO – International Organization for </w:t>
       </w:r>
       <w:r>
         <w:rPr>
           <w:sz w:val="22"/>
           <w:szCs w:val="22"/>
         </w:rPr>
-        <w:t>bits per second</w:t>
+        <w:t>Standardization</w:t>
       </w:r>
     </w:p>
     <w:p>
@@ -2801,51 +3446,52 @@
           <w:sz w:val="22"/>
           <w:szCs w:val="22"/>
         </w:rPr>
-        <w:t xml:space="preserve">kHz – </w:t>
-      </w:r>
-      <w:r>
+        <w:t>kHz – Kilohertz</w:t>
+      </w:r>
+    </w:p>
+    <w:p>
+      <w:pPr>
         <w:rPr>
           <w:sz w:val="22"/>
           <w:szCs w:val="22"/>
         </w:rPr>
-        <w:t>Kilohertz</w:t>
-      </w:r>
-    </w:p>
-    <w:p>
-      <w:pPr>
+      </w:pPr>
+      <w:r>
         <w:rPr>
           <w:sz w:val="22"/>
           <w:szCs w:val="22"/>
         </w:rPr>
-      </w:pPr>
-      <w:r>
+        <w:t>LED – Light Emitting Diode</w:t>
+      </w:r>
+    </w:p>
+    <w:p>
+      <w:pPr>
         <w:rPr>
           <w:sz w:val="22"/>
           <w:szCs w:val="22"/>
         </w:rPr>
-        <w:t>RF – Radio Frequency</w:t>
-      </w:r>
-    </w:p>
-    <w:p>
-      <w:pPr>
+      </w:pPr>
+      <w:r>
         <w:rPr>
           <w:sz w:val="22"/>
           <w:szCs w:val="22"/>
         </w:rPr>
-      </w:pPr>
-      <w:r>
+        <w:t>Mbps – Megabits per second</w:t>
+      </w:r>
+    </w:p>
+    <w:p>
+      <w:pPr>
         <w:rPr>
           <w:sz w:val="22"/>
           <w:szCs w:val="22"/>
         </w:rPr>
-        <w:t xml:space="preserve">EMI – </w:t>
-      </w:r>
+      </w:pPr>
       <w:r>
         <w:rPr>
           <w:sz w:val="22"/>
           <w:szCs w:val="22"/>
         </w:rPr>
-        <w:t>Electromagnetic Interference</w:t>
+        <w:t>MHz  - Megahertz</w:t>
       </w:r>
     </w:p>
     <w:p>
@@ -2860,7 +3506,7 @@
           <w:sz w:val="22"/>
           <w:szCs w:val="22"/>
         </w:rPr>
-        <w:t>NDIM – Neighboring Domain Interference Mitigation</w:t>
+        <w:t>MIMO – Multiple-Input Multiple-Output</w:t>
       </w:r>
     </w:p>
     <w:p>
@@ -2875,31 +3521,257 @@
           <w:sz w:val="22"/>
           <w:szCs w:val="22"/>
         </w:rPr>
-        <w:t>G.hn – Gigabit Home Networking</w:t>
-      </w:r>
-      <w:r>
+        <w:t>NB-PLC- Narrowband Powerline Communication</w:t>
+      </w:r>
+    </w:p>
+    <w:p>
+      <w:pPr>
         <w:rPr>
           <w:sz w:val="22"/>
           <w:szCs w:val="22"/>
         </w:rPr>
+      </w:pPr>
+      <w:r>
+        <w:rPr>
+          <w:sz w:val="22"/>
+          <w:szCs w:val="22"/>
+        </w:rPr>
+        <w:t>NDIM – Neighboring Domain Interference Mitigation</w:t>
+      </w:r>
+    </w:p>
+    <w:p>
+      <w:pPr>
+        <w:rPr>
+          <w:sz w:val="22"/>
+          <w:szCs w:val="22"/>
+        </w:rPr>
+      </w:pPr>
+      <w:r>
+        <w:rPr>
+          <w:sz w:val="22"/>
+          <w:szCs w:val="22"/>
+        </w:rPr>
+        <w:t xml:space="preserve">OFDM – Orthogonal Frequency Division </w:t>
+      </w:r>
+      <w:r>
+        <w:rPr>
+          <w:sz w:val="22"/>
+          <w:szCs w:val="22"/>
+        </w:rPr>
+        <w:t>Multiplexing</w:t>
+      </w:r>
+    </w:p>
+    <w:p>
+      <w:pPr>
+        <w:rPr>
+          <w:sz w:val="22"/>
+          <w:szCs w:val="22"/>
+        </w:rPr>
+      </w:pPr>
+      <w:r>
+        <w:rPr>
+          <w:sz w:val="22"/>
+          <w:szCs w:val="22"/>
+        </w:rPr>
+        <w:t>PC –  Personal Computer</w:t>
+      </w:r>
+    </w:p>
+    <w:p>
+      <w:pPr>
+        <w:rPr>
+          <w:sz w:val="22"/>
+          <w:szCs w:val="22"/>
+        </w:rPr>
+      </w:pPr>
+      <w:r>
+        <w:rPr>
+          <w:sz w:val="22"/>
+          <w:szCs w:val="22"/>
+        </w:rPr>
+        <w:t xml:space="preserve">PLC </w:t>
+      </w:r>
+      <w:r>
+        <w:rPr>
+          <w:sz w:val="22"/>
+          <w:szCs w:val="22"/>
+        </w:rPr>
+        <w:t>– Powerline Communication</w:t>
+      </w:r>
+    </w:p>
+    <w:p>
+      <w:pPr>
+        <w:rPr>
+          <w:sz w:val="22"/>
+          <w:szCs w:val="22"/>
+        </w:rPr>
+      </w:pPr>
+      <w:r>
+        <w:rPr>
+          <w:sz w:val="22"/>
+          <w:szCs w:val="22"/>
+        </w:rPr>
+        <w:t>RF – Radio Frequency</w:t>
+      </w:r>
+    </w:p>
+    <w:p>
+      <w:pPr>
+        <w:rPr>
+          <w:sz w:val="22"/>
+          <w:szCs w:val="22"/>
+        </w:rPr>
+      </w:pPr>
+      <w:r>
+        <w:rPr>
+          <w:sz w:val="22"/>
+          <w:szCs w:val="22"/>
+        </w:rPr>
+        <w:t>SNR – Signal-to-Noise Ratio</w:t>
+      </w:r>
+    </w:p>
+    <w:p>
+      <w:pPr>
+        <w:rPr>
+          <w:sz w:val="22"/>
+          <w:szCs w:val="22"/>
+        </w:rPr>
+      </w:pPr>
+      <w:r>
+        <w:rPr>
+          <w:sz w:val="22"/>
+          <w:szCs w:val="22"/>
+        </w:rPr>
+        <w:t xml:space="preserve">UNB – </w:t>
+      </w:r>
+      <w:r>
+        <w:rPr>
+          <w:sz w:val="22"/>
+          <w:szCs w:val="22"/>
+        </w:rPr>
+        <w:t>Ultra Narrowband</w:t>
+      </w:r>
+    </w:p>
+    <w:p>
+      <w:pPr>
+        <w:rPr>
+          <w:sz w:val="22"/>
+          <w:szCs w:val="22"/>
+        </w:rPr>
+      </w:pPr>
+      <w:r>
+        <w:rPr>
+          <w:sz w:val="22"/>
+          <w:szCs w:val="22"/>
+        </w:rPr>
+        <w:t xml:space="preserve">UTP </w:t>
+      </w:r>
+      <w:r>
+        <w:rPr>
+          <w:sz w:val="22"/>
+          <w:szCs w:val="22"/>
+        </w:rPr>
+        <w:t>–</w:t>
+      </w:r>
+      <w:r>
+        <w:rPr>
+          <w:sz w:val="22"/>
+          <w:szCs w:val="22"/>
+        </w:rPr>
+        <w:t xml:space="preserve"> </w:t>
+      </w:r>
+      <w:r>
+        <w:rPr>
+          <w:sz w:val="22"/>
+          <w:szCs w:val="22"/>
+        </w:rPr>
+        <w:t xml:space="preserve">Unshielded </w:t>
+      </w:r>
+      <w:r>
+        <w:rPr>
+          <w:sz w:val="22"/>
+          <w:szCs w:val="22"/>
+        </w:rPr>
+        <w:t>Twisted</w:t>
+      </w:r>
+      <w:r>
+        <w:rPr>
+          <w:sz w:val="22"/>
+          <w:szCs w:val="22"/>
+        </w:rPr>
+        <w:t xml:space="preserve"> Pair</w:t>
+      </w:r>
+    </w:p>
+    <w:p>
+      <w:pPr>
+        <w:rPr>
+          <w:sz w:val="22"/>
+          <w:szCs w:val="22"/>
+        </w:rPr>
+      </w:pPr>
+      <w:r>
+        <w:rPr>
+          <w:sz w:val="22"/>
+          <w:szCs w:val="22"/>
+        </w:rPr>
+        <w:lastRenderedPageBreak/>
+        <w:t xml:space="preserve">V – </w:t>
+      </w:r>
+      <w:r>
+        <w:rPr>
+          <w:sz w:val="22"/>
+          <w:szCs w:val="22"/>
+        </w:rPr>
+        <w:t>Volt</w:t>
+      </w:r>
+    </w:p>
+    <w:p>
+      <w:pPr>
+        <w:rPr>
+          <w:sz w:val="22"/>
+          <w:szCs w:val="22"/>
+        </w:rPr>
+      </w:pPr>
+      <w:r>
+        <w:rPr>
+          <w:sz w:val="22"/>
+          <w:szCs w:val="22"/>
+        </w:rPr>
+        <w:t>V2G – Vehicle-to-Grid</w:t>
+      </w:r>
+      <w:r>
+        <w:rPr>
+          <w:sz w:val="22"/>
+          <w:szCs w:val="22"/>
+        </w:rPr>
         <w:br w:type="page"/>
       </w:r>
     </w:p>
-    <w:p/>
-    <w:p/>
-    <w:p/>
-    <w:p/>
-    <w:p/>
-    <w:p/>
-    <w:p/>
-    <w:p/>
+    <w:p>
+      <w:pPr>
+        <w:pStyle w:val="NoSpacing"/>
+      </w:pPr>
+    </w:p>
+    <w:p>
+      <w:pPr>
+        <w:pStyle w:val="NoSpacing"/>
+      </w:pPr>
+    </w:p>
+    <w:p>
+      <w:pPr>
+        <w:pStyle w:val="NoSpacing"/>
+      </w:pPr>
+    </w:p>
+    <w:p>
+      <w:pPr>
+        <w:pStyle w:val="NoSpacing"/>
+      </w:pPr>
+    </w:p>
     <w:p>
       <w:pPr>
         <w:pStyle w:val="Heading1"/>
         <w:jc w:val="right"/>
       </w:pPr>
       <w:bookmarkStart w:id="4" w:name="_Toc37406680"/>
-      <w:bookmarkStart w:id="5" w:name="_Toc223387036"/>
+      <w:bookmarkStart w:id="5" w:name="_Toc223690020"/>
       <w:r>
         <w:t>I</w:t>
       </w:r>
@@ -2920,7 +3792,7 @@
           <w:lang w:val="ro-RO"/>
         </w:rPr>
       </w:pPr>
-      <w:bookmarkStart w:id="6" w:name="_Toc223387037"/>
+      <w:bookmarkStart w:id="6" w:name="_Toc223690021"/>
       <w:r>
         <w:rPr>
           <w:smallCaps w:val="0"/>
@@ -3011,7 +3883,7 @@
           <w:lang w:val="ro-RO"/>
         </w:rPr>
       </w:pPr>
-      <w:bookmarkStart w:id="7" w:name="_Toc223387038"/>
+      <w:bookmarkStart w:id="7" w:name="_Toc223690022"/>
       <w:r>
         <w:rPr>
           <w:color w:val="auto"/>
@@ -3062,11 +3934,7 @@
         <w:t>HomePlug Powerline Alliance.</w:t>
       </w:r>
       <w:r>
-        <w:t xml:space="preserve"> Această organizație a lansat standardul HomePlug 1.0 (care oferea </w:t>
-      </w:r>
-      <w:r>
-        <w:lastRenderedPageBreak/>
-        <w:t xml:space="preserve">o viteză de 14 Mbps), urmat de standardele mult mai performante HomePlug AV și AV2, care au atins rate fizice </w:t>
+        <w:t xml:space="preserve"> Această organizație a lansat standardul HomePlug 1.0 (care oferea o viteză de 14 Mbps), urmat de standardele mult mai performante HomePlug AV și AV2, care au atins rate fizice </w:t>
       </w:r>
       <w:r>
         <w:t>de până la 1 Gbps</w:t>
@@ -3081,13 +3949,31 @@
         <w:t xml:space="preserve"> devenit publică.</w:t>
       </w:r>
     </w:p>
-    <w:p/>
     <w:p>
       <w:pPr>
         <w:spacing w:line="288" w:lineRule="auto"/>
         <w:ind w:firstLine="709"/>
       </w:pPr>
-      <w:r>
+    </w:p>
+    <w:p>
+      <w:pPr>
+        <w:spacing w:line="288" w:lineRule="auto"/>
+        <w:ind w:firstLine="709"/>
+      </w:pPr>
+    </w:p>
+    <w:p>
+      <w:pPr>
+        <w:spacing w:line="288" w:lineRule="auto"/>
+        <w:ind w:firstLine="709"/>
+      </w:pPr>
+    </w:p>
+    <w:p>
+      <w:pPr>
+        <w:spacing w:line="288" w:lineRule="auto"/>
+        <w:ind w:firstLine="709"/>
+      </w:pPr>
+      <w:r>
+        <w:lastRenderedPageBreak/>
         <w:t>Astăzi, inovația este condusă de dou</w:t>
       </w:r>
       <w:r>
@@ -3131,7 +4017,22 @@
           <w:b/>
           <w:bCs/>
         </w:rPr>
-        <w:t>IEEE 1901c (Nessum):</w:t>
+        <w:t>IEEE 1901c (</w:t>
+      </w:r>
+      <w:r>
+        <w:rPr>
+          <w:b/>
+          <w:bCs/>
+          <w:lang w:val="ro-RO"/>
+        </w:rPr>
+        <w:t>Nessum</w:t>
+      </w:r>
+      <w:r>
+        <w:rPr>
+          <w:b/>
+          <w:bCs/>
+        </w:rPr>
+        <w:t>):</w:t>
       </w:r>
       <w:r>
         <w:t xml:space="preserve"> O evoluție masivă aprobată recent, care vizează </w:t>
@@ -3149,9 +4050,9 @@
           <w:rStyle w:val="Emphasis"/>
         </w:rPr>
         <w:drawing>
-          <wp:inline distT="0" distB="0" distL="0" distR="0" wp14:anchorId="53FA736D" wp14:editId="13F34FB1">
+          <wp:inline distT="0" distB="0" distL="0" distR="0" wp14:anchorId="53FA736D" wp14:editId="360D6B90">
             <wp:extent cx="6111240" cy="1242060"/>
-            <wp:effectExtent l="19050" t="0" r="22860" b="0"/>
+            <wp:effectExtent l="0" t="0" r="22860" b="0"/>
             <wp:docPr id="1279070738" name="Diagram 4"/>
             <wp:cNvGraphicFramePr/>
             <a:graphic xmlns:a="http://schemas.openxmlformats.org/drawingml/2006/main">
@@ -3171,6 +4072,7 @@
         </w:rPr>
       </w:pPr>
       <w:bookmarkStart w:id="8" w:name="_Toc223464040"/>
+      <w:bookmarkStart w:id="9" w:name="_Toc223689272"/>
       <w:r>
         <w:rPr>
           <w:szCs w:val="20"/>
@@ -3214,6 +4116,7 @@
         <w:t>: Evoluția tehnologiilor PLC</w:t>
       </w:r>
       <w:bookmarkEnd w:id="8"/>
+      <w:bookmarkEnd w:id="9"/>
     </w:p>
     <w:p>
       <w:pPr>
@@ -3223,7 +4126,16 @@
         <w:t>Prin urmare</w:t>
       </w:r>
       <w:r>
-        <w:t>, evoluția de la simple adaptoare de priză la sisteme complexe precum G.hn și Nessuum demonstrează capacitatea tehnologiei PLC de a oferi o alternativă stabilă și scalabilă acolo unde rețelele Wi-Fi sau fibra optică sunt greu de implementat.</w:t>
+        <w:t xml:space="preserve">, evoluția de la simple adaptoare de priză la sisteme complexe precum G.hn și </w:t>
+      </w:r>
+      <w:r>
+        <w:t>Nessum</w:t>
+      </w:r>
+      <w:r>
+        <w:t xml:space="preserve"> </w:t>
+      </w:r>
+      <w:r>
+        <w:t>demonstrează capacitatea tehnologiei PLC de a oferi o alternativă stabilă și scalabilă acolo unde rețelele Wi-Fi sau fibra optică sunt greu de implementat.</w:t>
       </w:r>
     </w:p>
     <w:p>
@@ -3231,24 +4143,36 @@
         <w:br w:type="page"/>
       </w:r>
     </w:p>
-    <w:p/>
-    <w:p/>
-    <w:p/>
-    <w:p/>
-    <w:p/>
-    <w:p/>
-    <w:p/>
-    <w:p/>
+    <w:p>
+      <w:pPr>
+        <w:pStyle w:val="NoSpacing"/>
+      </w:pPr>
+    </w:p>
+    <w:p>
+      <w:pPr>
+        <w:pStyle w:val="NoSpacing"/>
+      </w:pPr>
+    </w:p>
+    <w:p>
+      <w:pPr>
+        <w:pStyle w:val="NoSpacing"/>
+      </w:pPr>
+    </w:p>
+    <w:p>
+      <w:pPr>
+        <w:pStyle w:val="NoSpacing"/>
+      </w:pPr>
+    </w:p>
     <w:p>
       <w:pPr>
         <w:pStyle w:val="Heading1"/>
         <w:jc w:val="right"/>
       </w:pPr>
-      <w:bookmarkStart w:id="9" w:name="_Toc223387039"/>
+      <w:bookmarkStart w:id="10" w:name="_Toc223690023"/>
       <w:r>
         <w:t>Arhitectura fizică și performanța PLC</w:t>
       </w:r>
-      <w:bookmarkEnd w:id="9"/>
+      <w:bookmarkEnd w:id="10"/>
     </w:p>
     <w:p>
       <w:pPr>
@@ -3260,7 +4184,7 @@
           <w:lang w:val="ro-RO"/>
         </w:rPr>
       </w:pPr>
-      <w:bookmarkStart w:id="10" w:name="_Toc223387040"/>
+      <w:bookmarkStart w:id="11" w:name="_Toc223690024"/>
       <w:r>
         <w:rPr>
           <w:color w:val="auto"/>
@@ -3268,7 +4192,7 @@
         </w:rPr>
         <w:t>Fizica transmisiunii și teorma Shannon-Hartley</w:t>
       </w:r>
-      <w:bookmarkEnd w:id="10"/>
+      <w:bookmarkEnd w:id="11"/>
     </w:p>
     <w:p>
       <w:pPr>
@@ -3683,16 +4607,15 @@
           <w:lang w:val="ro-RO"/>
         </w:rPr>
       </w:pPr>
-      <w:bookmarkStart w:id="11" w:name="_Toc223387041"/>
+      <w:bookmarkStart w:id="12" w:name="_Toc223690025"/>
       <w:r>
         <w:rPr>
           <w:color w:val="auto"/>
           <w:lang w:val="ro-RO"/>
         </w:rPr>
-        <w:lastRenderedPageBreak/>
         <w:t>Tehnici moderne de modulație</w:t>
       </w:r>
-      <w:bookmarkEnd w:id="11"/>
+      <w:bookmarkEnd w:id="12"/>
     </w:p>
     <w:p>
       <w:pPr>
@@ -3748,6 +4671,7 @@
           <w:b/>
           <w:bCs/>
         </w:rPr>
+        <w:lastRenderedPageBreak/>
         <w:t>MIMO (Multiple-Input Multiple-Output):</w:t>
       </w:r>
       <w:r>
@@ -3798,7 +4722,7 @@
           <w:lang w:val="ro-RO"/>
         </w:rPr>
       </w:pPr>
-      <w:bookmarkStart w:id="12" w:name="_Toc223387042"/>
+      <w:bookmarkStart w:id="13" w:name="_Toc223690026"/>
       <w:r>
         <w:rPr>
           <w:color w:val="auto"/>
@@ -3806,7 +4730,7 @@
         </w:rPr>
         <w:t>Clasificarea rețelelor: UNB, NB-PLC și BB-PLC</w:t>
       </w:r>
-      <w:bookmarkEnd w:id="12"/>
+      <w:bookmarkEnd w:id="13"/>
     </w:p>
     <w:p>
       <w:pPr>
@@ -3829,7 +4753,7 @@
           <w:szCs w:val="20"/>
         </w:rPr>
       </w:pPr>
-      <w:bookmarkStart w:id="13" w:name="_Toc223386729"/>
+      <w:bookmarkStart w:id="14" w:name="_Toc223386729"/>
       <w:r>
         <w:rPr>
           <w:szCs w:val="20"/>
@@ -3872,7 +4796,7 @@
         </w:rPr>
         <w:t>:  Caracteristicile tehnice comparative ale segmentelor PLC</w:t>
       </w:r>
-      <w:bookmarkEnd w:id="13"/>
+      <w:bookmarkEnd w:id="14"/>
     </w:p>
     <w:tbl>
       <w:tblPr>
@@ -4040,6 +4964,10 @@
               <w:t>10 – 500 kbps</w:t>
             </w:r>
           </w:p>
+          <w:p/>
+          <w:p/>
+          <w:p/>
+          <w:p/>
         </w:tc>
         <w:tc>
           <w:tcPr>
@@ -4066,7 +4994,6 @@
               <w:spacing w:line="288" w:lineRule="auto"/>
             </w:pPr>
             <w:r>
-              <w:lastRenderedPageBreak/>
               <w:t>BB-PLC (Broadband)</w:t>
             </w:r>
           </w:p>
@@ -4124,33 +5051,47 @@
         <w:br w:type="page"/>
       </w:r>
     </w:p>
-    <w:p/>
-    <w:p/>
-    <w:p/>
-    <w:p/>
-    <w:p/>
-    <w:p/>
-    <w:p/>
-    <w:p/>
+    <w:p>
+      <w:pPr>
+        <w:pStyle w:val="NoSpacing"/>
+      </w:pPr>
+    </w:p>
+    <w:p>
+      <w:pPr>
+        <w:pStyle w:val="NoSpacing"/>
+      </w:pPr>
+    </w:p>
+    <w:p>
+      <w:pPr>
+        <w:pStyle w:val="NoSpacing"/>
+      </w:pPr>
+    </w:p>
+    <w:p>
+      <w:pPr>
+        <w:pStyle w:val="NoSpacing"/>
+      </w:pPr>
+    </w:p>
     <w:p>
       <w:pPr>
         <w:pStyle w:val="Heading1"/>
         <w:jc w:val="right"/>
       </w:pPr>
-      <w:bookmarkStart w:id="14" w:name="_Toc223387043"/>
+      <w:bookmarkStart w:id="15" w:name="_Toc223690027"/>
       <w:r>
         <w:t>Arhitectura Hardware</w:t>
       </w:r>
-      <w:bookmarkEnd w:id="14"/>
+      <w:bookmarkEnd w:id="15"/>
     </w:p>
     <w:p>
       <w:pPr>
         <w:pStyle w:val="Heading2"/>
         <w:ind w:left="0" w:firstLine="0"/>
       </w:pPr>
+      <w:bookmarkStart w:id="16" w:name="_Toc223690028"/>
       <w:r>
         <w:t>Ecosistemul TP-Link și instalarea de tip Plug &amp; Play</w:t>
       </w:r>
+      <w:bookmarkEnd w:id="16"/>
     </w:p>
     <w:p>
       <w:pPr>
@@ -4301,7 +5242,8 @@
           <w:szCs w:val="20"/>
         </w:rPr>
       </w:pPr>
-      <w:bookmarkStart w:id="15" w:name="_Toc223464041"/>
+      <w:bookmarkStart w:id="17" w:name="_Toc223464041"/>
+      <w:bookmarkStart w:id="18" w:name="_Toc223689273"/>
       <w:r>
         <w:rPr>
           <w:szCs w:val="20"/>
@@ -4344,20 +5286,17 @@
         </w:rPr>
         <w:t>: Conceptul de instalare Plug &amp; Play</w:t>
       </w:r>
-      <w:bookmarkEnd w:id="15"/>
+      <w:bookmarkEnd w:id="17"/>
+      <w:bookmarkEnd w:id="18"/>
     </w:p>
     <w:p>
       <w:pPr>
         <w:spacing w:line="288" w:lineRule="auto"/>
         <w:ind w:firstLine="709"/>
       </w:pPr>
-      <w:bookmarkStart w:id="16" w:name="_Toc513218236"/>
-      <w:r>
-        <w:t xml:space="preserve">Primul adaptor preia datele de la router prin cablu (stânga), le injectează sub formă de semnal RF în rețeaua electrică („Your Network Signal”), iar al doilea adaptor (dreapta) extrage </w:t>
-      </w:r>
-      <w:r>
-        <w:lastRenderedPageBreak/>
-        <w:t>semnalul oferind internet stabil către un laptop, dar și o conexiune Wi-Fi pentru dispozitivele mobile.</w:t>
+      <w:bookmarkStart w:id="19" w:name="_Toc513218236"/>
+      <w:r>
+        <w:t>Primul adaptor preia datele de la router prin cablu (stânga), le injectează sub formă de semnal RF în rețeaua electrică („Your Network Signal”), iar al doilea adaptor (dreapta) extrage semnalul oferind internet stabil către un laptop, dar și o conexiune Wi-Fi pentru dispozitivele mobile.</w:t>
       </w:r>
     </w:p>
     <w:p>
@@ -4365,9 +5304,11 @@
         <w:pStyle w:val="Heading2"/>
         <w:ind w:left="0" w:firstLine="0"/>
       </w:pPr>
+      <w:bookmarkStart w:id="20" w:name="_Toc223690029"/>
       <w:r>
         <w:t>Modele Hibride și Tehnologia Passthrough</w:t>
       </w:r>
+      <w:bookmarkEnd w:id="20"/>
     </w:p>
     <w:p>
       <w:pPr>
@@ -4387,7 +5328,15 @@
           <w:snapToGrid w:val="0"/>
           <w:lang w:eastAsia="en-US"/>
         </w:rPr>
-        <w:t>Adesea, un port cablu nu este suficient într-o lume dominată de smartphone-uri și tablete. Modelele „Hibride” (Extendere Wi-Fi Powerline) rezolvă această problemă integrând un modul wireless. Aceste adaptoare preiau internetul din priză, îl procesează și emit o rețea Wi-Fi locală, puternică, direct în camera izolată.</w:t>
+        <w:t xml:space="preserve">Adesea, un port cablu nu este suficient într-o lume dominată de smartphone-uri și tablete. Modelele „Hibride” (Extendere Wi-Fi Powerline) rezolvă această problemă integrând un modul </w:t>
+      </w:r>
+      <w:r>
+        <w:rPr>
+          <w:snapToGrid w:val="0"/>
+          <w:lang w:eastAsia="en-US"/>
+        </w:rPr>
+        <w:lastRenderedPageBreak/>
+        <w:t>wireless. Aceste adaptoare preiau internetul din priză, îl procesează și emit o rețea Wi-Fi locală, puternică, direct în camera izolată.</w:t>
       </w:r>
     </w:p>
     <w:p>
@@ -4445,7 +5394,8 @@
       <w:pPr>
         <w:pStyle w:val="Caption"/>
       </w:pPr>
-      <w:bookmarkStart w:id="17" w:name="_Toc223464042"/>
+      <w:bookmarkStart w:id="21" w:name="_Toc223464042"/>
+      <w:bookmarkStart w:id="22" w:name="_Toc223689274"/>
       <w:r>
         <w:t xml:space="preserve">Figura </w:t>
       </w:r>
@@ -4467,7 +5417,8 @@
       <w:r>
         <w:t>:  Funcționalitate hibridă</w:t>
       </w:r>
-      <w:bookmarkEnd w:id="17"/>
+      <w:bookmarkEnd w:id="21"/>
+      <w:bookmarkEnd w:id="22"/>
     </w:p>
     <w:p>
       <w:pPr>
@@ -4533,11 +5484,10 @@
         <w:jc w:val="center"/>
       </w:pPr>
       <w:r>
-        <w:lastRenderedPageBreak/>
         <w:drawing>
-          <wp:inline distT="0" distB="0" distL="0" distR="0" wp14:anchorId="63E3F62D" wp14:editId="44534AD2">
-            <wp:extent cx="4183040" cy="2628900"/>
-            <wp:effectExtent l="0" t="0" r="8255" b="0"/>
+          <wp:inline distT="0" distB="0" distL="0" distR="0" wp14:anchorId="63E3F62D" wp14:editId="020A0AE6">
+            <wp:extent cx="4061789" cy="2552700"/>
+            <wp:effectExtent l="0" t="0" r="0" b="0"/>
             <wp:docPr id="212687921" name="Picture 8"/>
             <wp:cNvGraphicFramePr>
               <a:graphicFrameLocks xmlns:a="http://schemas.openxmlformats.org/drawingml/2006/main" noChangeAspect="1"/>
@@ -4564,7 +5514,7 @@
                   <pic:spPr>
                     <a:xfrm>
                       <a:off x="0" y="0"/>
-                      <a:ext cx="4197823" cy="2638191"/>
+                      <a:ext cx="4096675" cy="2574625"/>
                     </a:xfrm>
                     <a:prstGeom prst="rect">
                       <a:avLst/>
@@ -4584,7 +5534,8 @@
           <w:lang w:val="ro-RO"/>
         </w:rPr>
       </w:pPr>
-      <w:bookmarkStart w:id="18" w:name="_Toc223464043"/>
+      <w:bookmarkStart w:id="23" w:name="_Toc223464043"/>
+      <w:bookmarkStart w:id="24" w:name="_Toc223689275"/>
       <w:r>
         <w:t xml:space="preserve">Figura </w:t>
       </w:r>
@@ -4609,7 +5560,8 @@
         </w:rPr>
         <w:t>: Arhitectura Passthrough</w:t>
       </w:r>
-      <w:bookmarkEnd w:id="18"/>
+      <w:bookmarkEnd w:id="23"/>
+      <w:bookmarkEnd w:id="24"/>
     </w:p>
     <w:p>
       <w:pPr>
@@ -4622,6 +5574,7 @@
         <w:rPr>
           <w:lang w:eastAsia="en-US"/>
         </w:rPr>
+        <w:lastRenderedPageBreak/>
         <w:t>Adaptorul își conservă capacitatea de alimentare electrică (Extra Socket) și datorită porturilor Gigabit, distribuie internet de mare viteză către multiple dispozitive multimedia, cum ar fi un Smart TV și unei console de gaming.</w:t>
       </w:r>
     </w:p>
@@ -4632,9 +5585,9 @@
       </w:pPr>
       <w:r>
         <w:drawing>
-          <wp:inline distT="0" distB="0" distL="0" distR="0" wp14:anchorId="44EF18BF" wp14:editId="6BDFAA3F">
-            <wp:extent cx="6120765" cy="3768725"/>
-            <wp:effectExtent l="0" t="0" r="0" b="3175"/>
+          <wp:inline distT="0" distB="0" distL="0" distR="0" wp14:anchorId="44EF18BF" wp14:editId="5AE56B55">
+            <wp:extent cx="6110452" cy="4023360"/>
+            <wp:effectExtent l="0" t="0" r="5080" b="0"/>
             <wp:docPr id="1945145477" name="Picture 9"/>
             <wp:cNvGraphicFramePr>
               <a:graphicFrameLocks xmlns:a="http://schemas.openxmlformats.org/drawingml/2006/main" noChangeAspect="1"/>
@@ -4661,7 +5614,7 @@
                   <pic:spPr>
                     <a:xfrm>
                       <a:off x="0" y="0"/>
-                      <a:ext cx="6120765" cy="3768725"/>
+                      <a:ext cx="6157637" cy="4054428"/>
                     </a:xfrm>
                     <a:prstGeom prst="rect">
                       <a:avLst/>
@@ -4678,8 +5631,9 @@
       <w:pPr>
         <w:pStyle w:val="Caption"/>
       </w:pPr>
-      <w:bookmarkStart w:id="19" w:name="_Ref223451962"/>
-      <w:bookmarkStart w:id="20" w:name="_Toc223464044"/>
+      <w:bookmarkStart w:id="25" w:name="_Ref223451962"/>
+      <w:bookmarkStart w:id="26" w:name="_Toc223464044"/>
+      <w:bookmarkStart w:id="27" w:name="_Toc223689276"/>
       <w:r>
         <w:t xml:space="preserve">Figura </w:t>
       </w:r>
@@ -4698,11 +5652,12 @@
       <w:r>
         <w:fldChar w:fldCharType="end"/>
       </w:r>
-      <w:bookmarkEnd w:id="19"/>
+      <w:bookmarkEnd w:id="25"/>
       <w:r>
         <w:t>:  Integrare arhitecturală perfectă</w:t>
       </w:r>
-      <w:bookmarkEnd w:id="20"/>
+      <w:bookmarkEnd w:id="26"/>
+      <w:bookmarkEnd w:id="27"/>
     </w:p>
     <w:p>
       <w:pPr>
@@ -4736,15 +5691,16 @@
         <w:pStyle w:val="Heading2"/>
         <w:ind w:left="0" w:firstLine="0"/>
       </w:pPr>
-      <w:bookmarkStart w:id="21" w:name="_Ref513156981"/>
-      <w:bookmarkStart w:id="22" w:name="_Ref513157015"/>
-      <w:bookmarkStart w:id="23" w:name="_Ref513157019"/>
-      <w:bookmarkStart w:id="24" w:name="_Toc513218242"/>
-      <w:bookmarkEnd w:id="16"/>
-      <w:r>
-        <w:lastRenderedPageBreak/>
+      <w:bookmarkStart w:id="28" w:name="_Ref513156981"/>
+      <w:bookmarkStart w:id="29" w:name="_Ref513157015"/>
+      <w:bookmarkStart w:id="30" w:name="_Ref513157019"/>
+      <w:bookmarkStart w:id="31" w:name="_Toc513218242"/>
+      <w:bookmarkStart w:id="32" w:name="_Toc223690030"/>
+      <w:bookmarkEnd w:id="19"/>
+      <w:r>
         <w:t>Interfața de management și optimizarea performanței</w:t>
       </w:r>
+      <w:bookmarkEnd w:id="32"/>
     </w:p>
     <w:p>
       <w:pPr>
@@ -4770,24 +5726,34 @@
     </w:p>
     <w:p>
       <w:pPr>
-        <w:jc w:val="left"/>
-      </w:pPr>
-    </w:p>
-    <w:p/>
-    <w:p/>
-    <w:p/>
-    <w:p/>
-    <w:p/>
-    <w:p/>
-    <w:p/>
+        <w:pStyle w:val="NoSpacing"/>
+      </w:pPr>
+    </w:p>
+    <w:p>
+      <w:pPr>
+        <w:pStyle w:val="NoSpacing"/>
+      </w:pPr>
+    </w:p>
+    <w:p>
+      <w:pPr>
+        <w:pStyle w:val="NoSpacing"/>
+      </w:pPr>
+    </w:p>
+    <w:p>
+      <w:pPr>
+        <w:pStyle w:val="NoSpacing"/>
+      </w:pPr>
+    </w:p>
     <w:p>
       <w:pPr>
         <w:pStyle w:val="Heading1"/>
         <w:jc w:val="right"/>
       </w:pPr>
+      <w:bookmarkStart w:id="33" w:name="_Toc223690031"/>
       <w:r>
         <w:t>Provocări fizice, Interferențe și Soluții Inovatoare</w:t>
       </w:r>
+      <w:bookmarkEnd w:id="33"/>
     </w:p>
     <w:p>
       <w:pPr>
@@ -4811,9 +5777,11 @@
         </w:tabs>
         <w:ind w:left="0" w:firstLine="0"/>
       </w:pPr>
+      <w:bookmarkStart w:id="34" w:name="_Toc223690032"/>
       <w:r>
         <w:t>Factorii de degradare a semnalului</w:t>
       </w:r>
+      <w:bookmarkEnd w:id="34"/>
     </w:p>
     <w:p>
       <w:pPr>
@@ -4862,9 +5830,11 @@
         <w:pStyle w:val="Heading2"/>
         <w:ind w:left="0" w:firstLine="0"/>
       </w:pPr>
+      <w:bookmarkStart w:id="35" w:name="_Toc223690033"/>
       <w:r>
         <w:t>Neighboring Networks și Soluția NDIM</w:t>
       </w:r>
+      <w:bookmarkEnd w:id="35"/>
     </w:p>
     <w:p>
       <w:pPr>
@@ -4890,7 +5860,6 @@
         <w:rPr>
           <w:lang w:val="en-US" w:eastAsia="en-US"/>
         </w:rPr>
-        <w:lastRenderedPageBreak/>
         <w:tab/>
         <w:t>În cele din urmă, inginerii au rezolvat această problemă prin standardul global G.hn introducând protocolul NDIM</w:t>
       </w:r>
@@ -4904,22 +5873,20 @@
         <w:rPr>
           <w:lang w:val="en-US" w:eastAsia="en-US"/>
         </w:rPr>
-        <w:t>prin care fiecare pachet de date primește o „semnătură” matematică unică. Astfel, adaptorul tău poate distinge instantaneu propriul semnl de cel al vecinilor, ignorând interferențele externe și menținând viteze la nivel maxim.</w:t>
-      </w:r>
-    </w:p>
-    <w:p>
-      <w:pPr>
+        <w:t>prin care fiecare pachet de date primește o „semnătură” matematică unică. Astfel, adaptorul tău poate distinge instantaneu propriul sem</w:t>
+      </w:r>
+      <w:r>
         <w:rPr>
           <w:lang w:val="en-US" w:eastAsia="en-US"/>
         </w:rPr>
-      </w:pPr>
-    </w:p>
-    <w:p>
-      <w:pPr>
+        <w:t>nal</w:t>
+      </w:r>
+      <w:r>
         <w:rPr>
           <w:lang w:val="en-US" w:eastAsia="en-US"/>
         </w:rPr>
-      </w:pPr>
+        <w:t xml:space="preserve"> de cel al vecinilor, ignorând interferențele externe și menținând viteze la nivel maxim.</w:t>
+      </w:r>
     </w:p>
     <w:p>
       <w:pPr>
@@ -4930,51 +5897,22 @@
     </w:p>
     <w:p>
       <w:pPr>
-        <w:rPr>
-          <w:lang w:val="en-US" w:eastAsia="en-US"/>
-        </w:rPr>
-      </w:pPr>
-    </w:p>
-    <w:p>
-      <w:pPr>
-        <w:rPr>
-          <w:lang w:val="en-US" w:eastAsia="en-US"/>
-        </w:rPr>
-      </w:pPr>
-    </w:p>
-    <w:p>
-      <w:pPr>
-        <w:rPr>
-          <w:lang w:val="en-US" w:eastAsia="en-US"/>
-        </w:rPr>
-      </w:pPr>
-    </w:p>
-    <w:p>
-      <w:pPr>
-        <w:rPr>
-          <w:lang w:val="en-US" w:eastAsia="en-US"/>
-        </w:rPr>
-      </w:pPr>
-    </w:p>
-    <w:p>
-      <w:pPr>
-        <w:rPr>
-          <w:lang w:val="en-US" w:eastAsia="en-US"/>
-        </w:rPr>
-      </w:pPr>
-    </w:p>
-    <w:p>
-      <w:pPr>
-        <w:rPr>
-          <w:lang w:val="en-US" w:eastAsia="en-US"/>
-        </w:rPr>
-      </w:pPr>
-    </w:p>
-    <w:p>
-      <w:pPr>
-        <w:rPr>
-          <w:lang w:val="en-US" w:eastAsia="en-US"/>
-        </w:rPr>
+        <w:pStyle w:val="NoSpacing"/>
+      </w:pPr>
+    </w:p>
+    <w:p>
+      <w:pPr>
+        <w:pStyle w:val="NoSpacing"/>
+      </w:pPr>
+    </w:p>
+    <w:p>
+      <w:pPr>
+        <w:pStyle w:val="NoSpacing"/>
+      </w:pPr>
+    </w:p>
+    <w:p>
+      <w:pPr>
+        <w:pStyle w:val="NoSpacing"/>
       </w:pPr>
     </w:p>
     <w:p>
@@ -4982,9 +5920,11 @@
         <w:pStyle w:val="Heading1"/>
         <w:jc w:val="right"/>
       </w:pPr>
+      <w:bookmarkStart w:id="36" w:name="_Toc223690034"/>
       <w:r>
         <w:t>Powerline vs. Wi-Fi Mesh</w:t>
       </w:r>
+      <w:bookmarkEnd w:id="36"/>
     </w:p>
     <w:p>
       <w:pPr>
@@ -5005,9 +5945,11 @@
         <w:pStyle w:val="Heading2"/>
         <w:ind w:left="0" w:firstLine="0"/>
       </w:pPr>
+      <w:bookmarkStart w:id="37" w:name="_Toc223690035"/>
       <w:r>
         <w:t>Criterii de selecție</w:t>
       </w:r>
+      <w:bookmarkEnd w:id="37"/>
     </w:p>
     <w:p>
       <w:pPr>
@@ -5020,7 +5962,7 @@
         <w:rPr>
           <w:lang w:val="en-US" w:eastAsia="en-US"/>
         </w:rPr>
-        <w:t>Sistemele Mesh excelează în spații deschide sau construcții ușoare (lemn, rigips). Totuși, în imobilele cu pereți portanți din beton armat sau încălzire în pardoseală, semnalul radio este atenuata sever, făcând conexiunea wireless instabilă.</w:t>
+        <w:t>Sistemele Mesh excelează în spații deschide sau construcții ușoare (lemn, rigips). Totuși, în imobilele cu pereți portanți din beton armat sau încălzire în pardoseală, semnalul radio este atenuat sever, făcând conexiunea wireless instabilă.</w:t>
       </w:r>
     </w:p>
     <w:p>
@@ -5048,10 +5990,11 @@
         <w:pStyle w:val="Heading2"/>
         <w:ind w:left="0" w:firstLine="0"/>
       </w:pPr>
-      <w:r>
-        <w:lastRenderedPageBreak/>
+      <w:bookmarkStart w:id="38" w:name="_Toc223690036"/>
+      <w:r>
         <w:t>Convergența tehnologiilor: Ecosistemul TP-Link OneMesh</w:t>
       </w:r>
+      <w:bookmarkEnd w:id="38"/>
     </w:p>
     <w:p>
       <w:pPr>
@@ -5104,6 +6047,7 @@
         <w:rPr>
           <w:lang w:val="en-US" w:eastAsia="en-US"/>
         </w:rPr>
+        <w:lastRenderedPageBreak/>
         <w:drawing>
           <wp:inline distT="0" distB="0" distL="0" distR="0" wp14:anchorId="002CB460" wp14:editId="6649B624">
             <wp:extent cx="6103620" cy="4069080"/>
@@ -5151,6 +6095,7 @@
       <w:pPr>
         <w:pStyle w:val="Caption"/>
       </w:pPr>
+      <w:bookmarkStart w:id="39" w:name="_Toc223689277"/>
       <w:r>
         <w:t xml:space="preserve">Figura </w:t>
       </w:r>
@@ -5172,6 +6117,7 @@
       <w:r>
         <w:t>: Topologie logică integrată Mesh Powerline</w:t>
       </w:r>
+      <w:bookmarkEnd w:id="39"/>
     </w:p>
     <w:p>
       <w:pPr>
@@ -5251,11 +6197,62 @@
     </w:p>
     <w:p>
       <w:pPr>
+        <w:pStyle w:val="NoSpacing"/>
+      </w:pPr>
+    </w:p>
+    <w:p>
+      <w:pPr>
+        <w:pStyle w:val="NoSpacing"/>
+      </w:pPr>
+    </w:p>
+    <w:p>
+      <w:pPr>
+        <w:pStyle w:val="NoSpacing"/>
+      </w:pPr>
+    </w:p>
+    <w:p>
+      <w:pPr>
+        <w:pStyle w:val="NoSpacing"/>
+      </w:pPr>
+    </w:p>
+    <w:p>
+      <w:pPr>
+        <w:pStyle w:val="Heading1"/>
+        <w:jc w:val="right"/>
+        <w:rPr>
+          <w:lang w:val="ro-RO"/>
+        </w:rPr>
+      </w:pPr>
+      <w:bookmarkStart w:id="40" w:name="_Toc223690037"/>
+      <w:r>
+        <w:t>Aplicații industriale</w:t>
+      </w:r>
+      <w:bookmarkEnd w:id="40"/>
+    </w:p>
+    <w:p>
+      <w:pPr>
         <w:ind w:firstLine="709"/>
         <w:rPr>
           <w:lang w:val="en-US" w:eastAsia="en-US"/>
         </w:rPr>
       </w:pPr>
+      <w:r>
+        <w:rPr>
+          <w:lang w:val="en-US" w:eastAsia="en-US"/>
+        </w:rPr>
+        <w:t>Tehnologia PLC a depășit de mult stadiul de soluție domestică, devenind astăzi un pilon central al infrastructurii energetice. În contextul anului 2026, aceasta guvernează interacțiunea complexă dintre distribuitori, consumatori și unitățile de stocare mobilă.</w:t>
+      </w:r>
+    </w:p>
+    <w:p>
+      <w:pPr>
+        <w:pStyle w:val="Heading2"/>
+        <w:ind w:left="0" w:firstLine="0"/>
+      </w:pPr>
+      <w:bookmarkStart w:id="41" w:name="_Toc223690038"/>
+      <w:r>
+        <w:t>Smart Grid: Monitorizare și Eficientizarea Rețelei prin G3-PLC</w:t>
+      </w:r>
+      <w:bookmarkEnd w:id="41"/>
     </w:p>
     <w:p>
       <w:pPr>
@@ -5264,6 +6261,92 @@
           <w:lang w:val="en-US" w:eastAsia="en-US"/>
         </w:rPr>
       </w:pPr>
+      <w:r>
+        <w:rPr>
+          <w:lang w:val="en-US" w:eastAsia="en-US"/>
+        </w:rPr>
+        <w:t>Tranziția către rețelele inteligente este susținută de sisteme AMI (Advanced Metering Infrastructure). Acestea înlocuiesc vechile contoare mecanice cu terminale digitale capabile de comunicație bidirecțională pe distan</w:t>
+      </w:r>
+      <w:r>
+        <w:rPr>
+          <w:lang w:val="en-US" w:eastAsia="en-US"/>
+        </w:rPr>
+        <w:t>ț</w:t>
+      </w:r>
+      <w:r>
+        <w:rPr>
+          <w:lang w:val="en-US" w:eastAsia="en-US"/>
+        </w:rPr>
+        <w:t>e lungi.</w:t>
+      </w:r>
+    </w:p>
+    <w:p>
+      <w:pPr>
+        <w:pStyle w:val="ListParagraph"/>
+        <w:numPr>
+          <w:ilvl w:val="0"/>
+          <w:numId w:val="32"/>
+        </w:numPr>
+      </w:pPr>
+      <w:r>
+        <w:rPr>
+          <w:b/>
+          <w:bCs/>
+        </w:rPr>
+        <w:t>Standardul G3-PLC:</w:t>
+      </w:r>
+      <w:r>
+        <w:t xml:space="preserve"> Permite transmiterea datelor pe Narrowband direct prin liniile de joasă tensiune, pe distanțe de kilometri.</w:t>
+      </w:r>
+    </w:p>
+    <w:p>
+      <w:pPr>
+        <w:pStyle w:val="ListParagraph"/>
+        <w:numPr>
+          <w:ilvl w:val="0"/>
+          <w:numId w:val="32"/>
+        </w:numPr>
+      </w:pPr>
+      <w:r>
+        <w:rPr>
+          <w:b/>
+          <w:bCs/>
+        </w:rPr>
+        <w:t>Managementul Proactiv:</w:t>
+      </w:r>
+      <w:r>
+        <w:t xml:space="preserve"> Operatorii pot monitoriza calitatea energiei și pot izola rapid segmentele defecte reducând timpii de intervenție.</w:t>
+      </w:r>
+    </w:p>
+    <w:p>
+      <w:pPr>
+        <w:pStyle w:val="ListParagraph"/>
+        <w:numPr>
+          <w:ilvl w:val="0"/>
+          <w:numId w:val="32"/>
+        </w:numPr>
+      </w:pPr>
+      <w:r>
+        <w:rPr>
+          <w:b/>
+          <w:bCs/>
+        </w:rPr>
+        <w:t>Tarifarea Dinamică:</w:t>
+      </w:r>
+      <w:r>
+        <w:t xml:space="preserve"> Sistemul încurajează consumul în perioadele de surplus de energie regenerabilă (eoliană sau solară), oferind utilizatorilor prețuri reduse și echilibrând astfel sarcina pe rețeaua națională.</w:t>
+      </w:r>
+    </w:p>
+    <w:p>
+      <w:pPr>
+        <w:pStyle w:val="Heading2"/>
+        <w:ind w:left="0" w:firstLine="0"/>
+      </w:pPr>
+      <w:bookmarkStart w:id="42" w:name="_Toc223690039"/>
+      <w:r>
+        <w:t>Ecosistemul V2G</w:t>
+      </w:r>
+      <w:bookmarkEnd w:id="42"/>
     </w:p>
     <w:p>
       <w:pPr>
@@ -5272,45 +6355,450 @@
           <w:lang w:val="en-US" w:eastAsia="en-US"/>
         </w:rPr>
       </w:pPr>
+      <w:r>
+        <w:rPr>
+          <w:lang w:val="en-US" w:eastAsia="en-US"/>
+        </w:rPr>
+        <w:t>Tehnologia Powerline (prin profilul HomePlug Green PHY) permite stației de încărcare să comunice cu mașina direct prin cablul de alimentare. Acest dialog digital securizat deblochează doua funcții critice și anume:</w:t>
+      </w:r>
+    </w:p>
+    <w:p>
+      <w:pPr>
+        <w:pStyle w:val="ListParagraph"/>
+        <w:numPr>
+          <w:ilvl w:val="0"/>
+          <w:numId w:val="33"/>
+        </w:numPr>
+      </w:pPr>
+      <w:r>
+        <w:rPr>
+          <w:b/>
+          <w:bCs/>
+        </w:rPr>
+        <w:t>Plug &amp; Charge:</w:t>
+      </w:r>
+      <w:r>
+        <w:t xml:space="preserve"> Autentificare și plată automată. Șoferul doar conectează cablul, iar mașina se ocupă de restul, folosind certificate digitale criptate.</w:t>
+      </w:r>
+    </w:p>
+    <w:p>
+      <w:pPr>
+        <w:pStyle w:val="ListParagraph"/>
+        <w:numPr>
+          <w:ilvl w:val="0"/>
+          <w:numId w:val="33"/>
+        </w:numPr>
+        <w:rPr>
+          <w:b/>
+          <w:bCs/>
+        </w:rPr>
+      </w:pPr>
+      <w:r>
+        <w:rPr>
+          <w:b/>
+          <w:bCs/>
+        </w:rPr>
+        <w:t>Vehicle-to-Grid (V2G):</w:t>
+      </w:r>
+      <w:r>
+        <w:rPr>
+          <w:b/>
+          <w:bCs/>
+        </w:rPr>
+        <w:t xml:space="preserve"> </w:t>
+      </w:r>
+      <w:r>
+        <w:t>Tra</w:t>
+      </w:r>
+      <w:r>
+        <w:t>nsformă mașina într-o „baterie pe roți” pentru oraș. Prin standardul ISO 15118-20, mașina are funcționalitate</w:t>
+      </w:r>
+      <w:r>
+        <w:t xml:space="preserve"> de a injecta energie înapoi în rețea in momenetele de vârf.</w:t>
+      </w:r>
+    </w:p>
+    <w:p>
+      <w:pPr>
+        <w:pStyle w:val="ListParagraph"/>
+        <w:ind w:left="0" w:firstLine="709"/>
+      </w:pPr>
+      <w:r>
+        <w:t>Rezultatul este că rețeaua devine mai stabilă (fără pene de curent), iar proprietarul mașinii este plătit pentru energia oferită sistemului național.</w:t>
+      </w:r>
+    </w:p>
+    <w:p>
+      <w:pPr>
+        <w:pStyle w:val="ListParagraph"/>
+        <w:ind w:left="0" w:firstLine="709"/>
+      </w:pPr>
+    </w:p>
+    <w:p>
+      <w:pPr>
+        <w:pStyle w:val="ListParagraph"/>
+        <w:ind w:left="0" w:firstLine="709"/>
+      </w:pPr>
+    </w:p>
+    <w:p>
+      <w:pPr>
+        <w:pStyle w:val="NoSpacing"/>
+      </w:pPr>
+    </w:p>
+    <w:p>
+      <w:pPr>
+        <w:pStyle w:val="NoSpacing"/>
+      </w:pPr>
+    </w:p>
+    <w:p>
+      <w:pPr>
+        <w:pStyle w:val="NoSpacing"/>
+      </w:pPr>
+    </w:p>
+    <w:p>
+      <w:pPr>
+        <w:pStyle w:val="NoSpacing"/>
+      </w:pPr>
+    </w:p>
+    <w:p>
+      <w:pPr>
+        <w:pStyle w:val="Heading1"/>
+        <w:jc w:val="right"/>
+      </w:pPr>
+      <w:bookmarkStart w:id="43" w:name="_Toc223690040"/>
+      <w:r>
+        <w:t>Securitate Cibernetică în Rețelele PLC</w:t>
+      </w:r>
+      <w:bookmarkEnd w:id="43"/>
+    </w:p>
+    <w:p>
+      <w:pPr>
+        <w:pStyle w:val="ListParagraph"/>
+        <w:ind w:left="0" w:firstLine="709"/>
+      </w:pPr>
+      <w:r>
+        <w:t>Deoarece pachetele noastre de internet ies fizic pe cablul care duce spre panoul electric, apare în mod natural întrebarea: „Este Powerline-ul un sistem sigur împotriva atacurilor externe?”</w:t>
+      </w:r>
+    </w:p>
+    <w:p>
+      <w:pPr>
+        <w:pStyle w:val="Heading2"/>
+        <w:ind w:left="0" w:firstLine="0"/>
+      </w:pPr>
+      <w:bookmarkStart w:id="44" w:name="_Toc223690041"/>
+      <w:r>
+        <w:t>Riscuri și vulnerabilități (FDI și Jamming)</w:t>
+      </w:r>
+      <w:bookmarkEnd w:id="44"/>
+    </w:p>
+    <w:p>
+      <w:pPr>
+        <w:pStyle w:val="ListParagraph"/>
+        <w:ind w:left="0" w:firstLine="709"/>
+      </w:pPr>
+      <w:r>
+        <w:t>În mediile industriale și de Smart Metering, modelele de amenințare sunt complexe și necesită strategii de protecție avansate.</w:t>
+      </w:r>
+    </w:p>
+    <w:p>
+      <w:pPr>
+        <w:pStyle w:val="ListParagraph"/>
+        <w:numPr>
+          <w:ilvl w:val="0"/>
+          <w:numId w:val="34"/>
+        </w:numPr>
+      </w:pPr>
+      <w:r>
+        <w:rPr>
+          <w:b/>
+          <w:bCs/>
+        </w:rPr>
+        <w:t>False Data Injection (FDI):</w:t>
+      </w:r>
+      <w:r>
+        <w:t xml:space="preserve"> Un atactor cu acces fizic la rețea ar putea încerca să injecteze pachete de date false pentru a altera indexul de consum sau parametrii transmiși către centrul de control.</w:t>
+      </w:r>
+    </w:p>
+    <w:p>
+      <w:pPr>
+        <w:pStyle w:val="ListParagraph"/>
+        <w:numPr>
+          <w:ilvl w:val="0"/>
+          <w:numId w:val="34"/>
+        </w:numPr>
+      </w:pPr>
+      <w:r>
+        <w:rPr>
+          <w:b/>
+          <w:bCs/>
+        </w:rPr>
+        <w:t>Bruiajul (Jamming):</w:t>
+      </w:r>
+      <w:r>
+        <w:t xml:space="preserve"> O vulnerabilitate specifică rețelelor PLC publice este atacul de tip Denial of Service (DoS) prin bruiaj. Acesta presupune injectarea unui zgomot electromagnetic masiv prin firele electrice pentru a compleși frecvențele de date, blocând astfel comunicația între noduri.</w:t>
+      </w:r>
+    </w:p>
+    <w:p>
+      <w:pPr>
+        <w:pStyle w:val="Heading2"/>
+        <w:ind w:left="0" w:firstLine="0"/>
+      </w:pPr>
+      <w:bookmarkStart w:id="45" w:name="_Toc223690042"/>
+      <w:r>
+        <w:t>Securizarea datelor: Criptare AES-128 și AI</w:t>
+      </w:r>
+      <w:bookmarkEnd w:id="45"/>
     </w:p>
     <w:p>
       <w:pPr>
         <w:ind w:firstLine="709"/>
-        <w:rPr>
+      </w:pPr>
+      <w:r>
+        <w:t>Răspunul ind</w:t>
+      </w:r>
+      <w:r>
+        <w:t>ustriei la riscurile de interceptare se bazează pe două straturi de protecție:</w:t>
+      </w:r>
+    </w:p>
+    <w:p>
+      <w:pPr>
+        <w:pStyle w:val="ListParagraph"/>
+        <w:numPr>
+          <w:ilvl w:val="0"/>
+          <w:numId w:val="36"/>
+        </w:numPr>
+        <w:spacing w:line="240" w:lineRule="auto"/>
+        <w:jc w:val="left"/>
+      </w:pPr>
+      <w:r>
+        <w:rPr>
+          <w:b/>
+          <w:bCs/>
+        </w:rPr>
+        <w:t>Criptarea Hardware (AES-128):</w:t>
+      </w:r>
+      <w:r>
+        <w:t xml:space="preserve"> Toate datele sunt securitzate printr-un standard de nivel bancar. Activarea se face prin apăsarea fizică a butonului „Pair”, care generează o cheie matematică unică între dispozitive. Fără acces fizic în locuință în acele 2 minute de negociere, rețeaua este practic imposibil de spart.</w:t>
+      </w:r>
+    </w:p>
+    <w:p>
+      <w:pPr>
+        <w:pStyle w:val="ListParagraph"/>
+        <w:numPr>
+          <w:ilvl w:val="0"/>
+          <w:numId w:val="36"/>
+        </w:numPr>
+        <w:spacing w:line="240" w:lineRule="auto"/>
+        <w:jc w:val="left"/>
+      </w:pPr>
+      <w:r>
+        <w:rPr>
+          <w:b/>
+          <w:bCs/>
+        </w:rPr>
+        <w:t>Monitorizare prin AI (CNN):</w:t>
+      </w:r>
+      <w:r>
+        <w:t xml:space="preserve"> În mediul industrial, cipu</w:t>
+      </w:r>
+      <w:r>
+        <w:t>rile</w:t>
+      </w:r>
+      <w:r>
+        <w:t xml:space="preserve"> din 2026 folosesc rețelele neuronale pentru a scana firul 24/7. Acestea disting instantaneu zgomotul accidental de un atac de tip Jamming, alertând imediat dispeceratul în caz de anomalie.</w:t>
+      </w:r>
+    </w:p>
+    <w:p>
+      <w:pPr>
+        <w:spacing w:line="240" w:lineRule="auto"/>
+        <w:jc w:val="left"/>
+      </w:pPr>
+      <w:r>
+        <w:br w:type="page"/>
+      </w:r>
+    </w:p>
+    <w:p>
+      <w:pPr>
+        <w:pStyle w:val="NoSpacing"/>
+      </w:pPr>
+    </w:p>
+    <w:p>
+      <w:pPr>
+        <w:pStyle w:val="NoSpacing"/>
+      </w:pPr>
+    </w:p>
+    <w:p>
+      <w:pPr>
+        <w:pStyle w:val="NoSpacing"/>
+      </w:pPr>
+    </w:p>
+    <w:p>
+      <w:pPr>
+        <w:pStyle w:val="NoSpacing"/>
+        <w:rPr>
+          <w:rFonts w:eastAsia="Times New Roman" w:cs="Times New Roman"/>
+          <w:szCs w:val="24"/>
+          <w:lang w:val="ro-RO" w:eastAsia="ro-RO"/>
+        </w:rPr>
+      </w:pPr>
+    </w:p>
+    <w:p>
+      <w:pPr>
+        <w:pStyle w:val="Heading1"/>
+        <w:jc w:val="right"/>
+      </w:pPr>
+      <w:bookmarkStart w:id="46" w:name="_Toc223690043"/>
+      <w:r>
+        <w:t>Concluzii</w:t>
+      </w:r>
+      <w:bookmarkEnd w:id="46"/>
+    </w:p>
+    <w:p>
+      <w:pPr>
+        <w:pStyle w:val="ListParagraph"/>
+        <w:ind w:left="0" w:firstLine="709"/>
+      </w:pPr>
+      <w:r>
+        <w:t>Studiul ecosistemului Powerline Communication (PLC) ne arată o tehnologie matură, care a reușit să transforme infrastructura electrică existentă într-o rețea de date performantă. De la primele semnale de control de acum un secol, PLC a evoluat exponențial, oferind astăzi soluții de viteză gigabit prin standardele sale.</w:t>
+      </w:r>
+    </w:p>
+    <w:p>
+      <w:pPr>
+        <w:spacing w:line="240" w:lineRule="auto"/>
+        <w:ind w:firstLine="851"/>
+        <w:jc w:val="left"/>
+      </w:pPr>
+      <w:r>
+        <w:t>Concluziile principale ale acestui studiu evidențiază trei direcții esențiale:</w:t>
+      </w:r>
+    </w:p>
+    <w:p>
+      <w:pPr>
+        <w:pStyle w:val="ListParagraph"/>
+        <w:numPr>
+          <w:ilvl w:val="0"/>
+          <w:numId w:val="37"/>
+        </w:numPr>
+        <w:spacing w:line="240" w:lineRule="auto"/>
+        <w:jc w:val="left"/>
+      </w:pPr>
+      <w:r>
+        <w:rPr>
+          <w:b/>
+          <w:bCs/>
+          <w:lang w:val="ro-RO"/>
+        </w:rPr>
+        <w:t>Stabilitate și performanță în mediul casnic:</w:t>
+      </w:r>
+      <w:r>
+        <w:rPr>
+          <w:lang w:val="ro-RO"/>
+        </w:rPr>
+        <w:t xml:space="preserve"> În locuințele cu pereți groși din beton, unde semnalul Wi-Fi este atenuat sever, tehnologia Powerline rămâne cea mai eficientă alternativă. Utilizarea tehnicilor MIMO și Beamforming permite obținerea unei conexiuni constante, fără latențele specifice rețelelor wireless, fiind ideală pentru gaming, streaming 4K și munca de la distanță</w:t>
+      </w:r>
+    </w:p>
+    <w:p>
+      <w:pPr>
+        <w:pStyle w:val="ListParagraph"/>
+        <w:numPr>
+          <w:ilvl w:val="0"/>
+          <w:numId w:val="37"/>
+        </w:numPr>
+        <w:spacing w:line="240" w:lineRule="auto"/>
+        <w:jc w:val="left"/>
+      </w:pPr>
+      <w:r>
+        <w:rPr>
+          <w:b/>
+          <w:bCs/>
+          <w:lang w:val="ro-RO"/>
+        </w:rPr>
+        <w:t>Pilonul infrastructurii Smart City</w:t>
+      </w:r>
+      <w:r>
+        <w:rPr>
+          <w:lang w:val="ro-RO"/>
+        </w:rPr>
+        <w:t>: PLC a devenit limbajul fundamental pentru Smart Grid și mobilitatea electrică. Prin standardele G3-PLC și ISO 15118, aceasta facilitează gestionarea inteligentă a energiei. Funcții precum Plug &amp; Charge și sistemul bidirecțional Vehicle-to-Grid (V2G) transformă vehiculele electrice în unități active de stocare, capabile să susțină stabilitatea rețelei naționale în momentele de vârf.</w:t>
+      </w:r>
+    </w:p>
+    <w:p>
+      <w:pPr>
+        <w:pStyle w:val="ListParagraph"/>
+        <w:numPr>
+          <w:ilvl w:val="0"/>
+          <w:numId w:val="37"/>
+        </w:numPr>
+        <w:spacing w:line="240" w:lineRule="auto"/>
+        <w:jc w:val="left"/>
+      </w:pPr>
+      <w:r>
+        <w:rPr>
+          <w:b/>
+          <w:bCs/>
+          <w:lang w:val="ro-RO"/>
+        </w:rPr>
+        <w:t>Securitate robustă și adaptivă</w:t>
+      </w:r>
+      <w:r>
+        <w:rPr>
+          <w:lang w:val="ro-RO"/>
+        </w:rPr>
+        <w:t>: Deși datele circulă printr-un mediu partajat, utilizarea criptării hardware AES-128 oferă un nivel de protecție ridicat. Mai mult, integrarea Inteligenței Artificiale (CNN) în echipamentele de ultimă generație asigură o apărare proactivă împotriva tentativelor de bruiaj, distingând între zgomotul electric obișnuit și atacurile cibernetice.</w:t>
+      </w:r>
+    </w:p>
+    <w:p>
+      <w:pPr>
+        <w:pStyle w:val="NoSpacing"/>
+        <w:ind w:firstLine="709"/>
+        <w:rPr>
+          <w:rFonts w:ascii="UT Sans" w:hAnsi="UT Sans"/>
+          <w:sz w:val="24"/>
+          <w:szCs w:val="24"/>
+        </w:rPr>
+      </w:pPr>
+      <w:r>
+        <w:rPr>
+          <w:rFonts w:ascii="UT Sans" w:hAnsi="UT Sans"/>
+          <w:sz w:val="24"/>
+          <w:szCs w:val="24"/>
+          <w:lang w:val="ro-RO"/>
+        </w:rPr>
+        <w:t>În concluzie, tehnologia Powerline nu este doar o metodă de a evita găurirea pereților pentru cabluri noi. Ea reprezintă o soluție strategică de "reciclare" a infrastructurii electrice, transformând-o într-o rețea de date globală, sigură și adaptată cerințelor tehnologice ale anului 2026.</w:t>
+      </w:r>
+    </w:p>
+    <w:p>
+      <w:pPr>
+        <w:spacing w:line="240" w:lineRule="auto"/>
+        <w:jc w:val="left"/>
+        <w:rPr>
+          <w:rFonts w:ascii="Calibri" w:eastAsia="Calibri" w:hAnsi="Calibri" w:cs="Calibri"/>
+          <w:noProof w:val="0"/>
+          <w:sz w:val="22"/>
+          <w:szCs w:val="22"/>
           <w:lang w:val="en-US" w:eastAsia="en-US"/>
         </w:rPr>
       </w:pPr>
-    </w:p>
-    <w:p>
-      <w:pPr>
-        <w:ind w:firstLine="709"/>
-        <w:rPr>
-          <w:lang w:val="en-US" w:eastAsia="en-US"/>
-        </w:rPr>
-      </w:pPr>
-    </w:p>
-    <w:p>
-      <w:pPr>
-        <w:ind w:firstLine="709"/>
-        <w:rPr>
-          <w:lang w:val="en-US" w:eastAsia="en-US"/>
-        </w:rPr>
-      </w:pPr>
-    </w:p>
-    <w:p>
-      <w:pPr>
-        <w:ind w:firstLine="709"/>
-        <w:rPr>
-          <w:lang w:val="en-US" w:eastAsia="en-US"/>
-        </w:rPr>
-      </w:pPr>
-    </w:p>
-    <w:p>
-      <w:pPr>
-        <w:ind w:firstLine="709"/>
-        <w:rPr>
-          <w:lang w:val="en-US" w:eastAsia="en-US"/>
-        </w:rPr>
+      <w:r>
+        <w:br w:type="page"/>
+      </w:r>
+    </w:p>
+    <w:p>
+      <w:pPr>
+        <w:pStyle w:val="NoSpacing"/>
+      </w:pPr>
+    </w:p>
+    <w:p>
+      <w:pPr>
+        <w:pStyle w:val="NoSpacing"/>
+      </w:pPr>
+    </w:p>
+    <w:p>
+      <w:pPr>
+        <w:pStyle w:val="NoSpacing"/>
+      </w:pPr>
+    </w:p>
+    <w:p>
+      <w:pPr>
+        <w:pStyle w:val="NoSpacing"/>
       </w:pPr>
     </w:p>
     <w:p>
@@ -5331,7 +6819,7 @@
           <w:lang w:val="ro-RO"/>
         </w:rPr>
       </w:pPr>
-      <w:bookmarkStart w:id="25" w:name="_Toc223387052"/>
+      <w:bookmarkStart w:id="47" w:name="_Toc223690044"/>
       <w:r>
         <w:rPr>
           <w:color w:val="auto"/>
@@ -5339,471 +6827,480 @@
         </w:rPr>
         <w:t>Bibliografie</w:t>
       </w:r>
-      <w:bookmarkEnd w:id="21"/>
-      <w:bookmarkEnd w:id="22"/>
-      <w:bookmarkEnd w:id="23"/>
-      <w:bookmarkEnd w:id="24"/>
-      <w:bookmarkEnd w:id="25"/>
-    </w:p>
-    <w:p>
-      <w:pPr>
-        <w:spacing w:after="120" w:line="288" w:lineRule="auto"/>
-        <w:ind w:firstLine="709"/>
-        <w:rPr>
-          <w:sz w:val="22"/>
-          <w:szCs w:val="22"/>
-        </w:rPr>
-      </w:pPr>
-      <w:r>
-        <w:rPr>
-          <w:sz w:val="22"/>
-          <w:szCs w:val="22"/>
-        </w:rPr>
-        <w:t>[1]</w:t>
-      </w:r>
-      <w:r>
-        <w:rPr>
-          <w:sz w:val="22"/>
-          <w:szCs w:val="22"/>
-        </w:rPr>
-        <w:tab/>
-      </w:r>
-      <w:r>
-        <w:rPr>
-          <w:sz w:val="22"/>
-          <w:szCs w:val="22"/>
-        </w:rPr>
-        <w:t xml:space="preserve">Universitatea Transilvania din Brașov, </w:t>
-      </w:r>
-      <w:r>
-        <w:rPr>
+      <w:bookmarkEnd w:id="28"/>
+      <w:bookmarkEnd w:id="29"/>
+      <w:bookmarkEnd w:id="30"/>
+      <w:bookmarkEnd w:id="31"/>
+      <w:bookmarkEnd w:id="47"/>
+    </w:p>
+    <w:p>
+      <w:pPr>
+        <w:pStyle w:val="ListParagraph"/>
+        <w:numPr>
+          <w:ilvl w:val="0"/>
+          <w:numId w:val="39"/>
+        </w:numPr>
+        <w:ind w:left="0" w:firstLine="709"/>
+        <w:jc w:val="left"/>
+        <w:rPr>
+          <w:rFonts w:eastAsia="Cambria"/>
+        </w:rPr>
+      </w:pPr>
+      <w:r>
+        <w:rPr>
+          <w:rFonts w:eastAsia="Cambria"/>
+          <w:lang w:val="ro-RO"/>
+        </w:rPr>
+        <w:t xml:space="preserve">TP-Link, </w:t>
+      </w:r>
+      <w:r>
+        <w:rPr>
+          <w:rFonts w:eastAsia="Cambria"/>
           <w:i/>
-          <w:sz w:val="22"/>
-          <w:szCs w:val="22"/>
-        </w:rPr>
-        <w:t>Manual de identitate vizuală</w:t>
-      </w:r>
-      <w:r>
-        <w:rPr>
-          <w:sz w:val="22"/>
-          <w:szCs w:val="22"/>
-        </w:rPr>
-        <w:t xml:space="preserve">, </w:t>
-      </w:r>
-      <w:hyperlink r:id="rId21" w:history="1">
+          <w:iCs/>
+          <w:lang w:val="ro-RO"/>
+        </w:rPr>
+        <w:t>What is Powerline?,</w:t>
+      </w:r>
+      <w:r>
+        <w:rPr>
+          <w:rFonts w:eastAsia="Cambria"/>
+          <w:lang w:val="ro-RO"/>
+        </w:rPr>
+        <w:t xml:space="preserve"> </w:t>
+      </w:r>
+      <w:hyperlink r:id="rId21" w:tgtFrame="_blank" w:history="1">
         <w:r>
           <w:rPr>
             <w:rStyle w:val="Hyperlink"/>
+            <w:rFonts w:eastAsia="Cambria"/>
             <w:color w:val="auto"/>
-            <w:sz w:val="22"/>
-            <w:szCs w:val="22"/>
+            <w:u w:val="none"/>
+            <w:lang w:val="ro-RO"/>
           </w:rPr>
-          <w:t>https://intranet.unitbv.ro/Intranet/Identitate-vizuala</w:t>
+          <w:t>https://www.tp-link.com/us/powerline/</w:t>
         </w:r>
       </w:hyperlink>
-      <w:r>
-        <w:rPr>
-          <w:sz w:val="22"/>
-          <w:szCs w:val="22"/>
-        </w:rPr>
-        <w:t>.</w:t>
-      </w:r>
-    </w:p>
-    <w:p>
-      <w:pPr>
-        <w:spacing w:after="120" w:line="288" w:lineRule="auto"/>
-        <w:ind w:firstLine="709"/>
-        <w:rPr>
-          <w:sz w:val="22"/>
-          <w:szCs w:val="22"/>
-        </w:rPr>
-      </w:pPr>
-      <w:r>
-        <w:rPr>
-          <w:sz w:val="22"/>
-          <w:szCs w:val="22"/>
-        </w:rPr>
-        <w:t>[2]</w:t>
-      </w:r>
-      <w:r>
-        <w:rPr>
-          <w:sz w:val="22"/>
-          <w:szCs w:val="22"/>
-        </w:rPr>
-        <w:t>Milutinović, V. (1997). A good method to prepare and use transparencies for research presentations. </w:t>
-      </w:r>
-      <w:r>
-        <w:rPr>
+    </w:p>
+    <w:p>
+      <w:pPr>
+        <w:pStyle w:val="ListParagraph"/>
+        <w:numPr>
+          <w:ilvl w:val="0"/>
+          <w:numId w:val="39"/>
+        </w:numPr>
+        <w:ind w:left="0" w:firstLine="709"/>
+        <w:rPr>
+          <w:rFonts w:eastAsia="Cambria"/>
+        </w:rPr>
+      </w:pPr>
+      <w:r>
+        <w:rPr>
+          <w:rFonts w:eastAsia="Cambria"/>
+        </w:rPr>
+        <w:t xml:space="preserve">Wikipedia, </w:t>
+      </w:r>
+      <w:r>
+        <w:rPr>
+          <w:rFonts w:eastAsia="Cambria"/>
           <w:i/>
           <w:iCs/>
-          <w:sz w:val="22"/>
-          <w:szCs w:val="22"/>
-        </w:rPr>
-        <w:t>IEEE TCCA Newsletter.[online] Available from: http://tab. computer. org/tcca/news/sept96/bestmeth. pdf</w:t>
-      </w:r>
-      <w:r>
-        <w:rPr>
-          <w:sz w:val="22"/>
-          <w:szCs w:val="22"/>
+        </w:rPr>
+        <w:t>Power-line communication,</w:t>
+      </w:r>
+      <w:r>
+        <w:rPr>
+          <w:rFonts w:eastAsia="Cambria"/>
+        </w:rPr>
+        <w:t xml:space="preserve"> </w:t>
+      </w:r>
+      <w:r>
+        <w:rPr>
+          <w:rFonts w:eastAsia="Cambria"/>
+          <w:lang w:val="ro-RO"/>
+        </w:rPr>
+        <w:t>https://en.wikipedia.org/wiki/Power-line_communication</w:t>
+      </w:r>
+    </w:p>
+    <w:p>
+      <w:pPr>
+        <w:pStyle w:val="ListParagraph"/>
+        <w:numPr>
+          <w:ilvl w:val="0"/>
+          <w:numId w:val="39"/>
+        </w:numPr>
+        <w:ind w:left="0" w:firstLine="709"/>
+        <w:rPr>
+          <w:rFonts w:eastAsia="Cambria"/>
+        </w:rPr>
+      </w:pPr>
+      <w:r>
+        <w:rPr>
+          <w:rFonts w:eastAsia="Cambria"/>
+          <w:lang w:val="ro-RO"/>
+        </w:rPr>
+        <w:t xml:space="preserve">Wikipedia, </w:t>
+      </w:r>
+      <w:r>
+        <w:rPr>
+          <w:rFonts w:eastAsia="Cambria"/>
+          <w:i/>
+          <w:iCs/>
+          <w:lang w:val="ro-RO"/>
+        </w:rPr>
+        <w:t>HomePlug,</w:t>
+      </w:r>
+      <w:r>
+        <w:rPr>
+          <w:rFonts w:eastAsia="Cambria"/>
+          <w:lang w:val="ro-RO"/>
+        </w:rPr>
+        <w:t xml:space="preserve"> </w:t>
+      </w:r>
+      <w:r>
+        <w:rPr>
+          <w:rFonts w:eastAsia="Cambria"/>
+          <w:lang w:val="ro-RO"/>
+        </w:rPr>
+        <w:t>https://en.wikipedia.org/wiki/HomePlug</w:t>
+      </w:r>
+    </w:p>
+    <w:p>
+      <w:pPr>
+        <w:pStyle w:val="ListParagraph"/>
+        <w:numPr>
+          <w:ilvl w:val="0"/>
+          <w:numId w:val="39"/>
+        </w:numPr>
+        <w:ind w:left="0" w:firstLine="709"/>
+        <w:rPr>
+          <w:rFonts w:eastAsia="Cambria"/>
+        </w:rPr>
+      </w:pPr>
+      <w:r>
+        <w:rPr>
+          <w:rFonts w:eastAsia="Cambria"/>
+          <w:lang w:val="ro-RO"/>
+        </w:rPr>
+        <w:t xml:space="preserve">SmallNetBuilder, </w:t>
+      </w:r>
+      <w:r>
+        <w:rPr>
+          <w:rFonts w:eastAsia="Cambria"/>
+          <w:i/>
+          <w:iCs/>
+          <w:lang w:val="ro-RO"/>
+        </w:rPr>
+        <w:t>Powerline FAQ – 2015</w:t>
+      </w:r>
+      <w:r>
+        <w:rPr>
+          <w:rFonts w:eastAsia="Cambria"/>
+          <w:lang w:val="ro-RO"/>
         </w:rPr>
         <w:t xml:space="preserve">, </w:t>
       </w:r>
-      <w:hyperlink r:id="rId22" w:history="1">
+      <w:r>
+        <w:rPr>
+          <w:rFonts w:eastAsia="Cambria"/>
+          <w:lang w:val="ro-RO"/>
+        </w:rPr>
+        <w:t>https://www.smallnetbuilder.com/basics/lanwan-basics/smallnetbuilders-powerline-faq-2015/</w:t>
+      </w:r>
+    </w:p>
+    <w:p>
+      <w:pPr>
+        <w:pStyle w:val="ListParagraph"/>
+        <w:numPr>
+          <w:ilvl w:val="0"/>
+          <w:numId w:val="39"/>
+        </w:numPr>
+        <w:ind w:left="0" w:firstLine="709"/>
+        <w:rPr>
+          <w:rFonts w:eastAsia="Cambria"/>
+        </w:rPr>
+      </w:pPr>
+      <w:r>
+        <w:rPr>
+          <w:rFonts w:eastAsia="Cambria"/>
+        </w:rPr>
+        <w:t xml:space="preserve">Wikipedia, </w:t>
+      </w:r>
+      <w:r>
+        <w:rPr>
+          <w:rFonts w:eastAsia="Cambria"/>
+          <w:i/>
+          <w:iCs/>
+        </w:rPr>
+        <w:t>G.hn,</w:t>
+      </w:r>
+      <w:r>
+        <w:rPr>
+          <w:rFonts w:eastAsia="Cambria"/>
+        </w:rPr>
+        <w:t xml:space="preserve"> </w:t>
+      </w:r>
+      <w:hyperlink r:id="rId22" w:tgtFrame="_blank" w:history="1">
         <w:r>
           <w:rPr>
             <w:rStyle w:val="Hyperlink"/>
+            <w:rFonts w:eastAsia="Cambria"/>
             <w:color w:val="auto"/>
-            <w:sz w:val="22"/>
-            <w:szCs w:val="22"/>
+            <w:u w:val="none"/>
+            <w:lang w:val="ro-RO"/>
           </w:rPr>
-          <w:t>http://rti.etf.bg.ac.rs/rti/ir3ppk/materijali/VM_a_good_method.pdf</w:t>
+          <w:t>https://en.wikipedia.org/wiki/G.hn</w:t>
         </w:r>
       </w:hyperlink>
-      <w:r>
-        <w:rPr>
-          <w:sz w:val="22"/>
-          <w:szCs w:val="22"/>
-        </w:rPr>
-        <w:t xml:space="preserve"> </w:t>
-      </w:r>
-    </w:p>
-    <w:p>
-      <w:pPr>
-        <w:spacing w:after="120" w:line="288" w:lineRule="auto"/>
-        <w:ind w:firstLine="709"/>
-        <w:rPr>
-          <w:sz w:val="22"/>
-          <w:szCs w:val="22"/>
-        </w:rPr>
-      </w:pPr>
-      <w:r>
-        <w:rPr>
-          <w:sz w:val="22"/>
-          <w:szCs w:val="22"/>
-        </w:rPr>
-        <w:t>[3]</w:t>
-      </w:r>
-      <w:r>
-        <w:rPr>
-          <w:sz w:val="22"/>
-          <w:szCs w:val="22"/>
-        </w:rPr>
-        <w:tab/>
-        <w:t>Milutinovic, V. (1996). The best method for presentation of research results. </w:t>
-      </w:r>
-      <w:r>
-        <w:rPr>
+    </w:p>
+    <w:p>
+      <w:pPr>
+        <w:pStyle w:val="ListParagraph"/>
+        <w:numPr>
+          <w:ilvl w:val="0"/>
+          <w:numId w:val="39"/>
+        </w:numPr>
+        <w:ind w:left="0" w:firstLine="709"/>
+        <w:rPr>
+          <w:rFonts w:eastAsia="Cambria"/>
+        </w:rPr>
+      </w:pPr>
+      <w:r>
+        <w:rPr>
+          <w:rFonts w:eastAsia="Cambria"/>
+        </w:rPr>
+        <w:t xml:space="preserve">Wavlink, </w:t>
+      </w:r>
+      <w:r>
+        <w:rPr>
+          <w:rFonts w:eastAsia="Cambria"/>
           <w:i/>
           <w:iCs/>
-          <w:sz w:val="22"/>
-          <w:szCs w:val="22"/>
-        </w:rPr>
-        <w:t>IEEE TCCA Newsletter</w:t>
-      </w:r>
-      <w:r>
-        <w:rPr>
-          <w:sz w:val="22"/>
-          <w:szCs w:val="22"/>
-        </w:rPr>
-        <w:t xml:space="preserve">, 1-6. </w:t>
-      </w:r>
-      <w:hyperlink r:id="rId23" w:history="1">
+        </w:rPr>
+        <w:t>G.hn Wave-2 VS HomePlug AV2 – King of Connection,</w:t>
+      </w:r>
+      <w:r>
+        <w:rPr>
+          <w:rFonts w:eastAsia="Cambria"/>
+        </w:rPr>
+        <w:t xml:space="preserve"> </w:t>
+      </w:r>
+      <w:r>
+        <w:rPr>
+          <w:rFonts w:eastAsia="Cambria"/>
+          <w:lang w:val="ro-RO"/>
+        </w:rPr>
+        <w:t>https://blog.wavlink.com/en-us/article/TechnicalNews/1c568429c979c83571f7662011b5aa4a.html</w:t>
+      </w:r>
+    </w:p>
+    <w:p>
+      <w:pPr>
+        <w:pStyle w:val="ListParagraph"/>
+        <w:numPr>
+          <w:ilvl w:val="0"/>
+          <w:numId w:val="39"/>
+        </w:numPr>
+        <w:ind w:left="0" w:firstLine="709"/>
+        <w:rPr>
+          <w:rFonts w:eastAsia="Cambria"/>
+        </w:rPr>
+      </w:pPr>
+      <w:r>
+        <w:rPr>
+          <w:rFonts w:eastAsia="Cambria"/>
+          <w:lang w:val="ro-RO"/>
+        </w:rPr>
+        <w:t xml:space="preserve">CyberPower, </w:t>
+      </w:r>
+      <w:r>
+        <w:rPr>
+          <w:rFonts w:eastAsia="Cambria"/>
+          <w:i/>
+          <w:iCs/>
+          <w:lang w:val="ro-RO"/>
+        </w:rPr>
+        <w:t>CPS1220RMS - Rackbar - Product Details, Specs, Downloads</w:t>
+      </w:r>
+      <w:r>
+        <w:rPr>
+          <w:rFonts w:eastAsia="Cambria"/>
+          <w:lang w:val="ro-RO"/>
+        </w:rPr>
+        <w:t>,</w:t>
+      </w:r>
+      <w:r>
+        <w:rPr>
+          <w:rFonts w:eastAsia="Cambria"/>
+          <w:lang w:val="ro-RO"/>
+        </w:rPr>
+        <w:t xml:space="preserve"> </w:t>
+      </w:r>
+      <w:hyperlink r:id="rId23" w:tgtFrame="_blank" w:history="1">
         <w:r>
           <w:rPr>
             <w:rStyle w:val="Hyperlink"/>
+            <w:rFonts w:eastAsia="Cambria"/>
             <w:color w:val="auto"/>
-            <w:sz w:val="22"/>
-            <w:szCs w:val="22"/>
+            <w:u w:val="none"/>
+            <w:lang w:val="ro-RO"/>
           </w:rPr>
-          <w:t>https://rti.etf.bg.ac.rs/rti/ir3ppk/materijali/VM_the_best_method.pdf</w:t>
+          <w:t>https://www.cyberpowersystems.com/product/surge/rackbar/cps1220rms/</w:t>
         </w:r>
       </w:hyperlink>
-      <w:r>
-        <w:rPr>
-          <w:sz w:val="22"/>
-          <w:szCs w:val="22"/>
-        </w:rPr>
-        <w:t xml:space="preserve"> </w:t>
-      </w:r>
-    </w:p>
-    <w:p>
-      <w:pPr>
-        <w:spacing w:after="120" w:line="288" w:lineRule="auto"/>
-        <w:ind w:firstLine="709"/>
-        <w:rPr>
-          <w:sz w:val="22"/>
-          <w:szCs w:val="22"/>
-        </w:rPr>
-      </w:pPr>
-      <w:r>
-        <w:rPr>
-          <w:sz w:val="22"/>
-          <w:szCs w:val="22"/>
-        </w:rPr>
-        <w:t>[4]</w:t>
-      </w:r>
-      <w:r>
-        <w:rPr>
-          <w:sz w:val="22"/>
-          <w:szCs w:val="22"/>
-        </w:rPr>
-        <w:tab/>
-        <w:t>Colwell, R. P. (2006). </w:t>
-      </w:r>
-      <w:r>
-        <w:rPr>
+    </w:p>
+    <w:p>
+      <w:pPr>
+        <w:pStyle w:val="ListParagraph"/>
+        <w:numPr>
+          <w:ilvl w:val="0"/>
+          <w:numId w:val="39"/>
+        </w:numPr>
+        <w:ind w:left="0" w:firstLine="709"/>
+        <w:rPr>
+          <w:rFonts w:eastAsia="Cambria"/>
+        </w:rPr>
+      </w:pPr>
+      <w:r>
+        <w:rPr>
+          <w:rFonts w:eastAsia="Cambria"/>
+          <w:lang w:val="ro-RO"/>
+        </w:rPr>
+        <w:t xml:space="preserve">Eaton - Tripp Lite, </w:t>
+      </w:r>
+      <w:r>
+        <w:rPr>
+          <w:rFonts w:eastAsia="Cambria"/>
           <w:i/>
           <w:iCs/>
-          <w:sz w:val="22"/>
-          <w:szCs w:val="22"/>
-        </w:rPr>
-        <w:t>The Pentium Chronicles: The People, Passion, and Politics Behind Intel's Landmark Chips</w:t>
-      </w:r>
-      <w:r>
-        <w:rPr>
-          <w:sz w:val="22"/>
-          <w:szCs w:val="22"/>
-        </w:rPr>
-        <w:t xml:space="preserve">. Wiley. </w:t>
-      </w:r>
-      <w:hyperlink r:id="rId24" w:history="1">
-        <w:r>
-          <w:rPr>
-            <w:rStyle w:val="Hyperlink"/>
-            <w:color w:val="auto"/>
-            <w:sz w:val="22"/>
-            <w:szCs w:val="22"/>
-          </w:rPr>
-          <w:t>https://images-na.ssl-images-amazon.com/images/I/515CAPVEAuL._SX346_BO1,204,203,200_.jpg</w:t>
-        </w:r>
-      </w:hyperlink>
-      <w:r>
-        <w:rPr>
-          <w:sz w:val="22"/>
-          <w:szCs w:val="22"/>
+          <w:lang w:val="ro-RO"/>
+        </w:rPr>
+        <w:t>Surge protectors explained</w:t>
+      </w:r>
+      <w:r>
+        <w:rPr>
+          <w:rFonts w:eastAsia="Cambria"/>
+          <w:lang w:val="ro-RO"/>
+        </w:rPr>
+        <w:t>,</w:t>
+      </w:r>
+      <w:r>
+        <w:rPr>
+          <w:rFonts w:eastAsia="Cambria"/>
+          <w:lang w:val="ro-RO"/>
         </w:rPr>
         <w:t xml:space="preserve"> </w:t>
       </w:r>
-    </w:p>
-    <w:p>
-      <w:pPr>
-        <w:spacing w:after="120" w:line="288" w:lineRule="auto"/>
-        <w:ind w:firstLine="709"/>
-        <w:rPr>
-          <w:sz w:val="22"/>
-          <w:szCs w:val="22"/>
-        </w:rPr>
-      </w:pPr>
-      <w:r>
-        <w:rPr>
-          <w:sz w:val="22"/>
-          <w:szCs w:val="22"/>
-        </w:rPr>
-        <w:t>[</w:t>
-      </w:r>
-      <w:r>
-        <w:rPr>
-          <w:sz w:val="22"/>
-          <w:szCs w:val="22"/>
-        </w:rPr>
-        <w:t>5</w:t>
-      </w:r>
-      <w:r>
-        <w:rPr>
-          <w:sz w:val="22"/>
-          <w:szCs w:val="22"/>
-        </w:rPr>
-        <w:t>]</w:t>
-      </w:r>
-      <w:r>
-        <w:rPr>
-          <w:sz w:val="22"/>
-          <w:szCs w:val="22"/>
-        </w:rPr>
-        <w:tab/>
-        <w:t>Grove, A. S. (1996). </w:t>
-      </w:r>
-      <w:r>
-        <w:rPr>
+      <w:r>
+        <w:rPr>
+          <w:rFonts w:eastAsia="Cambria"/>
+          <w:lang w:val="ro-RO"/>
+        </w:rPr>
+        <w:t>https://tripplite.eaton.com/products/power-surge-protectors-explained</w:t>
+      </w:r>
+    </w:p>
+    <w:p>
+      <w:pPr>
+        <w:pStyle w:val="ListParagraph"/>
+        <w:numPr>
+          <w:ilvl w:val="0"/>
+          <w:numId w:val="39"/>
+        </w:numPr>
+        <w:ind w:left="0" w:firstLine="709"/>
+        <w:rPr>
+          <w:rFonts w:eastAsia="Cambria"/>
+        </w:rPr>
+      </w:pPr>
+      <w:r>
+        <w:rPr>
+          <w:rFonts w:eastAsia="Cambria"/>
+          <w:lang w:val="ro-RO"/>
+        </w:rPr>
+        <w:t xml:space="preserve">TP-Link United Kingdom, </w:t>
+      </w:r>
+      <w:r>
+        <w:rPr>
+          <w:rFonts w:eastAsia="Cambria"/>
           <w:i/>
           <w:iCs/>
-          <w:sz w:val="22"/>
-          <w:szCs w:val="22"/>
-        </w:rPr>
-        <w:t>Only the paranoid survive: How to exploit the crisis points that challenge every company and career</w:t>
-      </w:r>
-      <w:r>
-        <w:rPr>
-          <w:sz w:val="22"/>
-          <w:szCs w:val="22"/>
-        </w:rPr>
-        <w:t>. Broadway Business.</w:t>
-      </w:r>
-    </w:p>
-    <w:p>
-      <w:pPr>
-        <w:spacing w:line="288" w:lineRule="auto"/>
-        <w:ind w:firstLine="709"/>
-        <w:rPr>
-          <w:sz w:val="22"/>
-          <w:szCs w:val="22"/>
-        </w:rPr>
-      </w:pPr>
-      <w:r>
-        <w:rPr>
-          <w:sz w:val="22"/>
-          <w:szCs w:val="22"/>
+          <w:lang w:val="ro-RO"/>
+        </w:rPr>
+        <w:t>OneMesh™ VS Deco Mesh: What's the Difference?</w:t>
+      </w:r>
+      <w:r>
+        <w:rPr>
+          <w:rFonts w:eastAsia="Cambria"/>
+          <w:lang w:val="ro-RO"/>
+        </w:rPr>
+        <w:t>,</w:t>
+      </w:r>
+      <w:r>
+        <w:rPr>
+          <w:rFonts w:eastAsia="Cambria"/>
+          <w:lang w:val="ro-RO"/>
         </w:rPr>
         <w:t xml:space="preserve"> </w:t>
       </w:r>
       <w:r>
         <w:rPr>
-          <w:sz w:val="22"/>
-          <w:szCs w:val="22"/>
-        </w:rPr>
-        <w:t>[6]</w:t>
-      </w:r>
-      <w:r>
-        <w:rPr>
-          <w:sz w:val="22"/>
-          <w:szCs w:val="22"/>
-        </w:rPr>
-        <w:tab/>
-        <w:t xml:space="preserve">Jensen, J. R., &amp; Lulla, K. (1987). </w:t>
-      </w:r>
-      <w:r>
-        <w:rPr>
+          <w:rFonts w:eastAsia="Cambria"/>
+          <w:lang w:val="ro-RO"/>
+        </w:rPr>
+        <w:t>https://www.tp-link.com/uk/blog/122/-tp-link-onemesh%E2%84%A2-vs-deco-mesh-what-s-the-difference-/</w:t>
+      </w:r>
+    </w:p>
+    <w:p>
+      <w:pPr>
+        <w:pStyle w:val="ListParagraph"/>
+        <w:numPr>
+          <w:ilvl w:val="0"/>
+          <w:numId w:val="39"/>
+        </w:numPr>
+        <w:ind w:left="0" w:firstLine="709"/>
+        <w:rPr>
+          <w:rFonts w:eastAsia="Cambria"/>
+        </w:rPr>
+      </w:pPr>
+      <w:r>
+        <w:rPr>
+          <w:rFonts w:eastAsia="Cambria"/>
+          <w:lang w:val="ro-RO"/>
+        </w:rPr>
+        <w:t xml:space="preserve">ResearchGate, </w:t>
+      </w:r>
+      <w:r>
+        <w:rPr>
+          <w:rFonts w:eastAsia="Cambria"/>
           <w:i/>
-          <w:sz w:val="22"/>
-          <w:szCs w:val="22"/>
-        </w:rPr>
-        <w:t>Introductory digital image processing: a remote sensing perspective</w:t>
-      </w:r>
-      <w:r>
-        <w:rPr>
-          <w:sz w:val="22"/>
-          <w:szCs w:val="22"/>
-        </w:rPr>
-        <w:t>.</w:t>
-      </w:r>
-    </w:p>
-    <w:p>
-      <w:pPr>
-        <w:spacing w:line="288" w:lineRule="auto"/>
-        <w:ind w:firstLine="709"/>
-        <w:rPr>
-          <w:sz w:val="22"/>
-          <w:szCs w:val="22"/>
-        </w:rPr>
-      </w:pPr>
-      <w:r>
-        <w:rPr>
-          <w:bCs/>
-          <w:sz w:val="22"/>
-          <w:szCs w:val="22"/>
-        </w:rPr>
-        <w:t>[7]</w:t>
-      </w:r>
-      <w:r>
-        <w:rPr>
-          <w:bCs/>
-          <w:sz w:val="22"/>
-          <w:szCs w:val="22"/>
-        </w:rPr>
-        <w:tab/>
-        <w:t>Digital image processing</w:t>
-      </w:r>
-      <w:r>
-        <w:rPr>
-          <w:sz w:val="22"/>
-          <w:szCs w:val="22"/>
-        </w:rPr>
-        <w:t xml:space="preserve">, </w:t>
-      </w:r>
-      <w:hyperlink r:id="rId25" w:history="1">
-        <w:r>
-          <w:rPr>
-            <w:rStyle w:val="Hyperlink"/>
-            <w:color w:val="auto"/>
-            <w:sz w:val="22"/>
-            <w:szCs w:val="22"/>
-          </w:rPr>
-          <w:t>https://en.wikipedia.org/wiki/Digital_image_processing</w:t>
-        </w:r>
-      </w:hyperlink>
-      <w:r>
-        <w:rPr>
-          <w:sz w:val="22"/>
-          <w:szCs w:val="22"/>
-        </w:rPr>
-        <w:t xml:space="preserve"> .</w:t>
-      </w:r>
-    </w:p>
-    <w:p>
-      <w:pPr>
-        <w:spacing w:line="288" w:lineRule="auto"/>
-        <w:ind w:firstLine="709"/>
-        <w:rPr>
-          <w:sz w:val="22"/>
-          <w:szCs w:val="22"/>
-        </w:rPr>
-      </w:pPr>
-      <w:r>
-        <w:rPr>
-          <w:sz w:val="22"/>
-          <w:szCs w:val="22"/>
-        </w:rPr>
-        <w:t xml:space="preserve">[8] </w:t>
-      </w:r>
-      <w:r>
-        <w:rPr>
-          <w:sz w:val="22"/>
-          <w:szCs w:val="22"/>
-        </w:rPr>
-        <w:tab/>
-        <w:t xml:space="preserve">Camera video stereo, </w:t>
-      </w:r>
-      <w:hyperlink r:id="rId26" w:history="1">
-        <w:r>
-          <w:rPr>
-            <w:rStyle w:val="Hyperlink"/>
-            <w:color w:val="auto"/>
-            <w:sz w:val="22"/>
-            <w:szCs w:val="22"/>
-          </w:rPr>
-          <w:t>https://www.stereolabs.com/zed/</w:t>
-        </w:r>
-      </w:hyperlink>
-      <w:r>
-        <w:rPr>
-          <w:sz w:val="22"/>
-          <w:szCs w:val="22"/>
-        </w:rPr>
-        <w:t xml:space="preserve">  .</w:t>
-      </w:r>
-    </w:p>
-    <w:p>
-      <w:pPr>
-        <w:spacing w:line="288" w:lineRule="auto"/>
-        <w:ind w:firstLine="709"/>
-      </w:pPr>
-    </w:p>
-    <w:p>
-      <w:pPr>
-        <w:rPr>
-          <w:rFonts w:eastAsia="Cambria" w:cs="Cambria"/>
-          <w:b/>
-          <w:bCs/>
-          <w:smallCaps/>
-          <w:sz w:val="36"/>
-          <w:szCs w:val="36"/>
-          <w:lang w:val="en-US" w:eastAsia="en-US"/>
-        </w:rPr>
-      </w:pPr>
+          <w:iCs/>
+          <w:lang w:val="ro-RO"/>
+        </w:rPr>
+        <w:t>Security and Feasibility of Power Line Communication System</w:t>
+      </w:r>
+      <w:r>
+        <w:rPr>
+          <w:rFonts w:eastAsia="Cambria"/>
+          <w:lang w:val="ro-RO"/>
+        </w:rPr>
+        <w:t>,</w:t>
+      </w:r>
+      <w:r>
+        <w:rPr>
+          <w:rFonts w:eastAsia="Cambria"/>
+          <w:lang w:val="ro-RO"/>
+        </w:rPr>
+        <w:t xml:space="preserve"> </w:t>
+      </w:r>
+      <w:r>
+        <w:rPr>
+          <w:rFonts w:eastAsia="Cambria"/>
+          <w:lang w:val="ro-RO"/>
+        </w:rPr>
+        <w:t>https://www.researchgate.net/publication/280489153_Security_and_Feasibility_of_Power_Line_Communication_System</w:t>
+      </w:r>
     </w:p>
     <w:sectPr>
-      <w:headerReference w:type="even" r:id="rId27"/>
-      <w:headerReference w:type="default" r:id="rId28"/>
+      <w:headerReference w:type="even" r:id="rId24"/>
+      <w:headerReference w:type="default" r:id="rId25"/>
       <w:pgSz w:w="11906" w:h="16838" w:code="9"/>
       <w:pgMar w:top="1134" w:right="849" w:bottom="1135" w:left="1418" w:header="709" w:footer="709" w:gutter="0"/>
       <w:cols w:space="708"/>
@@ -6076,6 +7573,95 @@
     </w:lvl>
   </w:abstractNum>
   <w:abstractNum w:abstractNumId="1" w15:restartNumberingAfterBreak="0">
+    <w:nsid w:val="010666CD"/>
+    <w:multiLevelType w:val="hybridMultilevel"/>
+    <w:tmpl w:val="E08E61A2"/>
+    <w:lvl w:ilvl="0" w:tplc="DEAE61BC">
+      <w:start w:val="1"/>
+      <w:numFmt w:val="decimal"/>
+      <w:lvlText w:val="%1."/>
+      <w:lvlJc w:val="left"/>
+      <w:pPr>
+        <w:ind w:left="1069" w:hanging="360"/>
+      </w:pPr>
+      <w:rPr>
+        <w:rFonts w:hint="default"/>
+      </w:rPr>
+    </w:lvl>
+    <w:lvl w:ilvl="1" w:tplc="04180019" w:tentative="1">
+      <w:start w:val="1"/>
+      <w:numFmt w:val="lowerLetter"/>
+      <w:lvlText w:val="%2."/>
+      <w:lvlJc w:val="left"/>
+      <w:pPr>
+        <w:ind w:left="1789" w:hanging="360"/>
+      </w:pPr>
+    </w:lvl>
+    <w:lvl w:ilvl="2" w:tplc="0418001B" w:tentative="1">
+      <w:start w:val="1"/>
+      <w:numFmt w:val="lowerRoman"/>
+      <w:lvlText w:val="%3."/>
+      <w:lvlJc w:val="right"/>
+      <w:pPr>
+        <w:ind w:left="2509" w:hanging="180"/>
+      </w:pPr>
+    </w:lvl>
+    <w:lvl w:ilvl="3" w:tplc="0418000F" w:tentative="1">
+      <w:start w:val="1"/>
+      <w:numFmt w:val="decimal"/>
+      <w:lvlText w:val="%4."/>
+      <w:lvlJc w:val="left"/>
+      <w:pPr>
+        <w:ind w:left="3229" w:hanging="360"/>
+      </w:pPr>
+    </w:lvl>
+    <w:lvl w:ilvl="4" w:tplc="04180019" w:tentative="1">
+      <w:start w:val="1"/>
+      <w:numFmt w:val="lowerLetter"/>
+      <w:lvlText w:val="%5."/>
+      <w:lvlJc w:val="left"/>
+      <w:pPr>
+        <w:ind w:left="3949" w:hanging="360"/>
+      </w:pPr>
+    </w:lvl>
+    <w:lvl w:ilvl="5" w:tplc="0418001B" w:tentative="1">
+      <w:start w:val="1"/>
+      <w:numFmt w:val="lowerRoman"/>
+      <w:lvlText w:val="%6."/>
+      <w:lvlJc w:val="right"/>
+      <w:pPr>
+        <w:ind w:left="4669" w:hanging="180"/>
+      </w:pPr>
+    </w:lvl>
+    <w:lvl w:ilvl="6" w:tplc="0418000F" w:tentative="1">
+      <w:start w:val="1"/>
+      <w:numFmt w:val="decimal"/>
+      <w:lvlText w:val="%7."/>
+      <w:lvlJc w:val="left"/>
+      <w:pPr>
+        <w:ind w:left="5389" w:hanging="360"/>
+      </w:pPr>
+    </w:lvl>
+    <w:lvl w:ilvl="7" w:tplc="04180019" w:tentative="1">
+      <w:start w:val="1"/>
+      <w:numFmt w:val="lowerLetter"/>
+      <w:lvlText w:val="%8."/>
+      <w:lvlJc w:val="left"/>
+      <w:pPr>
+        <w:ind w:left="6109" w:hanging="360"/>
+      </w:pPr>
+    </w:lvl>
+    <w:lvl w:ilvl="8" w:tplc="0418001B" w:tentative="1">
+      <w:start w:val="1"/>
+      <w:numFmt w:val="lowerRoman"/>
+      <w:lvlText w:val="%9."/>
+      <w:lvlJc w:val="right"/>
+      <w:pPr>
+        <w:ind w:left="6829" w:hanging="180"/>
+      </w:pPr>
+    </w:lvl>
+  </w:abstractNum>
+  <w:abstractNum w:abstractNumId="2" w15:restartNumberingAfterBreak="0">
     <w:nsid w:val="0297057F"/>
     <w:multiLevelType w:val="hybridMultilevel"/>
     <w:tmpl w:val="0910F852"/>
@@ -6188,7 +7774,96 @@
       </w:rPr>
     </w:lvl>
   </w:abstractNum>
-  <w:abstractNum w:abstractNumId="2" w15:restartNumberingAfterBreak="0">
+  <w:abstractNum w:abstractNumId="3" w15:restartNumberingAfterBreak="0">
+    <w:nsid w:val="02EC59E4"/>
+    <w:multiLevelType w:val="hybridMultilevel"/>
+    <w:tmpl w:val="921CA002"/>
+    <w:lvl w:ilvl="0" w:tplc="42900C68">
+      <w:start w:val="1"/>
+      <w:numFmt w:val="decimal"/>
+      <w:lvlText w:val="[%1]"/>
+      <w:lvlJc w:val="right"/>
+      <w:pPr>
+        <w:ind w:left="720" w:hanging="360"/>
+      </w:pPr>
+      <w:rPr>
+        <w:rFonts w:hint="default"/>
+      </w:rPr>
+    </w:lvl>
+    <w:lvl w:ilvl="1" w:tplc="04180019" w:tentative="1">
+      <w:start w:val="1"/>
+      <w:numFmt w:val="lowerLetter"/>
+      <w:lvlText w:val="%2."/>
+      <w:lvlJc w:val="left"/>
+      <w:pPr>
+        <w:ind w:left="1440" w:hanging="360"/>
+      </w:pPr>
+    </w:lvl>
+    <w:lvl w:ilvl="2" w:tplc="0418001B" w:tentative="1">
+      <w:start w:val="1"/>
+      <w:numFmt w:val="lowerRoman"/>
+      <w:lvlText w:val="%3."/>
+      <w:lvlJc w:val="right"/>
+      <w:pPr>
+        <w:ind w:left="2160" w:hanging="180"/>
+      </w:pPr>
+    </w:lvl>
+    <w:lvl w:ilvl="3" w:tplc="0418000F" w:tentative="1">
+      <w:start w:val="1"/>
+      <w:numFmt w:val="decimal"/>
+      <w:lvlText w:val="%4."/>
+      <w:lvlJc w:val="left"/>
+      <w:pPr>
+        <w:ind w:left="2880" w:hanging="360"/>
+      </w:pPr>
+    </w:lvl>
+    <w:lvl w:ilvl="4" w:tplc="04180019" w:tentative="1">
+      <w:start w:val="1"/>
+      <w:numFmt w:val="lowerLetter"/>
+      <w:lvlText w:val="%5."/>
+      <w:lvlJc w:val="left"/>
+      <w:pPr>
+        <w:ind w:left="3600" w:hanging="360"/>
+      </w:pPr>
+    </w:lvl>
+    <w:lvl w:ilvl="5" w:tplc="0418001B" w:tentative="1">
+      <w:start w:val="1"/>
+      <w:numFmt w:val="lowerRoman"/>
+      <w:lvlText w:val="%6."/>
+      <w:lvlJc w:val="right"/>
+      <w:pPr>
+        <w:ind w:left="4320" w:hanging="180"/>
+      </w:pPr>
+    </w:lvl>
+    <w:lvl w:ilvl="6" w:tplc="0418000F" w:tentative="1">
+      <w:start w:val="1"/>
+      <w:numFmt w:val="decimal"/>
+      <w:lvlText w:val="%7."/>
+      <w:lvlJc w:val="left"/>
+      <w:pPr>
+        <w:ind w:left="5040" w:hanging="360"/>
+      </w:pPr>
+    </w:lvl>
+    <w:lvl w:ilvl="7" w:tplc="04180019" w:tentative="1">
+      <w:start w:val="1"/>
+      <w:numFmt w:val="lowerLetter"/>
+      <w:lvlText w:val="%8."/>
+      <w:lvlJc w:val="left"/>
+      <w:pPr>
+        <w:ind w:left="5760" w:hanging="360"/>
+      </w:pPr>
+    </w:lvl>
+    <w:lvl w:ilvl="8" w:tplc="0418001B" w:tentative="1">
+      <w:start w:val="1"/>
+      <w:numFmt w:val="lowerRoman"/>
+      <w:lvlText w:val="%9."/>
+      <w:lvlJc w:val="right"/>
+      <w:pPr>
+        <w:ind w:left="6480" w:hanging="180"/>
+      </w:pPr>
+    </w:lvl>
+  </w:abstractNum>
+  <w:abstractNum w:abstractNumId="4" w15:restartNumberingAfterBreak="0">
     <w:nsid w:val="08F24CD9"/>
     <w:multiLevelType w:val="hybridMultilevel"/>
     <w:tmpl w:val="CEF89080"/>
@@ -6301,7 +7976,7 @@
       </w:rPr>
     </w:lvl>
   </w:abstractNum>
-  <w:abstractNum w:abstractNumId="3" w15:restartNumberingAfterBreak="0">
+  <w:abstractNum w:abstractNumId="5" w15:restartNumberingAfterBreak="0">
     <w:nsid w:val="0B0B5ED6"/>
     <w:multiLevelType w:val="hybridMultilevel"/>
     <w:tmpl w:val="EE943410"/>
@@ -6414,7 +8089,7 @@
       </w:rPr>
     </w:lvl>
   </w:abstractNum>
-  <w:abstractNum w:abstractNumId="4" w15:restartNumberingAfterBreak="0">
+  <w:abstractNum w:abstractNumId="6" w15:restartNumberingAfterBreak="0">
     <w:nsid w:val="17042E53"/>
     <w:multiLevelType w:val="hybridMultilevel"/>
     <w:tmpl w:val="BF245F7E"/>
@@ -6527,7 +8202,7 @@
       </w:rPr>
     </w:lvl>
   </w:abstractNum>
-  <w:abstractNum w:abstractNumId="5" w15:restartNumberingAfterBreak="0">
+  <w:abstractNum w:abstractNumId="7" w15:restartNumberingAfterBreak="0">
     <w:nsid w:val="1FF36510"/>
     <w:multiLevelType w:val="hybridMultilevel"/>
     <w:tmpl w:val="640EC958"/>
@@ -6616,7 +8291,7 @@
       </w:pPr>
     </w:lvl>
   </w:abstractNum>
-  <w:abstractNum w:abstractNumId="6" w15:restartNumberingAfterBreak="0">
+  <w:abstractNum w:abstractNumId="8" w15:restartNumberingAfterBreak="0">
     <w:nsid w:val="21F43E03"/>
     <w:multiLevelType w:val="hybridMultilevel"/>
     <w:tmpl w:val="7AB62686"/>
@@ -6729,7 +8404,120 @@
       </w:rPr>
     </w:lvl>
   </w:abstractNum>
-  <w:abstractNum w:abstractNumId="7" w15:restartNumberingAfterBreak="0">
+  <w:abstractNum w:abstractNumId="9" w15:restartNumberingAfterBreak="0">
+    <w:nsid w:val="2D4859E1"/>
+    <w:multiLevelType w:val="hybridMultilevel"/>
+    <w:tmpl w:val="A6E66120"/>
+    <w:lvl w:ilvl="0" w:tplc="04180001">
+      <w:start w:val="1"/>
+      <w:numFmt w:val="bullet"/>
+      <w:lvlText w:val=""/>
+      <w:lvlJc w:val="left"/>
+      <w:pPr>
+        <w:ind w:left="1429" w:hanging="360"/>
+      </w:pPr>
+      <w:rPr>
+        <w:rFonts w:ascii="Symbol" w:hAnsi="Symbol" w:hint="default"/>
+      </w:rPr>
+    </w:lvl>
+    <w:lvl w:ilvl="1" w:tplc="04180003" w:tentative="1">
+      <w:start w:val="1"/>
+      <w:numFmt w:val="bullet"/>
+      <w:lvlText w:val="o"/>
+      <w:lvlJc w:val="left"/>
+      <w:pPr>
+        <w:ind w:left="2149" w:hanging="360"/>
+      </w:pPr>
+      <w:rPr>
+        <w:rFonts w:ascii="Courier New" w:hAnsi="Courier New" w:cs="Courier New" w:hint="default"/>
+      </w:rPr>
+    </w:lvl>
+    <w:lvl w:ilvl="2" w:tplc="04180005" w:tentative="1">
+      <w:start w:val="1"/>
+      <w:numFmt w:val="bullet"/>
+      <w:lvlText w:val=""/>
+      <w:lvlJc w:val="left"/>
+      <w:pPr>
+        <w:ind w:left="2869" w:hanging="360"/>
+      </w:pPr>
+      <w:rPr>
+        <w:rFonts w:ascii="Wingdings" w:hAnsi="Wingdings" w:hint="default"/>
+      </w:rPr>
+    </w:lvl>
+    <w:lvl w:ilvl="3" w:tplc="04180001" w:tentative="1">
+      <w:start w:val="1"/>
+      <w:numFmt w:val="bullet"/>
+      <w:lvlText w:val=""/>
+      <w:lvlJc w:val="left"/>
+      <w:pPr>
+        <w:ind w:left="3589" w:hanging="360"/>
+      </w:pPr>
+      <w:rPr>
+        <w:rFonts w:ascii="Symbol" w:hAnsi="Symbol" w:hint="default"/>
+      </w:rPr>
+    </w:lvl>
+    <w:lvl w:ilvl="4" w:tplc="04180003" w:tentative="1">
+      <w:start w:val="1"/>
+      <w:numFmt w:val="bullet"/>
+      <w:lvlText w:val="o"/>
+      <w:lvlJc w:val="left"/>
+      <w:pPr>
+        <w:ind w:left="4309" w:hanging="360"/>
+      </w:pPr>
+      <w:rPr>
+        <w:rFonts w:ascii="Courier New" w:hAnsi="Courier New" w:cs="Courier New" w:hint="default"/>
+      </w:rPr>
+    </w:lvl>
+    <w:lvl w:ilvl="5" w:tplc="04180005" w:tentative="1">
+      <w:start w:val="1"/>
+      <w:numFmt w:val="bullet"/>
+      <w:lvlText w:val=""/>
+      <w:lvlJc w:val="left"/>
+      <w:pPr>
+        <w:ind w:left="5029" w:hanging="360"/>
+      </w:pPr>
+      <w:rPr>
+        <w:rFonts w:ascii="Wingdings" w:hAnsi="Wingdings" w:hint="default"/>
+      </w:rPr>
+    </w:lvl>
+    <w:lvl w:ilvl="6" w:tplc="04180001" w:tentative="1">
+      <w:start w:val="1"/>
+      <w:numFmt w:val="bullet"/>
+      <w:lvlText w:val=""/>
+      <w:lvlJc w:val="left"/>
+      <w:pPr>
+        <w:ind w:left="5749" w:hanging="360"/>
+      </w:pPr>
+      <w:rPr>
+        <w:rFonts w:ascii="Symbol" w:hAnsi="Symbol" w:hint="default"/>
+      </w:rPr>
+    </w:lvl>
+    <w:lvl w:ilvl="7" w:tplc="04180003" w:tentative="1">
+      <w:start w:val="1"/>
+      <w:numFmt w:val="bullet"/>
+      <w:lvlText w:val="o"/>
+      <w:lvlJc w:val="left"/>
+      <w:pPr>
+        <w:ind w:left="6469" w:hanging="360"/>
+      </w:pPr>
+      <w:rPr>
+        <w:rFonts w:ascii="Courier New" w:hAnsi="Courier New" w:cs="Courier New" w:hint="default"/>
+      </w:rPr>
+    </w:lvl>
+    <w:lvl w:ilvl="8" w:tplc="04180005" w:tentative="1">
+      <w:start w:val="1"/>
+      <w:numFmt w:val="bullet"/>
+      <w:lvlText w:val=""/>
+      <w:lvlJc w:val="left"/>
+      <w:pPr>
+        <w:ind w:left="7189" w:hanging="360"/>
+      </w:pPr>
+      <w:rPr>
+        <w:rFonts w:ascii="Wingdings" w:hAnsi="Wingdings" w:hint="default"/>
+      </w:rPr>
+    </w:lvl>
+  </w:abstractNum>
+  <w:abstractNum w:abstractNumId="10" w15:restartNumberingAfterBreak="0">
     <w:nsid w:val="317A6126"/>
     <w:multiLevelType w:val="hybridMultilevel"/>
     <w:tmpl w:val="79202310"/>
@@ -6842,7 +8630,7 @@
       </w:pPr>
     </w:lvl>
   </w:abstractNum>
-  <w:abstractNum w:abstractNumId="8" w15:restartNumberingAfterBreak="0">
+  <w:abstractNum w:abstractNumId="11" w15:restartNumberingAfterBreak="0">
     <w:nsid w:val="32BF15C2"/>
     <w:multiLevelType w:val="hybridMultilevel"/>
     <w:tmpl w:val="CDD6284C"/>
@@ -6955,7 +8743,7 @@
       </w:pPr>
     </w:lvl>
   </w:abstractNum>
-  <w:abstractNum w:abstractNumId="9" w15:restartNumberingAfterBreak="0">
+  <w:abstractNum w:abstractNumId="12" w15:restartNumberingAfterBreak="0">
     <w:nsid w:val="363C609E"/>
     <w:multiLevelType w:val="hybridMultilevel"/>
     <w:tmpl w:val="9D98582E"/>
@@ -7065,7 +8853,7 @@
       </w:pPr>
     </w:lvl>
   </w:abstractNum>
-  <w:abstractNum w:abstractNumId="10" w15:restartNumberingAfterBreak="0">
+  <w:abstractNum w:abstractNumId="13" w15:restartNumberingAfterBreak="0">
     <w:nsid w:val="38CB7A1B"/>
     <w:multiLevelType w:val="hybridMultilevel"/>
     <w:tmpl w:val="819CA8E8"/>
@@ -7178,7 +8966,209 @@
       </w:pPr>
     </w:lvl>
   </w:abstractNum>
-  <w:abstractNum w:abstractNumId="11" w15:restartNumberingAfterBreak="0">
+  <w:abstractNum w:abstractNumId="14" w15:restartNumberingAfterBreak="0">
+    <w:nsid w:val="3D7F6B2E"/>
+    <w:multiLevelType w:val="hybridMultilevel"/>
+    <w:tmpl w:val="D78CB618"/>
+    <w:lvl w:ilvl="0" w:tplc="0F1E4600">
+      <w:start w:val="1"/>
+      <w:numFmt w:val="decimal"/>
+      <w:lvlText w:val="%1."/>
+      <w:lvlJc w:val="left"/>
+      <w:pPr>
+        <w:ind w:left="1211" w:hanging="360"/>
+      </w:pPr>
+      <w:rPr>
+        <w:rFonts w:hint="default"/>
+      </w:rPr>
+    </w:lvl>
+    <w:lvl w:ilvl="1" w:tplc="04180019" w:tentative="1">
+      <w:start w:val="1"/>
+      <w:numFmt w:val="lowerLetter"/>
+      <w:lvlText w:val="%2."/>
+      <w:lvlJc w:val="left"/>
+      <w:pPr>
+        <w:ind w:left="1931" w:hanging="360"/>
+      </w:pPr>
+    </w:lvl>
+    <w:lvl w:ilvl="2" w:tplc="0418001B" w:tentative="1">
+      <w:start w:val="1"/>
+      <w:numFmt w:val="lowerRoman"/>
+      <w:lvlText w:val="%3."/>
+      <w:lvlJc w:val="right"/>
+      <w:pPr>
+        <w:ind w:left="2651" w:hanging="180"/>
+      </w:pPr>
+    </w:lvl>
+    <w:lvl w:ilvl="3" w:tplc="0418000F" w:tentative="1">
+      <w:start w:val="1"/>
+      <w:numFmt w:val="decimal"/>
+      <w:lvlText w:val="%4."/>
+      <w:lvlJc w:val="left"/>
+      <w:pPr>
+        <w:ind w:left="3371" w:hanging="360"/>
+      </w:pPr>
+    </w:lvl>
+    <w:lvl w:ilvl="4" w:tplc="04180019" w:tentative="1">
+      <w:start w:val="1"/>
+      <w:numFmt w:val="lowerLetter"/>
+      <w:lvlText w:val="%5."/>
+      <w:lvlJc w:val="left"/>
+      <w:pPr>
+        <w:ind w:left="4091" w:hanging="360"/>
+      </w:pPr>
+    </w:lvl>
+    <w:lvl w:ilvl="5" w:tplc="0418001B" w:tentative="1">
+      <w:start w:val="1"/>
+      <w:numFmt w:val="lowerRoman"/>
+      <w:lvlText w:val="%6."/>
+      <w:lvlJc w:val="right"/>
+      <w:pPr>
+        <w:ind w:left="4811" w:hanging="180"/>
+      </w:pPr>
+    </w:lvl>
+    <w:lvl w:ilvl="6" w:tplc="0418000F" w:tentative="1">
+      <w:start w:val="1"/>
+      <w:numFmt w:val="decimal"/>
+      <w:lvlText w:val="%7."/>
+      <w:lvlJc w:val="left"/>
+      <w:pPr>
+        <w:ind w:left="5531" w:hanging="360"/>
+      </w:pPr>
+    </w:lvl>
+    <w:lvl w:ilvl="7" w:tplc="04180019" w:tentative="1">
+      <w:start w:val="1"/>
+      <w:numFmt w:val="lowerLetter"/>
+      <w:lvlText w:val="%8."/>
+      <w:lvlJc w:val="left"/>
+      <w:pPr>
+        <w:ind w:left="6251" w:hanging="360"/>
+      </w:pPr>
+    </w:lvl>
+    <w:lvl w:ilvl="8" w:tplc="0418001B" w:tentative="1">
+      <w:start w:val="1"/>
+      <w:numFmt w:val="lowerRoman"/>
+      <w:lvlText w:val="%9."/>
+      <w:lvlJc w:val="right"/>
+      <w:pPr>
+        <w:ind w:left="6971" w:hanging="180"/>
+      </w:pPr>
+    </w:lvl>
+  </w:abstractNum>
+  <w:abstractNum w:abstractNumId="15" w15:restartNumberingAfterBreak="0">
+    <w:nsid w:val="4990599F"/>
+    <w:multiLevelType w:val="hybridMultilevel"/>
+    <w:tmpl w:val="0268A70E"/>
+    <w:lvl w:ilvl="0" w:tplc="04180001">
+      <w:start w:val="1"/>
+      <w:numFmt w:val="bullet"/>
+      <w:lvlText w:val=""/>
+      <w:lvlJc w:val="left"/>
+      <w:pPr>
+        <w:ind w:left="1429" w:hanging="360"/>
+      </w:pPr>
+      <w:rPr>
+        <w:rFonts w:ascii="Symbol" w:hAnsi="Symbol" w:hint="default"/>
+      </w:rPr>
+    </w:lvl>
+    <w:lvl w:ilvl="1" w:tplc="04180003" w:tentative="1">
+      <w:start w:val="1"/>
+      <w:numFmt w:val="bullet"/>
+      <w:lvlText w:val="o"/>
+      <w:lvlJc w:val="left"/>
+      <w:pPr>
+        <w:ind w:left="2149" w:hanging="360"/>
+      </w:pPr>
+      <w:rPr>
+        <w:rFonts w:ascii="Courier New" w:hAnsi="Courier New" w:cs="Courier New" w:hint="default"/>
+      </w:rPr>
+    </w:lvl>
+    <w:lvl w:ilvl="2" w:tplc="04180005" w:tentative="1">
+      <w:start w:val="1"/>
+      <w:numFmt w:val="bullet"/>
+      <w:lvlText w:val=""/>
+      <w:lvlJc w:val="left"/>
+      <w:pPr>
+        <w:ind w:left="2869" w:hanging="360"/>
+      </w:pPr>
+      <w:rPr>
+        <w:rFonts w:ascii="Wingdings" w:hAnsi="Wingdings" w:hint="default"/>
+      </w:rPr>
+    </w:lvl>
+    <w:lvl w:ilvl="3" w:tplc="04180001" w:tentative="1">
+      <w:start w:val="1"/>
+      <w:numFmt w:val="bullet"/>
+      <w:lvlText w:val=""/>
+      <w:lvlJc w:val="left"/>
+      <w:pPr>
+        <w:ind w:left="3589" w:hanging="360"/>
+      </w:pPr>
+      <w:rPr>
+        <w:rFonts w:ascii="Symbol" w:hAnsi="Symbol" w:hint="default"/>
+      </w:rPr>
+    </w:lvl>
+    <w:lvl w:ilvl="4" w:tplc="04180003" w:tentative="1">
+      <w:start w:val="1"/>
+      <w:numFmt w:val="bullet"/>
+      <w:lvlText w:val="o"/>
+      <w:lvlJc w:val="left"/>
+      <w:pPr>
+        <w:ind w:left="4309" w:hanging="360"/>
+      </w:pPr>
+      <w:rPr>
+        <w:rFonts w:ascii="Courier New" w:hAnsi="Courier New" w:cs="Courier New" w:hint="default"/>
+      </w:rPr>
+    </w:lvl>
+    <w:lvl w:ilvl="5" w:tplc="04180005" w:tentative="1">
+      <w:start w:val="1"/>
+      <w:numFmt w:val="bullet"/>
+      <w:lvlText w:val=""/>
+      <w:lvlJc w:val="left"/>
+      <w:pPr>
+        <w:ind w:left="5029" w:hanging="360"/>
+      </w:pPr>
+      <w:rPr>
+        <w:rFonts w:ascii="Wingdings" w:hAnsi="Wingdings" w:hint="default"/>
+      </w:rPr>
+    </w:lvl>
+    <w:lvl w:ilvl="6" w:tplc="04180001" w:tentative="1">
+      <w:start w:val="1"/>
+      <w:numFmt w:val="bullet"/>
+      <w:lvlText w:val=""/>
+      <w:lvlJc w:val="left"/>
+      <w:pPr>
+        <w:ind w:left="5749" w:hanging="360"/>
+      </w:pPr>
+      <w:rPr>
+        <w:rFonts w:ascii="Symbol" w:hAnsi="Symbol" w:hint="default"/>
+      </w:rPr>
+    </w:lvl>
+    <w:lvl w:ilvl="7" w:tplc="04180003" w:tentative="1">
+      <w:start w:val="1"/>
+      <w:numFmt w:val="bullet"/>
+      <w:lvlText w:val="o"/>
+      <w:lvlJc w:val="left"/>
+      <w:pPr>
+        <w:ind w:left="6469" w:hanging="360"/>
+      </w:pPr>
+      <w:rPr>
+        <w:rFonts w:ascii="Courier New" w:hAnsi="Courier New" w:cs="Courier New" w:hint="default"/>
+      </w:rPr>
+    </w:lvl>
+    <w:lvl w:ilvl="8" w:tplc="04180005" w:tentative="1">
+      <w:start w:val="1"/>
+      <w:numFmt w:val="bullet"/>
+      <w:lvlText w:val=""/>
+      <w:lvlJc w:val="left"/>
+      <w:pPr>
+        <w:ind w:left="7189" w:hanging="360"/>
+      </w:pPr>
+      <w:rPr>
+        <w:rFonts w:ascii="Wingdings" w:hAnsi="Wingdings" w:hint="default"/>
+      </w:rPr>
+    </w:lvl>
+  </w:abstractNum>
+  <w:abstractNum w:abstractNumId="16" w15:restartNumberingAfterBreak="0">
     <w:nsid w:val="590320DA"/>
     <w:multiLevelType w:val="singleLevel"/>
     <w:tmpl w:val="7F42A8F0"/>
@@ -7194,7 +9184,7 @@
       </w:pPr>
     </w:lvl>
   </w:abstractNum>
-  <w:abstractNum w:abstractNumId="12" w15:restartNumberingAfterBreak="0">
+  <w:abstractNum w:abstractNumId="17" w15:restartNumberingAfterBreak="0">
     <w:nsid w:val="5FCD0BB9"/>
     <w:multiLevelType w:val="hybridMultilevel"/>
     <w:tmpl w:val="BC92C5D4"/>
@@ -7307,7 +9297,298 @@
       </w:rPr>
     </w:lvl>
   </w:abstractNum>
-  <w:abstractNum w:abstractNumId="13" w15:restartNumberingAfterBreak="0">
+  <w:abstractNum w:abstractNumId="18" w15:restartNumberingAfterBreak="0">
+    <w:nsid w:val="63672844"/>
+    <w:multiLevelType w:val="hybridMultilevel"/>
+    <w:tmpl w:val="CB18E256"/>
+    <w:lvl w:ilvl="0" w:tplc="42900C68">
+      <w:start w:val="1"/>
+      <w:numFmt w:val="decimal"/>
+      <w:lvlText w:val="[%1]"/>
+      <w:lvlJc w:val="right"/>
+      <w:pPr>
+        <w:ind w:left="720" w:hanging="360"/>
+      </w:pPr>
+      <w:rPr>
+        <w:rFonts w:hint="default"/>
+      </w:rPr>
+    </w:lvl>
+    <w:lvl w:ilvl="1" w:tplc="04180019" w:tentative="1">
+      <w:start w:val="1"/>
+      <w:numFmt w:val="lowerLetter"/>
+      <w:lvlText w:val="%2."/>
+      <w:lvlJc w:val="left"/>
+      <w:pPr>
+        <w:ind w:left="1440" w:hanging="360"/>
+      </w:pPr>
+    </w:lvl>
+    <w:lvl w:ilvl="2" w:tplc="0418001B" w:tentative="1">
+      <w:start w:val="1"/>
+      <w:numFmt w:val="lowerRoman"/>
+      <w:lvlText w:val="%3."/>
+      <w:lvlJc w:val="right"/>
+      <w:pPr>
+        <w:ind w:left="2160" w:hanging="180"/>
+      </w:pPr>
+    </w:lvl>
+    <w:lvl w:ilvl="3" w:tplc="0418000F" w:tentative="1">
+      <w:start w:val="1"/>
+      <w:numFmt w:val="decimal"/>
+      <w:lvlText w:val="%4."/>
+      <w:lvlJc w:val="left"/>
+      <w:pPr>
+        <w:ind w:left="2880" w:hanging="360"/>
+      </w:pPr>
+    </w:lvl>
+    <w:lvl w:ilvl="4" w:tplc="04180019" w:tentative="1">
+      <w:start w:val="1"/>
+      <w:numFmt w:val="lowerLetter"/>
+      <w:lvlText w:val="%5."/>
+      <w:lvlJc w:val="left"/>
+      <w:pPr>
+        <w:ind w:left="3600" w:hanging="360"/>
+      </w:pPr>
+    </w:lvl>
+    <w:lvl w:ilvl="5" w:tplc="0418001B" w:tentative="1">
+      <w:start w:val="1"/>
+      <w:numFmt w:val="lowerRoman"/>
+      <w:lvlText w:val="%6."/>
+      <w:lvlJc w:val="right"/>
+      <w:pPr>
+        <w:ind w:left="4320" w:hanging="180"/>
+      </w:pPr>
+    </w:lvl>
+    <w:lvl w:ilvl="6" w:tplc="0418000F" w:tentative="1">
+      <w:start w:val="1"/>
+      <w:numFmt w:val="decimal"/>
+      <w:lvlText w:val="%7."/>
+      <w:lvlJc w:val="left"/>
+      <w:pPr>
+        <w:ind w:left="5040" w:hanging="360"/>
+      </w:pPr>
+    </w:lvl>
+    <w:lvl w:ilvl="7" w:tplc="04180019" w:tentative="1">
+      <w:start w:val="1"/>
+      <w:numFmt w:val="lowerLetter"/>
+      <w:lvlText w:val="%8."/>
+      <w:lvlJc w:val="left"/>
+      <w:pPr>
+        <w:ind w:left="5760" w:hanging="360"/>
+      </w:pPr>
+    </w:lvl>
+    <w:lvl w:ilvl="8" w:tplc="0418001B" w:tentative="1">
+      <w:start w:val="1"/>
+      <w:numFmt w:val="lowerRoman"/>
+      <w:lvlText w:val="%9."/>
+      <w:lvlJc w:val="right"/>
+      <w:pPr>
+        <w:ind w:left="6480" w:hanging="180"/>
+      </w:pPr>
+    </w:lvl>
+  </w:abstractNum>
+  <w:abstractNum w:abstractNumId="19" w15:restartNumberingAfterBreak="0">
+    <w:nsid w:val="69164229"/>
+    <w:multiLevelType w:val="hybridMultilevel"/>
+    <w:tmpl w:val="39B4F856"/>
+    <w:lvl w:ilvl="0" w:tplc="0418000F">
+      <w:start w:val="1"/>
+      <w:numFmt w:val="decimal"/>
+      <w:lvlText w:val="%1."/>
+      <w:lvlJc w:val="left"/>
+      <w:pPr>
+        <w:ind w:left="720" w:hanging="360"/>
+      </w:pPr>
+      <w:rPr>
+        <w:rFonts w:hint="default"/>
+      </w:rPr>
+    </w:lvl>
+    <w:lvl w:ilvl="1" w:tplc="04180019" w:tentative="1">
+      <w:start w:val="1"/>
+      <w:numFmt w:val="lowerLetter"/>
+      <w:lvlText w:val="%2."/>
+      <w:lvlJc w:val="left"/>
+      <w:pPr>
+        <w:ind w:left="1440" w:hanging="360"/>
+      </w:pPr>
+    </w:lvl>
+    <w:lvl w:ilvl="2" w:tplc="0418001B" w:tentative="1">
+      <w:start w:val="1"/>
+      <w:numFmt w:val="lowerRoman"/>
+      <w:lvlText w:val="%3."/>
+      <w:lvlJc w:val="right"/>
+      <w:pPr>
+        <w:ind w:left="2160" w:hanging="180"/>
+      </w:pPr>
+    </w:lvl>
+    <w:lvl w:ilvl="3" w:tplc="0418000F" w:tentative="1">
+      <w:start w:val="1"/>
+      <w:numFmt w:val="decimal"/>
+      <w:lvlText w:val="%4."/>
+      <w:lvlJc w:val="left"/>
+      <w:pPr>
+        <w:ind w:left="2880" w:hanging="360"/>
+      </w:pPr>
+    </w:lvl>
+    <w:lvl w:ilvl="4" w:tplc="04180019" w:tentative="1">
+      <w:start w:val="1"/>
+      <w:numFmt w:val="lowerLetter"/>
+      <w:lvlText w:val="%5."/>
+      <w:lvlJc w:val="left"/>
+      <w:pPr>
+        <w:ind w:left="3600" w:hanging="360"/>
+      </w:pPr>
+    </w:lvl>
+    <w:lvl w:ilvl="5" w:tplc="0418001B" w:tentative="1">
+      <w:start w:val="1"/>
+      <w:numFmt w:val="lowerRoman"/>
+      <w:lvlText w:val="%6."/>
+      <w:lvlJc w:val="right"/>
+      <w:pPr>
+        <w:ind w:left="4320" w:hanging="180"/>
+      </w:pPr>
+    </w:lvl>
+    <w:lvl w:ilvl="6" w:tplc="0418000F" w:tentative="1">
+      <w:start w:val="1"/>
+      <w:numFmt w:val="decimal"/>
+      <w:lvlText w:val="%7."/>
+      <w:lvlJc w:val="left"/>
+      <w:pPr>
+        <w:ind w:left="5040" w:hanging="360"/>
+      </w:pPr>
+    </w:lvl>
+    <w:lvl w:ilvl="7" w:tplc="04180019" w:tentative="1">
+      <w:start w:val="1"/>
+      <w:numFmt w:val="lowerLetter"/>
+      <w:lvlText w:val="%8."/>
+      <w:lvlJc w:val="left"/>
+      <w:pPr>
+        <w:ind w:left="5760" w:hanging="360"/>
+      </w:pPr>
+    </w:lvl>
+    <w:lvl w:ilvl="8" w:tplc="0418001B" w:tentative="1">
+      <w:start w:val="1"/>
+      <w:numFmt w:val="lowerRoman"/>
+      <w:lvlText w:val="%9."/>
+      <w:lvlJc w:val="right"/>
+      <w:pPr>
+        <w:ind w:left="6480" w:hanging="180"/>
+      </w:pPr>
+    </w:lvl>
+  </w:abstractNum>
+  <w:abstractNum w:abstractNumId="20" w15:restartNumberingAfterBreak="0">
+    <w:nsid w:val="6926264C"/>
+    <w:multiLevelType w:val="hybridMultilevel"/>
+    <w:tmpl w:val="FC141050"/>
+    <w:lvl w:ilvl="0" w:tplc="04180001">
+      <w:start w:val="1"/>
+      <w:numFmt w:val="bullet"/>
+      <w:lvlText w:val=""/>
+      <w:lvlJc w:val="left"/>
+      <w:pPr>
+        <w:ind w:left="1429" w:hanging="360"/>
+      </w:pPr>
+      <w:rPr>
+        <w:rFonts w:ascii="Symbol" w:hAnsi="Symbol" w:hint="default"/>
+      </w:rPr>
+    </w:lvl>
+    <w:lvl w:ilvl="1" w:tplc="04180003" w:tentative="1">
+      <w:start w:val="1"/>
+      <w:numFmt w:val="bullet"/>
+      <w:lvlText w:val="o"/>
+      <w:lvlJc w:val="left"/>
+      <w:pPr>
+        <w:ind w:left="2149" w:hanging="360"/>
+      </w:pPr>
+      <w:rPr>
+        <w:rFonts w:ascii="Courier New" w:hAnsi="Courier New" w:cs="Courier New" w:hint="default"/>
+      </w:rPr>
+    </w:lvl>
+    <w:lvl w:ilvl="2" w:tplc="04180005" w:tentative="1">
+      <w:start w:val="1"/>
+      <w:numFmt w:val="bullet"/>
+      <w:lvlText w:val=""/>
+      <w:lvlJc w:val="left"/>
+      <w:pPr>
+        <w:ind w:left="2869" w:hanging="360"/>
+      </w:pPr>
+      <w:rPr>
+        <w:rFonts w:ascii="Wingdings" w:hAnsi="Wingdings" w:hint="default"/>
+      </w:rPr>
+    </w:lvl>
+    <w:lvl w:ilvl="3" w:tplc="04180001" w:tentative="1">
+      <w:start w:val="1"/>
+      <w:numFmt w:val="bullet"/>
+      <w:lvlText w:val=""/>
+      <w:lvlJc w:val="left"/>
+      <w:pPr>
+        <w:ind w:left="3589" w:hanging="360"/>
+      </w:pPr>
+      <w:rPr>
+        <w:rFonts w:ascii="Symbol" w:hAnsi="Symbol" w:hint="default"/>
+      </w:rPr>
+    </w:lvl>
+    <w:lvl w:ilvl="4" w:tplc="04180003" w:tentative="1">
+      <w:start w:val="1"/>
+      <w:numFmt w:val="bullet"/>
+      <w:lvlText w:val="o"/>
+      <w:lvlJc w:val="left"/>
+      <w:pPr>
+        <w:ind w:left="4309" w:hanging="360"/>
+      </w:pPr>
+      <w:rPr>
+        <w:rFonts w:ascii="Courier New" w:hAnsi="Courier New" w:cs="Courier New" w:hint="default"/>
+      </w:rPr>
+    </w:lvl>
+    <w:lvl w:ilvl="5" w:tplc="04180005" w:tentative="1">
+      <w:start w:val="1"/>
+      <w:numFmt w:val="bullet"/>
+      <w:lvlText w:val=""/>
+      <w:lvlJc w:val="left"/>
+      <w:pPr>
+        <w:ind w:left="5029" w:hanging="360"/>
+      </w:pPr>
+      <w:rPr>
+        <w:rFonts w:ascii="Wingdings" w:hAnsi="Wingdings" w:hint="default"/>
+      </w:rPr>
+    </w:lvl>
+    <w:lvl w:ilvl="6" w:tplc="04180001" w:tentative="1">
+      <w:start w:val="1"/>
+      <w:numFmt w:val="bullet"/>
+      <w:lvlText w:val=""/>
+      <w:lvlJc w:val="left"/>
+      <w:pPr>
+        <w:ind w:left="5749" w:hanging="360"/>
+      </w:pPr>
+      <w:rPr>
+        <w:rFonts w:ascii="Symbol" w:hAnsi="Symbol" w:hint="default"/>
+      </w:rPr>
+    </w:lvl>
+    <w:lvl w:ilvl="7" w:tplc="04180003" w:tentative="1">
+      <w:start w:val="1"/>
+      <w:numFmt w:val="bullet"/>
+      <w:lvlText w:val="o"/>
+      <w:lvlJc w:val="left"/>
+      <w:pPr>
+        <w:ind w:left="6469" w:hanging="360"/>
+      </w:pPr>
+      <w:rPr>
+        <w:rFonts w:ascii="Courier New" w:hAnsi="Courier New" w:cs="Courier New" w:hint="default"/>
+      </w:rPr>
+    </w:lvl>
+    <w:lvl w:ilvl="8" w:tplc="04180005" w:tentative="1">
+      <w:start w:val="1"/>
+      <w:numFmt w:val="bullet"/>
+      <w:lvlText w:val=""/>
+      <w:lvlJc w:val="left"/>
+      <w:pPr>
+        <w:ind w:left="7189" w:hanging="360"/>
+      </w:pPr>
+      <w:rPr>
+        <w:rFonts w:ascii="Wingdings" w:hAnsi="Wingdings" w:hint="default"/>
+      </w:rPr>
+    </w:lvl>
+  </w:abstractNum>
+  <w:abstractNum w:abstractNumId="21" w15:restartNumberingAfterBreak="0">
     <w:nsid w:val="6CF36513"/>
     <w:multiLevelType w:val="hybridMultilevel"/>
     <w:tmpl w:val="AA480DFE"/>
@@ -7420,7 +9701,7 @@
       </w:rPr>
     </w:lvl>
   </w:abstractNum>
-  <w:abstractNum w:abstractNumId="14" w15:restartNumberingAfterBreak="0">
+  <w:abstractNum w:abstractNumId="22" w15:restartNumberingAfterBreak="0">
     <w:nsid w:val="70412AC2"/>
     <w:multiLevelType w:val="hybridMultilevel"/>
     <w:tmpl w:val="0DCEDD40"/>
@@ -7533,7 +9814,7 @@
       </w:rPr>
     </w:lvl>
   </w:abstractNum>
-  <w:abstractNum w:abstractNumId="15" w15:restartNumberingAfterBreak="0">
+  <w:abstractNum w:abstractNumId="23" w15:restartNumberingAfterBreak="0">
     <w:nsid w:val="73C05431"/>
     <w:multiLevelType w:val="hybridMultilevel"/>
     <w:tmpl w:val="10CE10DA"/>
@@ -7622,7 +9903,7 @@
       </w:pPr>
     </w:lvl>
   </w:abstractNum>
-  <w:abstractNum w:abstractNumId="16" w15:restartNumberingAfterBreak="0">
+  <w:abstractNum w:abstractNumId="24" w15:restartNumberingAfterBreak="0">
     <w:nsid w:val="76CD6E65"/>
     <w:multiLevelType w:val="hybridMultilevel"/>
     <w:tmpl w:val="F114289E"/>
@@ -7735,7 +10016,7 @@
       </w:rPr>
     </w:lvl>
   </w:abstractNum>
-  <w:abstractNum w:abstractNumId="17" w15:restartNumberingAfterBreak="0">
+  <w:abstractNum w:abstractNumId="25" w15:restartNumberingAfterBreak="0">
     <w:nsid w:val="7A265D9A"/>
     <w:multiLevelType w:val="hybridMultilevel"/>
     <w:tmpl w:val="322288C0"/>
@@ -7848,7 +10129,7 @@
       </w:rPr>
     </w:lvl>
   </w:abstractNum>
-  <w:abstractNum w:abstractNumId="18" w15:restartNumberingAfterBreak="0">
+  <w:abstractNum w:abstractNumId="26" w15:restartNumberingAfterBreak="0">
     <w:nsid w:val="7D003FBC"/>
     <w:multiLevelType w:val="hybridMultilevel"/>
     <w:tmpl w:val="17A44038"/>
@@ -7934,7 +10215,7 @@
       </w:pPr>
     </w:lvl>
   </w:abstractNum>
-  <w:abstractNum w:abstractNumId="19" w15:restartNumberingAfterBreak="0">
+  <w:abstractNum w:abstractNumId="27" w15:restartNumberingAfterBreak="0">
     <w:nsid w:val="7E5E30F3"/>
     <w:multiLevelType w:val="hybridMultilevel"/>
     <w:tmpl w:val="045EF2F6"/>
@@ -8048,7 +10329,7 @@
     </w:lvl>
   </w:abstractNum>
   <w:num w:numId="1" w16cid:durableId="1356157482">
-    <w:abstractNumId w:val="10"/>
+    <w:abstractNumId w:val="13"/>
     <w:lvlOverride w:ilvl="0">
       <w:startOverride w:val="1"/>
     </w:lvlOverride>
@@ -8078,7 +10359,7 @@
     </w:lvlOverride>
   </w:num>
   <w:num w:numId="2" w16cid:durableId="1922133732">
-    <w:abstractNumId w:val="18"/>
+    <w:abstractNumId w:val="26"/>
     <w:lvlOverride w:ilvl="0">
       <w:startOverride w:val="1"/>
     </w:lvlOverride>
@@ -8180,13 +10461,13 @@
     </w:lvlOverride>
   </w:num>
   <w:num w:numId="9" w16cid:durableId="1179462463">
-    <w:abstractNumId w:val="16"/>
+    <w:abstractNumId w:val="24"/>
   </w:num>
   <w:num w:numId="10" w16cid:durableId="1333795581">
-    <w:abstractNumId w:val="19"/>
+    <w:abstractNumId w:val="27"/>
   </w:num>
   <w:num w:numId="11" w16cid:durableId="2123765003">
-    <w:abstractNumId w:val="8"/>
+    <w:abstractNumId w:val="11"/>
     <w:lvlOverride w:ilvl="0"/>
     <w:lvlOverride w:ilvl="1">
       <w:startOverride w:val="1"/>
@@ -8214,7 +10495,7 @@
     </w:lvlOverride>
   </w:num>
   <w:num w:numId="12" w16cid:durableId="827599009">
-    <w:abstractNumId w:val="7"/>
+    <w:abstractNumId w:val="10"/>
     <w:lvlOverride w:ilvl="0"/>
     <w:lvlOverride w:ilvl="1">
       <w:startOverride w:val="1"/>
@@ -8242,16 +10523,16 @@
     </w:lvlOverride>
   </w:num>
   <w:num w:numId="13" w16cid:durableId="1922639474">
-    <w:abstractNumId w:val="13"/>
+    <w:abstractNumId w:val="21"/>
   </w:num>
   <w:num w:numId="14" w16cid:durableId="1847789980">
-    <w:abstractNumId w:val="3"/>
+    <w:abstractNumId w:val="5"/>
   </w:num>
   <w:num w:numId="15" w16cid:durableId="518549566">
     <w:abstractNumId w:val="0"/>
   </w:num>
   <w:num w:numId="16" w16cid:durableId="706951689">
-    <w:abstractNumId w:val="9"/>
+    <w:abstractNumId w:val="12"/>
     <w:lvlOverride w:ilvl="0">
       <w:startOverride w:val="1"/>
     </w:lvlOverride>
@@ -8281,7 +10562,7 @@
     </w:lvlOverride>
   </w:num>
   <w:num w:numId="17" w16cid:durableId="1643003573">
-    <w:abstractNumId w:val="11"/>
+    <w:abstractNumId w:val="16"/>
   </w:num>
   <w:num w:numId="18" w16cid:durableId="485053704">
     <w:abstractNumId w:val="0"/>
@@ -8317,25 +10598,25 @@
     <w:abstractNumId w:val="0"/>
   </w:num>
   <w:num w:numId="20" w16cid:durableId="598292704">
-    <w:abstractNumId w:val="17"/>
+    <w:abstractNumId w:val="25"/>
   </w:num>
   <w:num w:numId="21" w16cid:durableId="1856190806">
+    <w:abstractNumId w:val="4"/>
+  </w:num>
+  <w:num w:numId="22" w16cid:durableId="1749385120">
     <w:abstractNumId w:val="2"/>
   </w:num>
-  <w:num w:numId="22" w16cid:durableId="1749385120">
-    <w:abstractNumId w:val="1"/>
-  </w:num>
   <w:num w:numId="23" w16cid:durableId="654644330">
-    <w:abstractNumId w:val="7"/>
+    <w:abstractNumId w:val="10"/>
   </w:num>
   <w:num w:numId="24" w16cid:durableId="617684916">
-    <w:abstractNumId w:val="14"/>
+    <w:abstractNumId w:val="22"/>
   </w:num>
   <w:num w:numId="25" w16cid:durableId="1371148464">
-    <w:abstractNumId w:val="4"/>
+    <w:abstractNumId w:val="6"/>
   </w:num>
   <w:num w:numId="26" w16cid:durableId="33702908">
-    <w:abstractNumId w:val="6"/>
+    <w:abstractNumId w:val="8"/>
   </w:num>
   <w:num w:numId="27" w16cid:durableId="1142697463">
     <w:abstractNumId w:val="0"/>
@@ -8344,13 +10625,37 @@
     <w:abstractNumId w:val="0"/>
   </w:num>
   <w:num w:numId="29" w16cid:durableId="100880047">
-    <w:abstractNumId w:val="5"/>
+    <w:abstractNumId w:val="7"/>
   </w:num>
   <w:num w:numId="30" w16cid:durableId="1719433843">
-    <w:abstractNumId w:val="12"/>
+    <w:abstractNumId w:val="17"/>
   </w:num>
   <w:num w:numId="31" w16cid:durableId="1221550323">
+    <w:abstractNumId w:val="23"/>
+  </w:num>
+  <w:num w:numId="32" w16cid:durableId="996148765">
     <w:abstractNumId w:val="15"/>
+  </w:num>
+  <w:num w:numId="33" w16cid:durableId="957684418">
+    <w:abstractNumId w:val="9"/>
+  </w:num>
+  <w:num w:numId="34" w16cid:durableId="307322304">
+    <w:abstractNumId w:val="20"/>
+  </w:num>
+  <w:num w:numId="35" w16cid:durableId="1845046708">
+    <w:abstractNumId w:val="19"/>
+  </w:num>
+  <w:num w:numId="36" w16cid:durableId="1749185182">
+    <w:abstractNumId w:val="1"/>
+  </w:num>
+  <w:num w:numId="37" w16cid:durableId="1021125700">
+    <w:abstractNumId w:val="14"/>
+  </w:num>
+  <w:num w:numId="38" w16cid:durableId="913664770">
+    <w:abstractNumId w:val="3"/>
+  </w:num>
+  <w:num w:numId="39" w16cid:durableId="1269117824">
+    <w:abstractNumId w:val="18"/>
   </w:num>
 </w:numbering>
 </file>
@@ -9075,7 +11380,6 @@
   <w:style w:type="character" w:default="1" w:styleId="DefaultParagraphFont">
     <w:name w:val="Default Paragraph Font"/>
     <w:uiPriority w:val="1"/>
-    <w:semiHidden/>
     <w:unhideWhenUsed/>
   </w:style>
   <w:style w:type="table" w:default="1" w:styleId="TableNormal">
@@ -9665,6 +11969,18 @@
     <w:uiPriority w:val="99"/>
     <w:unhideWhenUsed/>
     <w:rsid w:val="00275E16"/>
+  </w:style>
+  <w:style w:type="character" w:styleId="UnresolvedMention">
+    <w:name w:val="Unresolved Mention"/>
+    <w:basedOn w:val="DefaultParagraphFont"/>
+    <w:uiPriority w:val="99"/>
+    <w:semiHidden/>
+    <w:unhideWhenUsed/>
+    <w:rsid w:val="00C75728"/>
+    <w:rPr>
+      <w:color w:val="605E5C"/>
+      <w:shd w:val="clear" w:color="auto" w:fill="E1DFDD"/>
+    </w:rPr>
   </w:style>
 </w:styles>
 </file>
@@ -10432,7 +12748,9 @@
         <a:p>
           <a:pPr algn="ctr"/>
           <a:r>
-            <a:rPr lang="ro-RO" sz="1000"/>
+            <a:rPr lang="ro-RO" sz="900">
+              <a:latin typeface="UT Sans" panose="00000500000000000000" pitchFamily="2" charset="0"/>
+            </a:rPr>
             <a:t>1925 - Primele experimente</a:t>
           </a:r>
         </a:p>
@@ -10446,19 +12764,23 @@
         <a:lstStyle/>
         <a:p>
           <a:pPr algn="ctr"/>
-          <a:endParaRPr lang="ro-RO"/>
+          <a:endParaRPr lang="ro-RO" sz="900">
+            <a:latin typeface="UT Sans" panose="00000500000000000000" pitchFamily="2" charset="0"/>
+          </a:endParaRPr>
         </a:p>
       </dgm:t>
     </dgm:pt>
     <dgm:pt modelId="{259759DE-9CE6-4BAD-A4AB-35355011576C}" type="sibTrans" cxnId="{B6FC5CFF-05E2-4E4B-ADA5-9DB74B39BD9C}">
-      <dgm:prSet/>
+      <dgm:prSet custT="1"/>
       <dgm:spPr/>
       <dgm:t>
         <a:bodyPr/>
         <a:lstStyle/>
         <a:p>
           <a:pPr algn="ctr"/>
-          <a:endParaRPr lang="ro-RO"/>
+          <a:endParaRPr lang="ro-RO" sz="900">
+            <a:latin typeface="UT Sans" panose="00000500000000000000" pitchFamily="2" charset="0"/>
+          </a:endParaRPr>
         </a:p>
       </dgm:t>
     </dgm:pt>
@@ -10471,7 +12793,9 @@
         <a:p>
           <a:pPr algn="ctr"/>
           <a:r>
-            <a:rPr lang="ro-RO" sz="900"/>
+            <a:rPr lang="ro-RO" sz="900">
+              <a:latin typeface="UT Sans" panose="00000500000000000000" pitchFamily="2" charset="0"/>
+            </a:rPr>
             <a:t>1970 - Protocolul X10</a:t>
           </a:r>
         </a:p>
@@ -10485,19 +12809,23 @@
         <a:lstStyle/>
         <a:p>
           <a:pPr algn="ctr"/>
-          <a:endParaRPr lang="ro-RO"/>
+          <a:endParaRPr lang="ro-RO" sz="900">
+            <a:latin typeface="UT Sans" panose="00000500000000000000" pitchFamily="2" charset="0"/>
+          </a:endParaRPr>
         </a:p>
       </dgm:t>
     </dgm:pt>
     <dgm:pt modelId="{BB89E093-7CD0-4402-8679-B8FA288E9B97}" type="sibTrans" cxnId="{F7D8998A-3581-4EEF-B01F-6B4BD34A9946}">
-      <dgm:prSet/>
+      <dgm:prSet custT="1"/>
       <dgm:spPr/>
       <dgm:t>
         <a:bodyPr/>
         <a:lstStyle/>
         <a:p>
           <a:pPr algn="ctr"/>
-          <a:endParaRPr lang="ro-RO"/>
+          <a:endParaRPr lang="ro-RO" sz="900">
+            <a:latin typeface="UT Sans" panose="00000500000000000000" pitchFamily="2" charset="0"/>
+          </a:endParaRPr>
         </a:p>
       </dgm:t>
     </dgm:pt>
@@ -10510,7 +12838,9 @@
         <a:p>
           <a:pPr algn="ctr"/>
           <a:r>
-            <a:rPr lang="ro-RO" sz="900"/>
+            <a:rPr lang="ro-RO" sz="900">
+              <a:latin typeface="UT Sans" panose="00000500000000000000" pitchFamily="2" charset="0"/>
+            </a:rPr>
             <a:t>2000 - HomePlug</a:t>
           </a:r>
         </a:p>
@@ -10524,19 +12854,23 @@
         <a:lstStyle/>
         <a:p>
           <a:pPr algn="ctr"/>
-          <a:endParaRPr lang="ro-RO"/>
+          <a:endParaRPr lang="ro-RO" sz="900">
+            <a:latin typeface="UT Sans" panose="00000500000000000000" pitchFamily="2" charset="0"/>
+          </a:endParaRPr>
         </a:p>
       </dgm:t>
     </dgm:pt>
     <dgm:pt modelId="{4F0FA47C-A556-4107-BDA6-5D9CF1C190F6}" type="sibTrans" cxnId="{76187A79-DF7A-48D8-B755-E018165D7A40}">
-      <dgm:prSet/>
+      <dgm:prSet custT="1"/>
       <dgm:spPr/>
       <dgm:t>
         <a:bodyPr/>
         <a:lstStyle/>
         <a:p>
           <a:pPr algn="ctr"/>
-          <a:endParaRPr lang="ro-RO"/>
+          <a:endParaRPr lang="ro-RO" sz="900">
+            <a:latin typeface="UT Sans" panose="00000500000000000000" pitchFamily="2" charset="0"/>
+          </a:endParaRPr>
         </a:p>
       </dgm:t>
     </dgm:pt>
@@ -10549,7 +12883,9 @@
         <a:p>
           <a:pPr algn="ctr"/>
           <a:r>
-            <a:rPr lang="ro-RO" sz="900"/>
+            <a:rPr lang="ro-RO" sz="900">
+              <a:latin typeface="UT Sans" panose="00000500000000000000" pitchFamily="2" charset="0"/>
+            </a:rPr>
             <a:t>2009 - G.hn</a:t>
           </a:r>
         </a:p>
@@ -10563,19 +12899,23 @@
         <a:lstStyle/>
         <a:p>
           <a:pPr algn="ctr"/>
-          <a:endParaRPr lang="ro-RO"/>
+          <a:endParaRPr lang="ro-RO" sz="900">
+            <a:latin typeface="UT Sans" panose="00000500000000000000" pitchFamily="2" charset="0"/>
+          </a:endParaRPr>
         </a:p>
       </dgm:t>
     </dgm:pt>
     <dgm:pt modelId="{7B713CBE-2680-4BC3-A98A-EA87B42247B7}" type="sibTrans" cxnId="{05C36916-9F24-492E-8746-F241F86B5439}">
-      <dgm:prSet/>
+      <dgm:prSet custT="1"/>
       <dgm:spPr/>
       <dgm:t>
         <a:bodyPr/>
         <a:lstStyle/>
         <a:p>
           <a:pPr algn="ctr"/>
-          <a:endParaRPr lang="ro-RO"/>
+          <a:endParaRPr lang="ro-RO" sz="900">
+            <a:latin typeface="UT Sans" panose="00000500000000000000" pitchFamily="2" charset="0"/>
+          </a:endParaRPr>
         </a:p>
       </dgm:t>
     </dgm:pt>
@@ -10588,7 +12928,9 @@
         <a:p>
           <a:pPr algn="ctr"/>
           <a:r>
-            <a:rPr lang="ro-RO" sz="900"/>
+            <a:rPr lang="ro-RO" sz="900">
+              <a:latin typeface="UT Sans" panose="00000500000000000000" pitchFamily="2" charset="0"/>
+            </a:rPr>
             <a:t>2016 - Sfârșitul HomePlug</a:t>
           </a:r>
         </a:p>
@@ -10602,19 +12944,23 @@
         <a:lstStyle/>
         <a:p>
           <a:pPr algn="ctr"/>
-          <a:endParaRPr lang="ro-RO"/>
+          <a:endParaRPr lang="ro-RO" sz="900">
+            <a:latin typeface="UT Sans" panose="00000500000000000000" pitchFamily="2" charset="0"/>
+          </a:endParaRPr>
         </a:p>
       </dgm:t>
     </dgm:pt>
     <dgm:pt modelId="{1F34002C-9A17-485A-9BF8-09967ACE340B}" type="sibTrans" cxnId="{56DB04A4-88C7-4EF0-830E-DFF3D63504DF}">
-      <dgm:prSet/>
+      <dgm:prSet custT="1"/>
       <dgm:spPr/>
       <dgm:t>
         <a:bodyPr/>
         <a:lstStyle/>
         <a:p>
           <a:pPr algn="ctr"/>
-          <a:endParaRPr lang="ro-RO"/>
+          <a:endParaRPr lang="ro-RO" sz="900">
+            <a:latin typeface="UT Sans" panose="00000500000000000000" pitchFamily="2" charset="0"/>
+          </a:endParaRPr>
         </a:p>
       </dgm:t>
     </dgm:pt>
@@ -10627,7 +12973,9 @@
         <a:p>
           <a:pPr algn="ctr"/>
           <a:r>
-            <a:rPr lang="ro-RO" sz="900"/>
+            <a:rPr lang="ro-RO" sz="900">
+              <a:latin typeface="UT Sans" panose="00000500000000000000" pitchFamily="2" charset="0"/>
+            </a:rPr>
             <a:t>2024 - Aprobarea IEEE 1901c</a:t>
           </a:r>
         </a:p>
@@ -10641,7 +12989,9 @@
         <a:lstStyle/>
         <a:p>
           <a:pPr algn="ctr"/>
-          <a:endParaRPr lang="ro-RO"/>
+          <a:endParaRPr lang="ro-RO" sz="900">
+            <a:latin typeface="UT Sans" panose="00000500000000000000" pitchFamily="2" charset="0"/>
+          </a:endParaRPr>
         </a:p>
       </dgm:t>
     </dgm:pt>
@@ -10653,7 +13003,9 @@
         <a:lstStyle/>
         <a:p>
           <a:pPr algn="ctr"/>
-          <a:endParaRPr lang="ro-RO"/>
+          <a:endParaRPr lang="ro-RO" sz="900">
+            <a:latin typeface="UT Sans" panose="00000500000000000000" pitchFamily="2" charset="0"/>
+          </a:endParaRPr>
         </a:p>
       </dgm:t>
     </dgm:pt>
@@ -10821,157 +13173,8 @@
       </dsp:nvSpPr>
       <dsp:spPr>
         <a:xfrm>
-          <a:off x="2984" y="274031"/>
-          <a:ext cx="763158" cy="693997"/>
-        </a:xfrm>
-        <a:prstGeom prst="roundRect">
-          <a:avLst>
-            <a:gd name="adj" fmla="val 10000"/>
-          </a:avLst>
-        </a:prstGeom>
-        <a:solidFill>
-          <a:schemeClr val="accent1">
-            <a:hueOff val="0"/>
-            <a:satOff val="0"/>
-            <a:lumOff val="0"/>
-            <a:alphaOff val="0"/>
-          </a:schemeClr>
-        </a:solidFill>
-        <a:ln w="25400" cap="flat" cmpd="sng" algn="ctr">
-          <a:solidFill>
-            <a:schemeClr val="lt1">
-              <a:hueOff val="0"/>
-              <a:satOff val="0"/>
-              <a:lumOff val="0"/>
-              <a:alphaOff val="0"/>
-            </a:schemeClr>
-          </a:solidFill>
-          <a:prstDash val="solid"/>
-        </a:ln>
-        <a:effectLst/>
-      </dsp:spPr>
-      <dsp:style>
-        <a:lnRef idx="2">
-          <a:scrgbClr r="0" g="0" b="0"/>
-        </a:lnRef>
-        <a:fillRef idx="1">
-          <a:scrgbClr r="0" g="0" b="0"/>
-        </a:fillRef>
-        <a:effectRef idx="0">
-          <a:scrgbClr r="0" g="0" b="0"/>
-        </a:effectRef>
-        <a:fontRef idx="minor">
-          <a:schemeClr val="lt1"/>
-        </a:fontRef>
-      </dsp:style>
-      <dsp:txBody>
-        <a:bodyPr spcFirstLastPara="0" vert="horz" wrap="square" lIns="38100" tIns="38100" rIns="38100" bIns="38100" numCol="1" spcCol="1270" anchor="ctr" anchorCtr="0">
-          <a:noAutofit/>
-        </a:bodyPr>
-        <a:lstStyle/>
-        <a:p>
-          <a:pPr marL="0" lvl="0" indent="0" algn="ctr" defTabSz="444500">
-            <a:lnSpc>
-              <a:spcPct val="90000"/>
-            </a:lnSpc>
-            <a:spcBef>
-              <a:spcPct val="0"/>
-            </a:spcBef>
-            <a:spcAft>
-              <a:spcPct val="35000"/>
-            </a:spcAft>
-            <a:buNone/>
-          </a:pPr>
-          <a:r>
-            <a:rPr lang="ro-RO" sz="1000" kern="1200"/>
-            <a:t>1925 - Primele experimente</a:t>
-          </a:r>
-        </a:p>
-      </dsp:txBody>
-      <dsp:txXfrm>
-        <a:off x="23310" y="294357"/>
-        <a:ext cx="722506" cy="653345"/>
-      </dsp:txXfrm>
-    </dsp:sp>
-    <dsp:sp modelId="{D93A38FC-97F5-45AD-889A-018395E32537}">
-      <dsp:nvSpPr>
-        <dsp:cNvPr id="0" name=""/>
-        <dsp:cNvSpPr/>
-      </dsp:nvSpPr>
-      <dsp:spPr>
-        <a:xfrm>
-          <a:off x="842458" y="526398"/>
-          <a:ext cx="161789" cy="189263"/>
-        </a:xfrm>
-        <a:prstGeom prst="rightArrow">
-          <a:avLst>
-            <a:gd name="adj1" fmla="val 60000"/>
-            <a:gd name="adj2" fmla="val 50000"/>
-          </a:avLst>
-        </a:prstGeom>
-        <a:solidFill>
-          <a:schemeClr val="accent1">
-            <a:tint val="60000"/>
-            <a:hueOff val="0"/>
-            <a:satOff val="0"/>
-            <a:lumOff val="0"/>
-            <a:alphaOff val="0"/>
-          </a:schemeClr>
-        </a:solidFill>
-        <a:ln>
-          <a:noFill/>
-        </a:ln>
-        <a:effectLst/>
-      </dsp:spPr>
-      <dsp:style>
-        <a:lnRef idx="0">
-          <a:scrgbClr r="0" g="0" b="0"/>
-        </a:lnRef>
-        <a:fillRef idx="1">
-          <a:scrgbClr r="0" g="0" b="0"/>
-        </a:fillRef>
-        <a:effectRef idx="0">
-          <a:scrgbClr r="0" g="0" b="0"/>
-        </a:effectRef>
-        <a:fontRef idx="minor">
-          <a:schemeClr val="lt1"/>
-        </a:fontRef>
-      </dsp:style>
-      <dsp:txBody>
-        <a:bodyPr spcFirstLastPara="0" vert="horz" wrap="square" lIns="0" tIns="0" rIns="0" bIns="0" numCol="1" spcCol="1270" anchor="ctr" anchorCtr="0">
-          <a:noAutofit/>
-        </a:bodyPr>
-        <a:lstStyle/>
-        <a:p>
-          <a:pPr marL="0" lvl="0" indent="0" algn="ctr" defTabSz="355600">
-            <a:lnSpc>
-              <a:spcPct val="90000"/>
-            </a:lnSpc>
-            <a:spcBef>
-              <a:spcPct val="0"/>
-            </a:spcBef>
-            <a:spcAft>
-              <a:spcPct val="35000"/>
-            </a:spcAft>
-            <a:buNone/>
-          </a:pPr>
-          <a:endParaRPr lang="ro-RO" sz="800" kern="1200"/>
-        </a:p>
-      </dsp:txBody>
-      <dsp:txXfrm>
-        <a:off x="842458" y="564251"/>
-        <a:ext cx="113252" cy="113557"/>
-      </dsp:txXfrm>
-    </dsp:sp>
-    <dsp:sp modelId="{BCBF33AE-1C2B-4D31-AD3F-FD0BA86D3C66}">
-      <dsp:nvSpPr>
-        <dsp:cNvPr id="0" name=""/>
-        <dsp:cNvSpPr/>
-      </dsp:nvSpPr>
-      <dsp:spPr>
-        <a:xfrm>
-          <a:off x="1071406" y="274031"/>
-          <a:ext cx="763158" cy="693997"/>
+          <a:off x="0" y="327404"/>
+          <a:ext cx="763905" cy="587251"/>
         </a:xfrm>
         <a:prstGeom prst="roundRect">
           <a:avLst>
@@ -11032,25 +13235,27 @@
             <a:buNone/>
           </a:pPr>
           <a:r>
-            <a:rPr lang="ro-RO" sz="900" kern="1200"/>
-            <a:t>1970 - Protocolul X10</a:t>
+            <a:rPr lang="ro-RO" sz="900" kern="1200">
+              <a:latin typeface="UT Sans" panose="00000500000000000000" pitchFamily="2" charset="0"/>
+            </a:rPr>
+            <a:t>1925 - Primele experimente</a:t>
           </a:r>
         </a:p>
       </dsp:txBody>
       <dsp:txXfrm>
-        <a:off x="1091732" y="294357"/>
-        <a:ext cx="722506" cy="653345"/>
+        <a:off x="17200" y="344604"/>
+        <a:ext cx="729505" cy="552851"/>
       </dsp:txXfrm>
     </dsp:sp>
-    <dsp:sp modelId="{24F4AD5A-DA57-4841-8057-BE6700E17A46}">
+    <dsp:sp modelId="{D93A38FC-97F5-45AD-889A-018395E32537}">
       <dsp:nvSpPr>
         <dsp:cNvPr id="0" name=""/>
         <dsp:cNvSpPr/>
       </dsp:nvSpPr>
       <dsp:spPr>
         <a:xfrm>
-          <a:off x="1910881" y="526398"/>
-          <a:ext cx="161789" cy="189263"/>
+          <a:off x="840295" y="526305"/>
+          <a:ext cx="161947" cy="189448"/>
         </a:xfrm>
         <a:prstGeom prst="rightArrow">
           <a:avLst>
@@ -11092,7 +13297,7 @@
         </a:bodyPr>
         <a:lstStyle/>
         <a:p>
-          <a:pPr marL="0" lvl="0" indent="0" algn="ctr" defTabSz="355600">
+          <a:pPr marL="0" lvl="0" indent="0" algn="ctr" defTabSz="400050">
             <a:lnSpc>
               <a:spcPct val="90000"/>
             </a:lnSpc>
@@ -11104,23 +13309,25 @@
             </a:spcAft>
             <a:buNone/>
           </a:pPr>
-          <a:endParaRPr lang="ro-RO" sz="800" kern="1200"/>
+          <a:endParaRPr lang="ro-RO" sz="900" kern="1200">
+            <a:latin typeface="UT Sans" panose="00000500000000000000" pitchFamily="2" charset="0"/>
+          </a:endParaRPr>
         </a:p>
       </dsp:txBody>
       <dsp:txXfrm>
-        <a:off x="1910881" y="564251"/>
-        <a:ext cx="113252" cy="113557"/>
+        <a:off x="840295" y="564195"/>
+        <a:ext cx="113363" cy="113668"/>
       </dsp:txXfrm>
     </dsp:sp>
-    <dsp:sp modelId="{6C361FA6-92D6-4480-AE8B-32D28DC7CFC4}">
+    <dsp:sp modelId="{BCBF33AE-1C2B-4D31-AD3F-FD0BA86D3C66}">
       <dsp:nvSpPr>
         <dsp:cNvPr id="0" name=""/>
         <dsp:cNvSpPr/>
       </dsp:nvSpPr>
       <dsp:spPr>
         <a:xfrm>
-          <a:off x="2139829" y="274031"/>
-          <a:ext cx="763158" cy="693997"/>
+          <a:off x="1069467" y="327404"/>
+          <a:ext cx="763905" cy="587251"/>
         </a:xfrm>
         <a:prstGeom prst="roundRect">
           <a:avLst>
@@ -11181,25 +13388,27 @@
             <a:buNone/>
           </a:pPr>
           <a:r>
-            <a:rPr lang="ro-RO" sz="900" kern="1200"/>
-            <a:t>2000 - HomePlug</a:t>
+            <a:rPr lang="ro-RO" sz="900" kern="1200">
+              <a:latin typeface="UT Sans" panose="00000500000000000000" pitchFamily="2" charset="0"/>
+            </a:rPr>
+            <a:t>1970 - Protocolul X10</a:t>
           </a:r>
         </a:p>
       </dsp:txBody>
       <dsp:txXfrm>
-        <a:off x="2160155" y="294357"/>
-        <a:ext cx="722506" cy="653345"/>
+        <a:off x="1086667" y="344604"/>
+        <a:ext cx="729505" cy="552851"/>
       </dsp:txXfrm>
     </dsp:sp>
-    <dsp:sp modelId="{C5710FC5-DBCC-4CFD-B16C-4AEA6128EAED}">
+    <dsp:sp modelId="{24F4AD5A-DA57-4841-8057-BE6700E17A46}">
       <dsp:nvSpPr>
         <dsp:cNvPr id="0" name=""/>
         <dsp:cNvSpPr/>
       </dsp:nvSpPr>
       <dsp:spPr>
         <a:xfrm>
-          <a:off x="2979304" y="526398"/>
-          <a:ext cx="161789" cy="189263"/>
+          <a:off x="1909762" y="526305"/>
+          <a:ext cx="161947" cy="189448"/>
         </a:xfrm>
         <a:prstGeom prst="rightArrow">
           <a:avLst>
@@ -11241,7 +13450,7 @@
         </a:bodyPr>
         <a:lstStyle/>
         <a:p>
-          <a:pPr marL="0" lvl="0" indent="0" algn="ctr" defTabSz="355600">
+          <a:pPr marL="0" lvl="0" indent="0" algn="ctr" defTabSz="400050">
             <a:lnSpc>
               <a:spcPct val="90000"/>
             </a:lnSpc>
@@ -11253,23 +13462,25 @@
             </a:spcAft>
             <a:buNone/>
           </a:pPr>
-          <a:endParaRPr lang="ro-RO" sz="800" kern="1200"/>
+          <a:endParaRPr lang="ro-RO" sz="900" kern="1200">
+            <a:latin typeface="UT Sans" panose="00000500000000000000" pitchFamily="2" charset="0"/>
+          </a:endParaRPr>
         </a:p>
       </dsp:txBody>
       <dsp:txXfrm>
-        <a:off x="2979304" y="564251"/>
-        <a:ext cx="113252" cy="113557"/>
+        <a:off x="1909762" y="564195"/>
+        <a:ext cx="113363" cy="113668"/>
       </dsp:txXfrm>
     </dsp:sp>
-    <dsp:sp modelId="{E60714F0-707E-4F6D-BD7C-A56C7323158B}">
+    <dsp:sp modelId="{6C361FA6-92D6-4480-AE8B-32D28DC7CFC4}">
       <dsp:nvSpPr>
         <dsp:cNvPr id="0" name=""/>
         <dsp:cNvSpPr/>
       </dsp:nvSpPr>
       <dsp:spPr>
         <a:xfrm>
-          <a:off x="3208251" y="274031"/>
-          <a:ext cx="763158" cy="693997"/>
+          <a:off x="2138934" y="327404"/>
+          <a:ext cx="763905" cy="587251"/>
         </a:xfrm>
         <a:prstGeom prst="roundRect">
           <a:avLst>
@@ -11330,25 +13541,27 @@
             <a:buNone/>
           </a:pPr>
           <a:r>
-            <a:rPr lang="ro-RO" sz="900" kern="1200"/>
-            <a:t>2009 - G.hn</a:t>
+            <a:rPr lang="ro-RO" sz="900" kern="1200">
+              <a:latin typeface="UT Sans" panose="00000500000000000000" pitchFamily="2" charset="0"/>
+            </a:rPr>
+            <a:t>2000 - HomePlug</a:t>
           </a:r>
         </a:p>
       </dsp:txBody>
       <dsp:txXfrm>
-        <a:off x="3228577" y="294357"/>
-        <a:ext cx="722506" cy="653345"/>
+        <a:off x="2156134" y="344604"/>
+        <a:ext cx="729505" cy="552851"/>
       </dsp:txXfrm>
     </dsp:sp>
-    <dsp:sp modelId="{33E85271-AA4D-4D24-AD4F-C5FA9CB2924E}">
+    <dsp:sp modelId="{C5710FC5-DBCC-4CFD-B16C-4AEA6128EAED}">
       <dsp:nvSpPr>
         <dsp:cNvPr id="0" name=""/>
         <dsp:cNvSpPr/>
       </dsp:nvSpPr>
       <dsp:spPr>
         <a:xfrm>
-          <a:off x="4047726" y="526398"/>
-          <a:ext cx="161789" cy="189263"/>
+          <a:off x="2979229" y="526305"/>
+          <a:ext cx="161947" cy="189448"/>
         </a:xfrm>
         <a:prstGeom prst="rightArrow">
           <a:avLst>
@@ -11390,7 +13603,7 @@
         </a:bodyPr>
         <a:lstStyle/>
         <a:p>
-          <a:pPr marL="0" lvl="0" indent="0" algn="ctr" defTabSz="355600">
+          <a:pPr marL="0" lvl="0" indent="0" algn="ctr" defTabSz="400050">
             <a:lnSpc>
               <a:spcPct val="90000"/>
             </a:lnSpc>
@@ -11402,23 +13615,25 @@
             </a:spcAft>
             <a:buNone/>
           </a:pPr>
-          <a:endParaRPr lang="ro-RO" sz="800" kern="1200"/>
+          <a:endParaRPr lang="ro-RO" sz="900" kern="1200">
+            <a:latin typeface="UT Sans" panose="00000500000000000000" pitchFamily="2" charset="0"/>
+          </a:endParaRPr>
         </a:p>
       </dsp:txBody>
       <dsp:txXfrm>
-        <a:off x="4047726" y="564251"/>
-        <a:ext cx="113252" cy="113557"/>
+        <a:off x="2979229" y="564195"/>
+        <a:ext cx="113363" cy="113668"/>
       </dsp:txXfrm>
     </dsp:sp>
-    <dsp:sp modelId="{C69FB0DC-24BF-4420-826B-FC8657B7E427}">
+    <dsp:sp modelId="{E60714F0-707E-4F6D-BD7C-A56C7323158B}">
       <dsp:nvSpPr>
         <dsp:cNvPr id="0" name=""/>
         <dsp:cNvSpPr/>
       </dsp:nvSpPr>
       <dsp:spPr>
         <a:xfrm>
-          <a:off x="4276674" y="274031"/>
-          <a:ext cx="763158" cy="693997"/>
+          <a:off x="3208401" y="327404"/>
+          <a:ext cx="763905" cy="587251"/>
         </a:xfrm>
         <a:prstGeom prst="roundRect">
           <a:avLst>
@@ -11479,25 +13694,27 @@
             <a:buNone/>
           </a:pPr>
           <a:r>
-            <a:rPr lang="ro-RO" sz="900" kern="1200"/>
-            <a:t>2016 - Sfârșitul HomePlug</a:t>
+            <a:rPr lang="ro-RO" sz="900" kern="1200">
+              <a:latin typeface="UT Sans" panose="00000500000000000000" pitchFamily="2" charset="0"/>
+            </a:rPr>
+            <a:t>2009 - G.hn</a:t>
           </a:r>
         </a:p>
       </dsp:txBody>
       <dsp:txXfrm>
-        <a:off x="4297000" y="294357"/>
-        <a:ext cx="722506" cy="653345"/>
+        <a:off x="3225601" y="344604"/>
+        <a:ext cx="729505" cy="552851"/>
       </dsp:txXfrm>
     </dsp:sp>
-    <dsp:sp modelId="{5583BF0B-1797-4E38-94C4-1B8A3C715E0B}">
+    <dsp:sp modelId="{33E85271-AA4D-4D24-AD4F-C5FA9CB2924E}">
       <dsp:nvSpPr>
         <dsp:cNvPr id="0" name=""/>
         <dsp:cNvSpPr/>
       </dsp:nvSpPr>
       <dsp:spPr>
         <a:xfrm>
-          <a:off x="5116149" y="526398"/>
-          <a:ext cx="161789" cy="189263"/>
+          <a:off x="4048696" y="526305"/>
+          <a:ext cx="161947" cy="189448"/>
         </a:xfrm>
         <a:prstGeom prst="rightArrow">
           <a:avLst>
@@ -11539,7 +13756,7 @@
         </a:bodyPr>
         <a:lstStyle/>
         <a:p>
-          <a:pPr marL="0" lvl="0" indent="0" algn="ctr" defTabSz="355600">
+          <a:pPr marL="0" lvl="0" indent="0" algn="ctr" defTabSz="400050">
             <a:lnSpc>
               <a:spcPct val="90000"/>
             </a:lnSpc>
@@ -11551,23 +13768,25 @@
             </a:spcAft>
             <a:buNone/>
           </a:pPr>
-          <a:endParaRPr lang="ro-RO" sz="800" kern="1200"/>
+          <a:endParaRPr lang="ro-RO" sz="900" kern="1200">
+            <a:latin typeface="UT Sans" panose="00000500000000000000" pitchFamily="2" charset="0"/>
+          </a:endParaRPr>
         </a:p>
       </dsp:txBody>
       <dsp:txXfrm>
-        <a:off x="5116149" y="564251"/>
-        <a:ext cx="113252" cy="113557"/>
+        <a:off x="4048696" y="564195"/>
+        <a:ext cx="113363" cy="113668"/>
       </dsp:txXfrm>
     </dsp:sp>
-    <dsp:sp modelId="{733BC587-5A60-4FFF-9E5E-DAB7DC81CCEF}">
+    <dsp:sp modelId="{C69FB0DC-24BF-4420-826B-FC8657B7E427}">
       <dsp:nvSpPr>
         <dsp:cNvPr id="0" name=""/>
         <dsp:cNvSpPr/>
       </dsp:nvSpPr>
       <dsp:spPr>
         <a:xfrm>
-          <a:off x="5345096" y="274031"/>
-          <a:ext cx="763158" cy="693997"/>
+          <a:off x="4277868" y="327404"/>
+          <a:ext cx="763905" cy="587251"/>
         </a:xfrm>
         <a:prstGeom prst="roundRect">
           <a:avLst>
@@ -11628,14 +13847,169 @@
             <a:buNone/>
           </a:pPr>
           <a:r>
-            <a:rPr lang="ro-RO" sz="900" kern="1200"/>
+            <a:rPr lang="ro-RO" sz="900" kern="1200">
+              <a:latin typeface="UT Sans" panose="00000500000000000000" pitchFamily="2" charset="0"/>
+            </a:rPr>
+            <a:t>2016 - Sfârșitul HomePlug</a:t>
+          </a:r>
+        </a:p>
+      </dsp:txBody>
+      <dsp:txXfrm>
+        <a:off x="4295068" y="344604"/>
+        <a:ext cx="729505" cy="552851"/>
+      </dsp:txXfrm>
+    </dsp:sp>
+    <dsp:sp modelId="{5583BF0B-1797-4E38-94C4-1B8A3C715E0B}">
+      <dsp:nvSpPr>
+        <dsp:cNvPr id="0" name=""/>
+        <dsp:cNvSpPr/>
+      </dsp:nvSpPr>
+      <dsp:spPr>
+        <a:xfrm>
+          <a:off x="5118163" y="526305"/>
+          <a:ext cx="161947" cy="189448"/>
+        </a:xfrm>
+        <a:prstGeom prst="rightArrow">
+          <a:avLst>
+            <a:gd name="adj1" fmla="val 60000"/>
+            <a:gd name="adj2" fmla="val 50000"/>
+          </a:avLst>
+        </a:prstGeom>
+        <a:solidFill>
+          <a:schemeClr val="accent1">
+            <a:tint val="60000"/>
+            <a:hueOff val="0"/>
+            <a:satOff val="0"/>
+            <a:lumOff val="0"/>
+            <a:alphaOff val="0"/>
+          </a:schemeClr>
+        </a:solidFill>
+        <a:ln>
+          <a:noFill/>
+        </a:ln>
+        <a:effectLst/>
+      </dsp:spPr>
+      <dsp:style>
+        <a:lnRef idx="0">
+          <a:scrgbClr r="0" g="0" b="0"/>
+        </a:lnRef>
+        <a:fillRef idx="1">
+          <a:scrgbClr r="0" g="0" b="0"/>
+        </a:fillRef>
+        <a:effectRef idx="0">
+          <a:scrgbClr r="0" g="0" b="0"/>
+        </a:effectRef>
+        <a:fontRef idx="minor">
+          <a:schemeClr val="lt1"/>
+        </a:fontRef>
+      </dsp:style>
+      <dsp:txBody>
+        <a:bodyPr spcFirstLastPara="0" vert="horz" wrap="square" lIns="0" tIns="0" rIns="0" bIns="0" numCol="1" spcCol="1270" anchor="ctr" anchorCtr="0">
+          <a:noAutofit/>
+        </a:bodyPr>
+        <a:lstStyle/>
+        <a:p>
+          <a:pPr marL="0" lvl="0" indent="0" algn="ctr" defTabSz="400050">
+            <a:lnSpc>
+              <a:spcPct val="90000"/>
+            </a:lnSpc>
+            <a:spcBef>
+              <a:spcPct val="0"/>
+            </a:spcBef>
+            <a:spcAft>
+              <a:spcPct val="35000"/>
+            </a:spcAft>
+            <a:buNone/>
+          </a:pPr>
+          <a:endParaRPr lang="ro-RO" sz="900" kern="1200">
+            <a:latin typeface="UT Sans" panose="00000500000000000000" pitchFamily="2" charset="0"/>
+          </a:endParaRPr>
+        </a:p>
+      </dsp:txBody>
+      <dsp:txXfrm>
+        <a:off x="5118163" y="564195"/>
+        <a:ext cx="113363" cy="113668"/>
+      </dsp:txXfrm>
+    </dsp:sp>
+    <dsp:sp modelId="{733BC587-5A60-4FFF-9E5E-DAB7DC81CCEF}">
+      <dsp:nvSpPr>
+        <dsp:cNvPr id="0" name=""/>
+        <dsp:cNvSpPr/>
+      </dsp:nvSpPr>
+      <dsp:spPr>
+        <a:xfrm>
+          <a:off x="5347335" y="327404"/>
+          <a:ext cx="763905" cy="587251"/>
+        </a:xfrm>
+        <a:prstGeom prst="roundRect">
+          <a:avLst>
+            <a:gd name="adj" fmla="val 10000"/>
+          </a:avLst>
+        </a:prstGeom>
+        <a:solidFill>
+          <a:schemeClr val="accent1">
+            <a:hueOff val="0"/>
+            <a:satOff val="0"/>
+            <a:lumOff val="0"/>
+            <a:alphaOff val="0"/>
+          </a:schemeClr>
+        </a:solidFill>
+        <a:ln w="25400" cap="flat" cmpd="sng" algn="ctr">
+          <a:solidFill>
+            <a:schemeClr val="lt1">
+              <a:hueOff val="0"/>
+              <a:satOff val="0"/>
+              <a:lumOff val="0"/>
+              <a:alphaOff val="0"/>
+            </a:schemeClr>
+          </a:solidFill>
+          <a:prstDash val="solid"/>
+        </a:ln>
+        <a:effectLst/>
+      </dsp:spPr>
+      <dsp:style>
+        <a:lnRef idx="2">
+          <a:scrgbClr r="0" g="0" b="0"/>
+        </a:lnRef>
+        <a:fillRef idx="1">
+          <a:scrgbClr r="0" g="0" b="0"/>
+        </a:fillRef>
+        <a:effectRef idx="0">
+          <a:scrgbClr r="0" g="0" b="0"/>
+        </a:effectRef>
+        <a:fontRef idx="minor">
+          <a:schemeClr val="lt1"/>
+        </a:fontRef>
+      </dsp:style>
+      <dsp:txBody>
+        <a:bodyPr spcFirstLastPara="0" vert="horz" wrap="square" lIns="34290" tIns="34290" rIns="34290" bIns="34290" numCol="1" spcCol="1270" anchor="ctr" anchorCtr="0">
+          <a:noAutofit/>
+        </a:bodyPr>
+        <a:lstStyle/>
+        <a:p>
+          <a:pPr marL="0" lvl="0" indent="0" algn="ctr" defTabSz="400050">
+            <a:lnSpc>
+              <a:spcPct val="90000"/>
+            </a:lnSpc>
+            <a:spcBef>
+              <a:spcPct val="0"/>
+            </a:spcBef>
+            <a:spcAft>
+              <a:spcPct val="35000"/>
+            </a:spcAft>
+            <a:buNone/>
+          </a:pPr>
+          <a:r>
+            <a:rPr lang="ro-RO" sz="900" kern="1200">
+              <a:latin typeface="UT Sans" panose="00000500000000000000" pitchFamily="2" charset="0"/>
+            </a:rPr>
             <a:t>2024 - Aprobarea IEEE 1901c</a:t>
           </a:r>
         </a:p>
       </dsp:txBody>
       <dsp:txXfrm>
-        <a:off x="5365422" y="294357"/>
-        <a:ext cx="722506" cy="653345"/>
+        <a:off x="5364535" y="344604"/>
+        <a:ext cx="729505" cy="552851"/>
       </dsp:txXfrm>
     </dsp:sp>
   </dsp:spTree>
